--- a/Crystal Report/Crystal Reports.docx
+++ b/Crystal Report/Crystal Reports.docx
@@ -1013,25 +1013,1882 @@
       <w:pPr>
         <w:numPr>
           <w:ilvl w:val="0"/>
+          <w:numId w:val="8"/>
+        </w:numPr>
+        <w:spacing w:after="0" w:afterAutospacing="0" w:before="240" w:lineRule="auto"/>
+        <w:ind w:left="720" w:hanging="360"/>
+      </w:pPr>
+      <w:r>
+        <w:rPr>
+          <w:rFonts w:ascii="Roboto Mono" w:cs="Roboto Mono" w:eastAsia="Roboto Mono" w:hAnsi="Roboto Mono"/>
+          <w:color w:val="188038"/>
+          <w:rtl w:val="0"/>
+        </w:rPr>
+        <w:t xml:space="preserve">IsNull({table.column1})</w:t>
+      </w:r>
+      <w:r>
+        <w:rPr>
+          <w:rFonts w:ascii="Arial Unicode MS" w:cs="Arial Unicode MS" w:eastAsia="Arial Unicode MS" w:hAnsi="Arial Unicode MS"/>
+          <w:rtl w:val="0"/>
+        </w:rPr>
+        <w:t xml:space="preserve"> → check করে column1 null কিনা</w:t>
+      </w:r>
+    </w:p>
+    <w:p>
+      <w:pPr>
+        <w:numPr>
+          <w:ilvl w:val="0"/>
+          <w:numId w:val="8"/>
+        </w:numPr>
+        <w:spacing w:after="240" w:before="0" w:beforeAutospacing="0" w:lineRule="auto"/>
+        <w:ind w:left="720" w:hanging="360"/>
+      </w:pPr>
+      <w:r>
+        <w:rPr>
+          <w:rFonts w:ascii="Roboto Mono" w:cs="Roboto Mono" w:eastAsia="Roboto Mono" w:hAnsi="Roboto Mono"/>
+          <w:color w:val="188038"/>
+          <w:rtl w:val="0"/>
+        </w:rPr>
+        <w:t xml:space="preserve">Not IsNull({table.column1})</w:t>
+      </w:r>
+      <w:r>
+        <w:rPr>
+          <w:rFonts w:ascii="Arial Unicode MS" w:cs="Arial Unicode MS" w:eastAsia="Arial Unicode MS" w:hAnsi="Arial Unicode MS"/>
+          <w:rtl w:val="0"/>
+        </w:rPr>
+        <w:t xml:space="preserve"> → মানে null না, value আছে</w:t>
+      </w:r>
+    </w:p>
+    <w:p>
+      <w:pPr>
+        <w:pStyle w:val="Heading3"/>
+        <w:keepNext w:val="0"/>
+        <w:keepLines w:val="0"/>
+        <w:spacing w:before="280" w:lineRule="auto"/>
+        <w:rPr>
+          <w:b w:val="1"/>
+          <w:bCs w:val="1"/>
+          <w:color w:val="000000"/>
+          <w:sz w:val="26"/>
+          <w:szCs w:val="26"/>
+        </w:rPr>
+      </w:pPr>
+      <w:bookmarkStart w:colFirst="0" w:colLast="0" w:name="_630pmgaypy64" w:id="9"/>
+      <w:bookmarkEnd w:id="9"/>
+      <w:r>
+        <w:rPr>
+          <w:rFonts w:ascii="Vrinda" w:cs="Vrinda" w:eastAsia="Vrinda" w:hAnsi="Vrinda"/>
+          <w:b w:val="1"/>
+          <w:bCs w:val="1"/>
+          <w:color w:val="000000"/>
+          <w:sz w:val="26"/>
+          <w:szCs w:val="26"/>
+          <w:rtl w:val="0"/>
+        </w:rPr>
+        <w:t xml:space="preserve">কাজের নিয়ম</w:t>
+      </w:r>
+    </w:p>
+    <w:p>
+      <w:pPr>
+        <w:numPr>
+          <w:ilvl w:val="0"/>
+          <w:numId w:val="9"/>
+        </w:numPr>
+        <w:spacing w:after="0" w:afterAutospacing="0" w:before="240" w:lineRule="auto"/>
+        <w:ind w:left="720" w:hanging="360"/>
+      </w:pPr>
+      <w:r>
+        <w:rPr>
+          <w:rFonts w:ascii="Arial Unicode MS" w:cs="Arial Unicode MS" w:eastAsia="Arial Unicode MS" w:hAnsi="Arial Unicode MS"/>
+          <w:rtl w:val="0"/>
+        </w:rPr>
+        <w:t xml:space="preserve">Column1-এ value থাকলে → </w:t>
+      </w:r>
+      <w:r>
+        <w:rPr>
+          <w:b w:val="1"/>
+          <w:bCs w:val="1"/>
+          <w:rtl w:val="0"/>
+        </w:rPr>
+        <w:t xml:space="preserve">Column1 show</w:t>
+      </w:r>
+    </w:p>
+    <w:p>
+      <w:pPr>
+        <w:numPr>
+          <w:ilvl w:val="0"/>
+          <w:numId w:val="9"/>
+        </w:numPr>
+        <w:spacing w:after="240" w:before="0" w:beforeAutospacing="0" w:lineRule="auto"/>
+        <w:ind w:left="720" w:hanging="360"/>
+      </w:pPr>
+      <w:r>
+        <w:rPr>
+          <w:rFonts w:ascii="Arial Unicode MS" w:cs="Arial Unicode MS" w:eastAsia="Arial Unicode MS" w:hAnsi="Arial Unicode MS"/>
+          <w:rtl w:val="0"/>
+        </w:rPr>
+        <w:t xml:space="preserve">Column1 null হলে → </w:t>
+      </w:r>
+      <w:r>
+        <w:rPr>
+          <w:b w:val="1"/>
+          <w:bCs w:val="1"/>
+          <w:rtl w:val="0"/>
+        </w:rPr>
+        <w:t xml:space="preserve">Column2 show</w:t>
+      </w:r>
+    </w:p>
+    <w:p>
+      <w:pPr>
+        <w:spacing w:after="240" w:before="240" w:lineRule="auto"/>
+        <w:rPr/>
+      </w:pPr>
+      <w:r>
+        <w:pict>
+          <v:rect style="width:0.0pt;height:1.5pt" o:hr="t" o:hrstd="t" o:hralign="center" fillcolor="#A0A0A0" stroked="f"/>
+        </w:pict>
+      </w:r>
+      <w:r>
+        <w:rPr>
+          <w:rtl w:val="0"/>
+        </w:rPr>
+      </w:r>
+    </w:p>
+    <w:p>
+      <w:pPr>
+        <w:pStyle w:val="Heading2"/>
+        <w:keepNext w:val="0"/>
+        <w:keepLines w:val="0"/>
+        <w:spacing w:after="80" w:lineRule="auto"/>
+        <w:rPr>
+          <w:b w:val="1"/>
+          <w:bCs w:val="1"/>
+          <w:sz w:val="34"/>
+          <w:szCs w:val="34"/>
+        </w:rPr>
+      </w:pPr>
+      <w:bookmarkStart w:colFirst="0" w:colLast="0" w:name="_5i9nle6rh7ct" w:id="10"/>
+      <w:bookmarkEnd w:id="10"/>
+      <w:r>
+        <w:rPr>
+          <w:b w:val="1"/>
+          <w:bCs w:val="1"/>
+          <w:sz w:val="34"/>
+          <w:szCs w:val="34"/>
+          <w:rtl w:val="0"/>
+        </w:rPr>
+        <w:t xml:space="preserve">Output Example</w:t>
+      </w:r>
+    </w:p>
+    <w:p>
+      <w:pPr>
+        <w:numPr>
+          <w:ilvl w:val="0"/>
+          <w:numId w:val="5"/>
+        </w:numPr>
+        <w:spacing w:after="0" w:afterAutospacing="0" w:before="240" w:lineRule="auto"/>
+        <w:ind w:left="720" w:hanging="360"/>
+      </w:pPr>
+      <w:r>
+        <w:rPr>
+          <w:rtl w:val="0"/>
+        </w:rPr>
+        <w:t xml:space="preserve">Column1 = </w:t>
+      </w:r>
+      <w:r>
+        <w:rPr>
+          <w:rFonts w:ascii="Roboto Mono" w:cs="Roboto Mono" w:eastAsia="Roboto Mono" w:hAnsi="Roboto Mono"/>
+          <w:color w:val="188038"/>
+          <w:rtl w:val="0"/>
+        </w:rPr>
+        <w:t xml:space="preserve">Test123</w:t>
+      </w:r>
+      <w:r>
+        <w:rPr>
+          <w:rFonts w:ascii="Arial Unicode MS" w:cs="Arial Unicode MS" w:eastAsia="Arial Unicode MS" w:hAnsi="Arial Unicode MS"/>
+          <w:rtl w:val="0"/>
+        </w:rPr>
+        <w:t xml:space="preserve"> → Output: </w:t>
+      </w:r>
+      <w:r>
+        <w:rPr>
+          <w:rFonts w:ascii="Roboto Mono" w:cs="Roboto Mono" w:eastAsia="Roboto Mono" w:hAnsi="Roboto Mono"/>
+          <w:color w:val="188038"/>
+          <w:rtl w:val="0"/>
+        </w:rPr>
+        <w:t xml:space="preserve">Test123</w:t>
+      </w:r>
+    </w:p>
+    <w:p>
+      <w:pPr>
+        <w:numPr>
+          <w:ilvl w:val="0"/>
+          <w:numId w:val="5"/>
+        </w:numPr>
+        <w:spacing w:after="240" w:before="0" w:beforeAutospacing="0" w:lineRule="auto"/>
+        <w:ind w:left="720" w:hanging="360"/>
+      </w:pPr>
+      <w:r>
+        <w:rPr>
+          <w:rtl w:val="0"/>
+        </w:rPr>
+        <w:t xml:space="preserve">Column1 = </w:t>
+      </w:r>
+      <w:r>
+        <w:rPr>
+          <w:rFonts w:ascii="Roboto Mono" w:cs="Roboto Mono" w:eastAsia="Roboto Mono" w:hAnsi="Roboto Mono"/>
+          <w:color w:val="188038"/>
+          <w:rtl w:val="0"/>
+        </w:rPr>
+        <w:t xml:space="preserve">null</w:t>
+      </w:r>
+      <w:r>
+        <w:rPr>
+          <w:rFonts w:ascii="Arial Unicode MS" w:cs="Arial Unicode MS" w:eastAsia="Arial Unicode MS" w:hAnsi="Arial Unicode MS"/>
+          <w:rtl w:val="0"/>
+        </w:rPr>
+        <w:t xml:space="preserve"> → Output: Column2 value</w:t>
+      </w:r>
+    </w:p>
+    <w:p>
+      <w:pPr>
+        <w:spacing w:after="240" w:before="240" w:lineRule="auto"/>
+        <w:rPr/>
+      </w:pPr>
+      <w:r>
+        <w:rPr>
+          <w:rtl w:val="0"/>
+        </w:rPr>
+      </w:r>
+    </w:p>
+    <w:p>
+      <w:pPr>
+        <w:spacing w:after="240" w:before="240" w:lineRule="auto"/>
+        <w:rPr/>
+      </w:pPr>
+      <w:r>
+        <w:rPr>
+          <w:rtl w:val="0"/>
+        </w:rPr>
+      </w:r>
+    </w:p>
+    <w:p>
+      <w:pPr>
+        <w:pStyle w:val="Heading2"/>
+        <w:keepNext w:val="0"/>
+        <w:keepLines w:val="0"/>
+        <w:spacing w:after="80" w:lineRule="auto"/>
+        <w:rPr>
+          <w:b w:val="1"/>
+          <w:bCs w:val="1"/>
+          <w:sz w:val="34"/>
+          <w:szCs w:val="34"/>
+        </w:rPr>
+      </w:pPr>
+      <w:bookmarkStart w:colFirst="0" w:colLast="0" w:name="_6sgjd45ou7aq" w:id="11"/>
+      <w:bookmarkEnd w:id="11"/>
+      <w:r>
+        <w:rPr>
+          <w:b w:val="1"/>
+          <w:bCs w:val="1"/>
+          <w:sz w:val="34"/>
+          <w:szCs w:val="34"/>
+          <w:rtl w:val="0"/>
+        </w:rPr>
+        <w:t xml:space="preserve">📌 📅 Crystal Reports Date Conversion (YYYYMMDD → Date)</w:t>
+      </w:r>
+    </w:p>
+    <w:p>
+      <w:pPr>
+        <w:pStyle w:val="Heading3"/>
+        <w:keepNext w:val="0"/>
+        <w:keepLines w:val="0"/>
+        <w:spacing w:before="280" w:lineRule="auto"/>
+        <w:rPr>
+          <w:b w:val="1"/>
+          <w:bCs w:val="1"/>
+          <w:color w:val="000000"/>
+          <w:sz w:val="26"/>
+          <w:szCs w:val="26"/>
+        </w:rPr>
+      </w:pPr>
+      <w:bookmarkStart w:colFirst="0" w:colLast="0" w:name="_5xbkxy86gd9h" w:id="12"/>
+      <w:bookmarkEnd w:id="12"/>
+      <w:r>
+        <w:rPr>
+          <w:b w:val="1"/>
+          <w:bCs w:val="1"/>
+          <w:color w:val="000000"/>
+          <w:sz w:val="26"/>
+          <w:szCs w:val="26"/>
+          <w:rtl w:val="0"/>
+        </w:rPr>
+        <w:t xml:space="preserve">🔥 Problem:</w:t>
+      </w:r>
+    </w:p>
+    <w:p>
+      <w:pPr>
+        <w:spacing w:after="240" w:before="240" w:lineRule="auto"/>
+        <w:rPr/>
+      </w:pPr>
+      <w:r>
+        <w:rPr>
+          <w:rFonts w:ascii="Roboto Mono" w:cs="Roboto Mono" w:eastAsia="Roboto Mono" w:hAnsi="Roboto Mono"/>
+          <w:color w:val="188038"/>
+          <w:rtl w:val="0"/>
+        </w:rPr>
+        <w:t xml:space="preserve">{AROBL.DATEDUE}</w:t>
+      </w:r>
+      <w:r>
+        <w:rPr>
+          <w:rFonts w:ascii="Vrinda" w:cs="Vrinda" w:eastAsia="Vrinda" w:hAnsi="Vrinda"/>
+          <w:rtl w:val="0"/>
+        </w:rPr>
+        <w:t xml:space="preserve"> field টি numeric format এ আছে:</w:t>
+      </w:r>
+    </w:p>
+    <w:p>
+      <w:pPr>
+        <w:spacing w:after="240" w:before="240" w:lineRule="auto"/>
+        <w:rPr/>
+      </w:pPr>
+      <w:r>
+        <w:rPr>
+          <w:rFonts w:ascii="Arial Unicode MS" w:cs="Arial Unicode MS" w:eastAsia="Arial Unicode MS" w:hAnsi="Arial Unicode MS"/>
+          <w:rtl w:val="0"/>
+        </w:rPr>
+        <w:t xml:space="preserve">20241231  → YYYYMMDD</w:t>
+      </w:r>
+    </w:p>
+    <w:p>
+      <w:pPr>
+        <w:spacing w:after="240" w:before="240" w:lineRule="auto"/>
+        <w:rPr/>
+      </w:pPr>
+      <w:r>
+        <w:pict>
+          <v:rect style="width:0.0pt;height:1.5pt" o:hr="t" o:hrstd="t" o:hralign="center" fillcolor="#A0A0A0" stroked="f"/>
+        </w:pict>
+      </w:r>
+      <w:r>
+        <w:rPr>
+          <w:rtl w:val="0"/>
+        </w:rPr>
+      </w:r>
+    </w:p>
+    <w:p>
+      <w:pPr>
+        <w:pStyle w:val="Heading2"/>
+        <w:keepNext w:val="0"/>
+        <w:keepLines w:val="0"/>
+        <w:spacing w:after="80" w:lineRule="auto"/>
+        <w:rPr>
+          <w:b w:val="1"/>
+          <w:bCs w:val="1"/>
+          <w:sz w:val="34"/>
+          <w:szCs w:val="34"/>
+        </w:rPr>
+      </w:pPr>
+      <w:bookmarkStart w:colFirst="0" w:colLast="0" w:name="_q6ep1cj7e7o9" w:id="13"/>
+      <w:bookmarkEnd w:id="13"/>
+      <w:r>
+        <w:rPr>
+          <w:b w:val="1"/>
+          <w:bCs w:val="1"/>
+          <w:sz w:val="34"/>
+          <w:szCs w:val="34"/>
+          <w:rtl w:val="0"/>
+        </w:rPr>
+        <w:t xml:space="preserve">✅ ✔️ Final Working Formula</w:t>
+      </w:r>
+    </w:p>
+    <w:p>
+      <w:pPr>
+        <w:spacing w:after="240" w:before="240" w:lineRule="auto"/>
+        <w:rPr/>
+      </w:pPr>
+      <w:r>
+        <w:rPr>
+          <w:rtl w:val="0"/>
+        </w:rPr>
+        <w:t xml:space="preserve">Date(</w:t>
+      </w:r>
+    </w:p>
+    <w:p>
+      <w:pPr>
+        <w:spacing w:after="240" w:before="240" w:lineRule="auto"/>
+        <w:rPr/>
+      </w:pPr>
+      <w:r>
+        <w:rPr>
+          <w:rtl w:val="0"/>
+        </w:rPr>
+        <w:t xml:space="preserve">   Int({AROBL.DATEDUE} / 10000),</w:t>
+      </w:r>
+    </w:p>
+    <w:p>
+      <w:pPr>
+        <w:spacing w:after="240" w:before="240" w:lineRule="auto"/>
+        <w:rPr/>
+      </w:pPr>
+      <w:r>
+        <w:rPr>
+          <w:rtl w:val="0"/>
+        </w:rPr>
+        <w:t xml:space="preserve">   Int(({AROBL.DATEDUE} / 100)) mod 100,</w:t>
+      </w:r>
+    </w:p>
+    <w:p>
+      <w:pPr>
+        <w:spacing w:after="240" w:before="240" w:lineRule="auto"/>
+        <w:rPr/>
+      </w:pPr>
+      <w:r>
+        <w:rPr>
+          <w:rtl w:val="0"/>
+        </w:rPr>
+        <w:t xml:space="preserve">   {AROBL.DATEDUE} mod 100</w:t>
+      </w:r>
+    </w:p>
+    <w:p>
+      <w:pPr>
+        <w:spacing w:after="240" w:before="240" w:lineRule="auto"/>
+        <w:rPr/>
+      </w:pPr>
+      <w:r>
+        <w:rPr>
+          <w:rtl w:val="0"/>
+        </w:rPr>
+        <w:t xml:space="preserve">)</w:t>
+      </w:r>
+    </w:p>
+    <w:p>
+      <w:pPr>
+        <w:spacing w:after="240" w:before="240" w:lineRule="auto"/>
+        <w:rPr/>
+      </w:pPr>
+      <w:r>
+        <w:pict>
+          <v:rect style="width:0.0pt;height:1.5pt" o:hr="t" o:hrstd="t" o:hralign="center" fillcolor="#A0A0A0" stroked="f"/>
+        </w:pict>
+      </w:r>
+      <w:r>
+        <w:rPr>
+          <w:rtl w:val="0"/>
+        </w:rPr>
+      </w:r>
+    </w:p>
+    <w:p>
+      <w:pPr>
+        <w:pStyle w:val="Heading2"/>
+        <w:keepNext w:val="0"/>
+        <w:keepLines w:val="0"/>
+        <w:spacing w:after="80" w:lineRule="auto"/>
+        <w:rPr>
+          <w:b w:val="1"/>
+          <w:bCs w:val="1"/>
+          <w:sz w:val="34"/>
+          <w:szCs w:val="34"/>
+        </w:rPr>
+      </w:pPr>
+      <w:bookmarkStart w:colFirst="0" w:colLast="0" w:name="_kbk3ayyz9n42" w:id="14"/>
+      <w:bookmarkEnd w:id="14"/>
+      <w:r>
+        <w:rPr>
+          <w:b w:val="1"/>
+          <w:bCs w:val="1"/>
+          <w:sz w:val="34"/>
+          <w:szCs w:val="34"/>
+          <w:rtl w:val="0"/>
+        </w:rPr>
+        <w:t xml:space="preserve">🧠 📊 Logic Breakdown</w:t>
+      </w:r>
+    </w:p>
+    <w:p>
+      <w:pPr>
+        <w:pStyle w:val="Heading3"/>
+        <w:keepNext w:val="0"/>
+        <w:keepLines w:val="0"/>
+        <w:spacing w:before="280" w:lineRule="auto"/>
+        <w:rPr>
+          <w:b w:val="1"/>
+          <w:bCs w:val="1"/>
+          <w:color w:val="000000"/>
+          <w:sz w:val="26"/>
+          <w:szCs w:val="26"/>
+        </w:rPr>
+      </w:pPr>
+      <w:bookmarkStart w:colFirst="0" w:colLast="0" w:name="_arqh34b0ne7n" w:id="15"/>
+      <w:bookmarkEnd w:id="15"/>
+      <w:r>
+        <w:rPr>
+          <w:b w:val="1"/>
+          <w:bCs w:val="1"/>
+          <w:color w:val="000000"/>
+          <w:sz w:val="26"/>
+          <w:szCs w:val="26"/>
+          <w:rtl w:val="0"/>
+        </w:rPr>
+        <w:t xml:space="preserve">👉 Year বের করা:</w:t>
+      </w:r>
+    </w:p>
+    <w:p>
+      <w:pPr>
+        <w:spacing w:after="240" w:before="240" w:lineRule="auto"/>
+        <w:rPr/>
+      </w:pPr>
+      <w:r>
+        <w:rPr>
+          <w:rtl w:val="0"/>
+        </w:rPr>
+        <w:t xml:space="preserve">20241231 / 10000 = 2024</w:t>
+      </w:r>
+    </w:p>
+    <w:p>
+      <w:pPr>
+        <w:pStyle w:val="Heading3"/>
+        <w:keepNext w:val="0"/>
+        <w:keepLines w:val="0"/>
+        <w:spacing w:before="280" w:lineRule="auto"/>
+        <w:rPr>
+          <w:b w:val="1"/>
+          <w:bCs w:val="1"/>
+          <w:color w:val="000000"/>
+          <w:sz w:val="26"/>
+          <w:szCs w:val="26"/>
+        </w:rPr>
+      </w:pPr>
+      <w:bookmarkStart w:colFirst="0" w:colLast="0" w:name="_f280wnjr2va7" w:id="16"/>
+      <w:bookmarkEnd w:id="16"/>
+      <w:r>
+        <w:rPr>
+          <w:b w:val="1"/>
+          <w:bCs w:val="1"/>
+          <w:color w:val="000000"/>
+          <w:sz w:val="26"/>
+          <w:szCs w:val="26"/>
+          <w:rtl w:val="0"/>
+        </w:rPr>
+        <w:t xml:space="preserve">👉 Month বের করা:</w:t>
+      </w:r>
+    </w:p>
+    <w:p>
+      <w:pPr>
+        <w:spacing w:after="240" w:before="240" w:lineRule="auto"/>
+        <w:rPr/>
+      </w:pPr>
+      <w:r>
+        <w:rPr>
+          <w:rtl w:val="0"/>
+        </w:rPr>
+        <w:t xml:space="preserve">(20241231 / 100) mod 100 = 12</w:t>
+      </w:r>
+    </w:p>
+    <w:p>
+      <w:pPr>
+        <w:pStyle w:val="Heading3"/>
+        <w:keepNext w:val="0"/>
+        <w:keepLines w:val="0"/>
+        <w:spacing w:before="280" w:lineRule="auto"/>
+        <w:rPr>
+          <w:b w:val="1"/>
+          <w:bCs w:val="1"/>
+          <w:color w:val="000000"/>
+          <w:sz w:val="26"/>
+          <w:szCs w:val="26"/>
+        </w:rPr>
+      </w:pPr>
+      <w:bookmarkStart w:colFirst="0" w:colLast="0" w:name="_dvunniz58dpk" w:id="17"/>
+      <w:bookmarkEnd w:id="17"/>
+      <w:r>
+        <w:rPr>
+          <w:b w:val="1"/>
+          <w:bCs w:val="1"/>
+          <w:color w:val="000000"/>
+          <w:sz w:val="26"/>
+          <w:szCs w:val="26"/>
+          <w:rtl w:val="0"/>
+        </w:rPr>
+        <w:t xml:space="preserve">👉 Day বের করা:</w:t>
+      </w:r>
+    </w:p>
+    <w:p>
+      <w:pPr>
+        <w:spacing w:after="240" w:before="240" w:lineRule="auto"/>
+        <w:rPr/>
+      </w:pPr>
+      <w:r>
+        <w:rPr>
+          <w:rtl w:val="0"/>
+        </w:rPr>
+        <w:t xml:space="preserve">20241231 mod 100 = 31</w:t>
+      </w:r>
+    </w:p>
+    <w:p>
+      <w:pPr>
+        <w:spacing w:after="240" w:before="240" w:lineRule="auto"/>
+        <w:rPr/>
+      </w:pPr>
+      <w:r>
+        <w:pict>
+          <v:rect style="width:0.0pt;height:1.5pt" o:hr="t" o:hrstd="t" o:hralign="center" fillcolor="#A0A0A0" stroked="f"/>
+        </w:pict>
+      </w:r>
+      <w:r>
+        <w:rPr>
+          <w:rtl w:val="0"/>
+        </w:rPr>
+      </w:r>
+    </w:p>
+    <w:p>
+      <w:pPr>
+        <w:pStyle w:val="Heading2"/>
+        <w:keepNext w:val="0"/>
+        <w:keepLines w:val="0"/>
+        <w:spacing w:after="80" w:lineRule="auto"/>
+        <w:rPr>
+          <w:b w:val="1"/>
+          <w:bCs w:val="1"/>
+          <w:sz w:val="34"/>
+          <w:szCs w:val="34"/>
+        </w:rPr>
+      </w:pPr>
+      <w:bookmarkStart w:colFirst="0" w:colLast="0" w:name="_m7r63na8syqg" w:id="18"/>
+      <w:bookmarkEnd w:id="18"/>
+      <w:r>
+        <w:rPr>
+          <w:b w:val="1"/>
+          <w:bCs w:val="1"/>
+          <w:sz w:val="34"/>
+          <w:szCs w:val="34"/>
+          <w:rtl w:val="0"/>
+        </w:rPr>
+        <w:t xml:space="preserve">🎯 ✔️ Output Result</w:t>
+      </w:r>
+    </w:p>
+    <w:p>
+      <w:pPr>
+        <w:spacing w:after="240" w:before="240" w:lineRule="auto"/>
+        <w:rPr/>
+      </w:pPr>
+      <w:r>
+        <w:rPr>
+          <w:rtl w:val="0"/>
+        </w:rPr>
+        <w:t xml:space="preserve">31/12/2024 (Date Type)</w:t>
+      </w:r>
+    </w:p>
+    <w:p>
+      <w:pPr>
+        <w:spacing w:after="240" w:before="240" w:lineRule="auto"/>
+        <w:rPr/>
+      </w:pPr>
+      <w:r>
+        <w:rPr>
+          <w:rtl w:val="0"/>
+        </w:rPr>
+      </w:r>
+    </w:p>
+    <w:p>
+      <w:pPr>
+        <w:spacing w:after="240" w:before="240" w:lineRule="auto"/>
+        <w:rPr/>
+      </w:pPr>
+      <w:r>
+        <w:rPr>
+          <w:rtl w:val="0"/>
+        </w:rPr>
+      </w:r>
+    </w:p>
+    <w:p>
+      <w:pPr>
+        <w:pStyle w:val="Heading1"/>
+        <w:keepNext w:val="0"/>
+        <w:keepLines w:val="0"/>
+        <w:spacing w:before="480" w:lineRule="auto"/>
+        <w:rPr>
+          <w:b w:val="1"/>
+          <w:bCs w:val="1"/>
+          <w:sz w:val="46"/>
+          <w:szCs w:val="46"/>
+        </w:rPr>
+      </w:pPr>
+      <w:bookmarkStart w:colFirst="0" w:colLast="0" w:name="_p5411zvkm9m" w:id="19"/>
+      <w:bookmarkEnd w:id="19"/>
+      <w:r>
+        <w:rPr>
+          <w:rFonts w:ascii="Vrinda" w:cs="Vrinda" w:eastAsia="Vrinda" w:hAnsi="Vrinda"/>
+          <w:b w:val="1"/>
+          <w:bCs w:val="1"/>
+          <w:sz w:val="46"/>
+          <w:szCs w:val="46"/>
+          <w:rtl w:val="0"/>
+        </w:rPr>
+        <w:t xml:space="preserve">Crystal Reports: 1st Column Null হলে 2nd Column Show</w:t>
+      </w:r>
+    </w:p>
+    <w:p>
+      <w:pPr>
+        <w:pStyle w:val="Heading2"/>
+        <w:keepNext w:val="0"/>
+        <w:keepLines w:val="0"/>
+        <w:spacing w:after="80" w:lineRule="auto"/>
+        <w:rPr>
+          <w:b w:val="1"/>
+          <w:bCs w:val="1"/>
+          <w:sz w:val="34"/>
+          <w:szCs w:val="34"/>
+        </w:rPr>
+      </w:pPr>
+      <w:bookmarkStart w:colFirst="0" w:colLast="0" w:name="_mzbbnja4obki" w:id="20"/>
+      <w:bookmarkEnd w:id="20"/>
+      <w:r>
+        <w:rPr>
+          <w:b w:val="1"/>
+          <w:bCs w:val="1"/>
+          <w:sz w:val="34"/>
+          <w:szCs w:val="34"/>
+          <w:rtl w:val="0"/>
+        </w:rPr>
+        <w:t xml:space="preserve">Theory</w:t>
+      </w:r>
+    </w:p>
+    <w:p>
+      <w:pPr>
+        <w:spacing w:after="240" w:before="240" w:lineRule="auto"/>
+        <w:rPr/>
+      </w:pPr>
+      <w:r>
+        <w:rPr>
+          <w:rFonts w:ascii="Arial Unicode MS" w:cs="Arial Unicode MS" w:eastAsia="Arial Unicode MS" w:hAnsi="Arial Unicode MS"/>
+          <w:rtl w:val="0"/>
+        </w:rPr>
+        <w:t xml:space="preserve">একটি column-এর value null বা empty হলে,</w:t>
+        <w:br w:type="textWrapping"/>
+        <w:t xml:space="preserve">backup হিসেবে অন্য column বা formula field-এর value show করা যায়।</w:t>
+      </w:r>
+    </w:p>
+    <w:p>
+      <w:pPr>
+        <w:spacing w:after="240" w:before="240" w:lineRule="auto"/>
+        <w:rPr>
+          <w:b w:val="1"/>
+          <w:bCs w:val="1"/>
+        </w:rPr>
+      </w:pPr>
+      <w:r>
+        <w:rPr>
+          <w:b w:val="1"/>
+          <w:bCs w:val="1"/>
+          <w:rtl w:val="0"/>
+        </w:rPr>
+        <w:t xml:space="preserve">Rule:</w:t>
+      </w:r>
+    </w:p>
+    <w:p>
+      <w:pPr>
+        <w:numPr>
+          <w:ilvl w:val="0"/>
+          <w:numId w:val="10"/>
+        </w:numPr>
+        <w:spacing w:after="0" w:afterAutospacing="0" w:before="240" w:lineRule="auto"/>
+        <w:ind w:left="720" w:hanging="360"/>
+      </w:pPr>
+      <w:r>
+        <w:rPr>
+          <w:rFonts w:ascii="Arial Unicode MS" w:cs="Arial Unicode MS" w:eastAsia="Arial Unicode MS" w:hAnsi="Arial Unicode MS"/>
+          <w:rtl w:val="0"/>
+        </w:rPr>
+        <w:t xml:space="preserve">1st column-এ value থাকলে → 1st column show হবে</w:t>
+      </w:r>
+    </w:p>
+    <w:p>
+      <w:pPr>
+        <w:numPr>
+          <w:ilvl w:val="0"/>
+          <w:numId w:val="10"/>
+        </w:numPr>
+        <w:spacing w:after="240" w:before="0" w:beforeAutospacing="0" w:lineRule="auto"/>
+        <w:ind w:left="720" w:hanging="360"/>
+      </w:pPr>
+      <w:r>
+        <w:rPr>
+          <w:rFonts w:ascii="Arial Unicode MS" w:cs="Arial Unicode MS" w:eastAsia="Arial Unicode MS" w:hAnsi="Arial Unicode MS"/>
+          <w:rtl w:val="0"/>
+        </w:rPr>
+        <w:t xml:space="preserve">1st column null/blank হলে → 2nd column / formula field show হবে</w:t>
+      </w:r>
+    </w:p>
+    <w:p>
+      <w:pPr>
+        <w:spacing w:after="240" w:before="240" w:lineRule="auto"/>
+        <w:rPr/>
+      </w:pPr>
+      <w:r>
+        <w:pict>
+          <v:rect style="width:0.0pt;height:1.5pt" o:hr="t" o:hrstd="t" o:hralign="center" fillcolor="#A0A0A0" stroked="f"/>
+        </w:pict>
+      </w:r>
+      <w:r>
+        <w:rPr>
+          <w:rtl w:val="0"/>
+        </w:rPr>
+      </w:r>
+    </w:p>
+    <w:p>
+      <w:pPr>
+        <w:pStyle w:val="Heading1"/>
+        <w:keepNext w:val="0"/>
+        <w:keepLines w:val="0"/>
+        <w:spacing w:before="480" w:lineRule="auto"/>
+        <w:rPr>
+          <w:b w:val="1"/>
+          <w:bCs w:val="1"/>
+          <w:sz w:val="46"/>
+          <w:szCs w:val="46"/>
+        </w:rPr>
+      </w:pPr>
+      <w:bookmarkStart w:colFirst="0" w:colLast="0" w:name="_khrrcxfh8wns" w:id="21"/>
+      <w:bookmarkEnd w:id="21"/>
+      <w:r>
+        <w:rPr>
+          <w:rFonts w:ascii="Vrinda" w:cs="Vrinda" w:eastAsia="Vrinda" w:hAnsi="Vrinda"/>
+          <w:b w:val="1"/>
+          <w:bCs w:val="1"/>
+          <w:sz w:val="46"/>
+          <w:szCs w:val="46"/>
+          <w:rtl w:val="0"/>
+        </w:rPr>
+        <w:t xml:space="preserve">Crystal Reports: Null হলে Alternative Date Show</w:t>
+      </w:r>
+    </w:p>
+    <w:p>
+      <w:pPr>
+        <w:pStyle w:val="Heading2"/>
+        <w:keepNext w:val="0"/>
+        <w:keepLines w:val="0"/>
+        <w:spacing w:after="80" w:lineRule="auto"/>
+        <w:rPr>
+          <w:b w:val="1"/>
+          <w:bCs w:val="1"/>
+          <w:sz w:val="34"/>
+          <w:szCs w:val="34"/>
+        </w:rPr>
+      </w:pPr>
+      <w:bookmarkStart w:colFirst="0" w:colLast="0" w:name="_hzg61qgph81g" w:id="22"/>
+      <w:bookmarkEnd w:id="22"/>
+      <w:r>
+        <w:rPr>
+          <w:b w:val="1"/>
+          <w:bCs w:val="1"/>
+          <w:sz w:val="34"/>
+          <w:szCs w:val="34"/>
+          <w:rtl w:val="0"/>
+        </w:rPr>
+        <w:t xml:space="preserve">Formula</w:t>
+      </w:r>
+    </w:p>
+    <w:p>
+      <w:pPr>
+        <w:spacing w:after="240" w:before="240" w:lineRule="auto"/>
+        <w:rPr/>
+      </w:pPr>
+      <w:r>
+        <w:rPr>
+          <w:rFonts w:ascii="Vrinda" w:cs="Vrinda" w:eastAsia="Vrinda" w:hAnsi="Vrinda"/>
+          <w:rtl w:val="0"/>
+        </w:rPr>
+        <w:t xml:space="preserve">যদি </w:t>
+      </w:r>
+      <w:r>
+        <w:rPr>
+          <w:rFonts w:ascii="Roboto Mono" w:cs="Roboto Mono" w:eastAsia="Roboto Mono" w:hAnsi="Roboto Mono"/>
+          <w:color w:val="188038"/>
+          <w:rtl w:val="0"/>
+        </w:rPr>
+        <w:t xml:space="preserve">IDRMIT</w:t>
+      </w:r>
+      <w:r>
+        <w:rPr>
+          <w:rFonts w:ascii="Vrinda" w:cs="Vrinda" w:eastAsia="Vrinda" w:hAnsi="Vrinda"/>
+          <w:rtl w:val="0"/>
+        </w:rPr>
+        <w:t xml:space="preserve"> field-এ value থাকে তাহলে সেটাই show করবে,</w:t>
+        <w:br w:type="textWrapping"/>
+        <w:t xml:space="preserve">আর field null বা empty হলে </w:t>
+      </w:r>
+      <w:r>
+        <w:rPr>
+          <w:rFonts w:ascii="Roboto Mono" w:cs="Roboto Mono" w:eastAsia="Roboto Mono" w:hAnsi="Roboto Mono"/>
+          <w:color w:val="188038"/>
+          <w:rtl w:val="0"/>
+        </w:rPr>
+        <w:t xml:space="preserve">@Date</w:t>
+      </w:r>
+      <w:r>
+        <w:rPr>
+          <w:rFonts w:ascii="Arial Unicode MS" w:cs="Arial Unicode MS" w:eastAsia="Arial Unicode MS" w:hAnsi="Arial Unicode MS"/>
+          <w:rtl w:val="0"/>
+        </w:rPr>
+        <w:t xml:space="preserve"> formula-এর value show করবে।</w:t>
+      </w:r>
+    </w:p>
+    <w:p>
+      <w:pPr>
+        <w:spacing w:after="240" w:before="240" w:lineRule="auto"/>
+        <w:rPr/>
+      </w:pPr>
+      <w:r>
+        <w:rPr>
+          <w:rtl w:val="0"/>
+        </w:rPr>
+        <w:t xml:space="preserve">If Not IsNull({AROBL.IDRMIT}) And {AROBL.IDRMIT} &lt;&gt; "" Then</w:t>
+      </w:r>
+    </w:p>
+    <w:p>
+      <w:pPr>
+        <w:spacing w:after="240" w:before="240" w:lineRule="auto"/>
+        <w:rPr/>
+      </w:pPr>
+      <w:r>
+        <w:rPr>
+          <w:rtl w:val="0"/>
+        </w:rPr>
+        <w:t xml:space="preserve">    {AROBL.IDRMIT}</w:t>
+      </w:r>
+    </w:p>
+    <w:p>
+      <w:pPr>
+        <w:spacing w:after="240" w:before="240" w:lineRule="auto"/>
+        <w:rPr/>
+      </w:pPr>
+      <w:r>
+        <w:rPr>
+          <w:rtl w:val="0"/>
+        </w:rPr>
+        <w:t xml:space="preserve">Else</w:t>
+      </w:r>
+    </w:p>
+    <w:p>
+      <w:pPr>
+        <w:spacing w:after="240" w:before="240" w:lineRule="auto"/>
+        <w:rPr/>
+      </w:pPr>
+      <w:r>
+        <w:rPr>
+          <w:rtl w:val="0"/>
+        </w:rPr>
+        <w:t xml:space="preserve">    ToText({@Date})</w:t>
+      </w:r>
+    </w:p>
+    <w:p>
+      <w:pPr>
+        <w:spacing w:after="240" w:before="240" w:lineRule="auto"/>
+        <w:rPr/>
+      </w:pPr>
+      <w:r>
+        <w:rPr>
+          <w:rtl w:val="0"/>
+        </w:rPr>
+      </w:r>
+    </w:p>
+    <w:p>
+      <w:pPr>
+        <w:spacing w:after="240" w:before="240" w:lineRule="auto"/>
+        <w:rPr/>
+      </w:pPr>
+      <w:r>
+        <w:pict>
+          <v:rect style="width:0.0pt;height:1.5pt" o:hr="t" o:hrstd="t" o:hralign="center" fillcolor="#A0A0A0" stroked="f"/>
+        </w:pict>
+      </w:r>
+      <w:r>
+        <w:rPr>
+          <w:rtl w:val="0"/>
+        </w:rPr>
+      </w:r>
+    </w:p>
+    <w:p>
+      <w:pPr>
+        <w:pStyle w:val="Heading2"/>
+        <w:keepNext w:val="0"/>
+        <w:keepLines w:val="0"/>
+        <w:spacing w:after="80" w:lineRule="auto"/>
+        <w:rPr>
+          <w:b w:val="1"/>
+          <w:bCs w:val="1"/>
+          <w:sz w:val="34"/>
+          <w:szCs w:val="34"/>
+        </w:rPr>
+      </w:pPr>
+      <w:bookmarkStart w:colFirst="0" w:colLast="0" w:name="_prgod3j5a68s" w:id="23"/>
+      <w:bookmarkEnd w:id="23"/>
+      <w:r>
+        <w:rPr>
+          <w:rFonts w:ascii="Vrinda" w:cs="Vrinda" w:eastAsia="Vrinda" w:hAnsi="Vrinda"/>
+          <w:b w:val="1"/>
+          <w:bCs w:val="1"/>
+          <w:sz w:val="34"/>
+          <w:szCs w:val="34"/>
+          <w:rtl w:val="0"/>
+        </w:rPr>
+        <w:t xml:space="preserve">Logic বোঝা</w:t>
+      </w:r>
+    </w:p>
+    <w:p>
+      <w:pPr>
+        <w:numPr>
+          <w:ilvl w:val="0"/>
+          <w:numId w:val="1"/>
+        </w:numPr>
+        <w:spacing w:after="0" w:afterAutospacing="0" w:before="240" w:lineRule="auto"/>
+        <w:ind w:left="720" w:hanging="360"/>
+      </w:pPr>
+      <w:r>
+        <w:rPr>
+          <w:rFonts w:ascii="Roboto Mono" w:cs="Roboto Mono" w:eastAsia="Roboto Mono" w:hAnsi="Roboto Mono"/>
+          <w:color w:val="188038"/>
+          <w:rtl w:val="0"/>
+        </w:rPr>
+        <w:t xml:space="preserve">IsNull({AROBL.IDRMIT})</w:t>
+      </w:r>
+      <w:r>
+        <w:rPr>
+          <w:rFonts w:ascii="Arial Unicode MS" w:cs="Arial Unicode MS" w:eastAsia="Arial Unicode MS" w:hAnsi="Arial Unicode MS"/>
+          <w:rtl w:val="0"/>
+        </w:rPr>
+        <w:t xml:space="preserve"> → field null কিনা check করে</w:t>
+      </w:r>
+    </w:p>
+    <w:p>
+      <w:pPr>
+        <w:numPr>
+          <w:ilvl w:val="0"/>
+          <w:numId w:val="1"/>
+        </w:numPr>
+        <w:spacing w:after="0" w:afterAutospacing="0" w:before="0" w:beforeAutospacing="0" w:lineRule="auto"/>
+        <w:ind w:left="720" w:hanging="360"/>
+      </w:pPr>
+      <w:r>
+        <w:rPr>
+          <w:rFonts w:ascii="Roboto Mono" w:cs="Roboto Mono" w:eastAsia="Roboto Mono" w:hAnsi="Roboto Mono"/>
+          <w:color w:val="188038"/>
+          <w:rtl w:val="0"/>
+        </w:rPr>
+        <w:t xml:space="preserve">{AROBL.IDRMIT} &lt;&gt; ""</w:t>
+      </w:r>
+      <w:r>
+        <w:rPr>
+          <w:rFonts w:ascii="Arial Unicode MS" w:cs="Arial Unicode MS" w:eastAsia="Arial Unicode MS" w:hAnsi="Arial Unicode MS"/>
+          <w:rtl w:val="0"/>
+        </w:rPr>
+        <w:t xml:space="preserve"> → field blank কিনা check করে</w:t>
+      </w:r>
+    </w:p>
+    <w:p>
+      <w:pPr>
+        <w:numPr>
+          <w:ilvl w:val="0"/>
+          <w:numId w:val="1"/>
+        </w:numPr>
+        <w:spacing w:after="240" w:before="0" w:beforeAutospacing="0" w:lineRule="auto"/>
+        <w:ind w:left="720" w:hanging="360"/>
+      </w:pPr>
+      <w:r>
+        <w:rPr>
+          <w:rFonts w:ascii="Roboto Mono" w:cs="Roboto Mono" w:eastAsia="Roboto Mono" w:hAnsi="Roboto Mono"/>
+          <w:color w:val="188038"/>
+          <w:rtl w:val="0"/>
+        </w:rPr>
+        <w:t xml:space="preserve">ToText({@Date})</w:t>
+      </w:r>
+      <w:r>
+        <w:rPr>
+          <w:rFonts w:ascii="Arial Unicode MS" w:cs="Arial Unicode MS" w:eastAsia="Arial Unicode MS" w:hAnsi="Arial Unicode MS"/>
+          <w:rtl w:val="0"/>
+        </w:rPr>
+        <w:t xml:space="preserve"> → date কে text-এ convert করে</w:t>
+      </w:r>
+    </w:p>
+    <w:p>
+      <w:pPr>
+        <w:spacing w:after="240" w:before="240" w:lineRule="auto"/>
+        <w:rPr/>
+      </w:pPr>
+      <w:r>
+        <w:pict>
+          <v:rect style="width:0.0pt;height:1.5pt" o:hr="t" o:hrstd="t" o:hralign="center" fillcolor="#A0A0A0" stroked="f"/>
+        </w:pict>
+      </w:r>
+      <w:r>
+        <w:rPr>
+          <w:rtl w:val="0"/>
+        </w:rPr>
+      </w:r>
+    </w:p>
+    <w:p>
+      <w:pPr>
+        <w:pStyle w:val="Heading2"/>
+        <w:keepNext w:val="0"/>
+        <w:keepLines w:val="0"/>
+        <w:spacing w:after="80" w:lineRule="auto"/>
+        <w:rPr>
+          <w:b w:val="1"/>
+          <w:bCs w:val="1"/>
+          <w:sz w:val="34"/>
+          <w:szCs w:val="34"/>
+        </w:rPr>
+      </w:pPr>
+      <w:bookmarkStart w:colFirst="0" w:colLast="0" w:name="_ptf8o3os80z7" w:id="24"/>
+      <w:bookmarkEnd w:id="24"/>
+      <w:r>
+        <w:rPr>
+          <w:rFonts w:ascii="Vrinda" w:cs="Vrinda" w:eastAsia="Vrinda" w:hAnsi="Vrinda"/>
+          <w:b w:val="1"/>
+          <w:bCs w:val="1"/>
+          <w:sz w:val="34"/>
+          <w:szCs w:val="34"/>
+          <w:rtl w:val="0"/>
+        </w:rPr>
+        <w:t xml:space="preserve">কাজের নিয়ম</w:t>
+      </w:r>
+    </w:p>
+    <w:p>
+      <w:pPr>
+        <w:numPr>
+          <w:ilvl w:val="0"/>
+          <w:numId w:val="4"/>
+        </w:numPr>
+        <w:spacing w:after="0" w:afterAutospacing="0" w:before="240" w:lineRule="auto"/>
+        <w:ind w:left="720" w:hanging="360"/>
+      </w:pPr>
+      <w:r>
+        <w:rPr>
+          <w:rFonts w:ascii="Roboto Mono" w:cs="Roboto Mono" w:eastAsia="Roboto Mono" w:hAnsi="Roboto Mono"/>
+          <w:color w:val="188038"/>
+          <w:rtl w:val="0"/>
+        </w:rPr>
+        <w:t xml:space="preserve">IDRMIT</w:t>
+      </w:r>
+      <w:r>
+        <w:rPr>
+          <w:rFonts w:ascii="Arial Unicode MS" w:cs="Arial Unicode MS" w:eastAsia="Arial Unicode MS" w:hAnsi="Arial Unicode MS"/>
+          <w:rtl w:val="0"/>
+        </w:rPr>
+        <w:t xml:space="preserve">-এ value থাকলে → </w:t>
+      </w:r>
+      <w:r>
+        <w:rPr>
+          <w:b w:val="1"/>
+          <w:bCs w:val="1"/>
+          <w:rtl w:val="0"/>
+        </w:rPr>
+        <w:t xml:space="preserve">IDRMIT show</w:t>
+      </w:r>
+    </w:p>
+    <w:p>
+      <w:pPr>
+        <w:numPr>
+          <w:ilvl w:val="0"/>
+          <w:numId w:val="4"/>
+        </w:numPr>
+        <w:spacing w:after="240" w:before="0" w:beforeAutospacing="0" w:lineRule="auto"/>
+        <w:ind w:left="720" w:hanging="360"/>
+      </w:pPr>
+      <w:r>
+        <w:rPr>
+          <w:rFonts w:ascii="Roboto Mono" w:cs="Roboto Mono" w:eastAsia="Roboto Mono" w:hAnsi="Roboto Mono"/>
+          <w:color w:val="188038"/>
+          <w:rtl w:val="0"/>
+        </w:rPr>
+        <w:t xml:space="preserve">IDRMIT</w:t>
+      </w:r>
+      <w:r>
+        <w:rPr>
+          <w:rFonts w:ascii="Arial Unicode MS" w:cs="Arial Unicode MS" w:eastAsia="Arial Unicode MS" w:hAnsi="Arial Unicode MS"/>
+          <w:rtl w:val="0"/>
+        </w:rPr>
+        <w:t xml:space="preserve"> null/blank হলে → </w:t>
+      </w:r>
+      <w:r>
+        <w:rPr>
+          <w:b w:val="1"/>
+          <w:bCs w:val="1"/>
+          <w:rtl w:val="0"/>
+        </w:rPr>
+        <w:t xml:space="preserve">@Date show</w:t>
+      </w:r>
+    </w:p>
+    <w:p>
+      <w:pPr>
+        <w:spacing w:after="240" w:before="240" w:lineRule="auto"/>
+        <w:rPr/>
+      </w:pPr>
+      <w:r>
+        <w:pict>
+          <v:rect style="width:0.0pt;height:1.5pt" o:hr="t" o:hrstd="t" o:hralign="center" fillcolor="#A0A0A0" stroked="f"/>
+        </w:pict>
+      </w:r>
+      <w:r>
+        <w:rPr>
+          <w:rtl w:val="0"/>
+        </w:rPr>
+      </w:r>
+    </w:p>
+    <w:p>
+      <w:pPr>
+        <w:pStyle w:val="Heading2"/>
+        <w:keepNext w:val="0"/>
+        <w:keepLines w:val="0"/>
+        <w:spacing w:after="80" w:lineRule="auto"/>
+        <w:rPr>
+          <w:b w:val="1"/>
+          <w:bCs w:val="1"/>
+          <w:sz w:val="34"/>
+          <w:szCs w:val="34"/>
+        </w:rPr>
+      </w:pPr>
+      <w:bookmarkStart w:colFirst="0" w:colLast="0" w:name="_nn87848owhas" w:id="25"/>
+      <w:bookmarkEnd w:id="25"/>
+      <w:r>
+        <w:rPr>
+          <w:b w:val="1"/>
+          <w:bCs w:val="1"/>
+          <w:sz w:val="34"/>
+          <w:szCs w:val="34"/>
+          <w:rtl w:val="0"/>
+        </w:rPr>
+        <w:t xml:space="preserve">Output Example</w:t>
+      </w:r>
+    </w:p>
+    <w:p>
+      <w:pPr>
+        <w:numPr>
+          <w:ilvl w:val="0"/>
+          <w:numId w:val="2"/>
+        </w:numPr>
+        <w:spacing w:after="0" w:afterAutospacing="0" w:before="240" w:lineRule="auto"/>
+        <w:ind w:left="720" w:hanging="360"/>
+      </w:pPr>
+      <w:r>
+        <w:rPr>
+          <w:rtl w:val="0"/>
+        </w:rPr>
+        <w:t xml:space="preserve">IDRMIT = </w:t>
+      </w:r>
+      <w:r>
+        <w:rPr>
+          <w:rFonts w:ascii="Roboto Mono" w:cs="Roboto Mono" w:eastAsia="Roboto Mono" w:hAnsi="Roboto Mono"/>
+          <w:color w:val="188038"/>
+          <w:rtl w:val="0"/>
+        </w:rPr>
+        <w:t xml:space="preserve">20241231</w:t>
+      </w:r>
+      <w:r>
+        <w:rPr>
+          <w:rFonts w:ascii="Arial Unicode MS" w:cs="Arial Unicode MS" w:eastAsia="Arial Unicode MS" w:hAnsi="Arial Unicode MS"/>
+          <w:rtl w:val="0"/>
+        </w:rPr>
+        <w:t xml:space="preserve"> → Output: </w:t>
+      </w:r>
+      <w:r>
+        <w:rPr>
+          <w:rFonts w:ascii="Roboto Mono" w:cs="Roboto Mono" w:eastAsia="Roboto Mono" w:hAnsi="Roboto Mono"/>
+          <w:color w:val="188038"/>
+          <w:rtl w:val="0"/>
+        </w:rPr>
+        <w:t xml:space="preserve">20241231</w:t>
+      </w:r>
+    </w:p>
+    <w:p>
+      <w:pPr>
+        <w:numPr>
+          <w:ilvl w:val="0"/>
+          <w:numId w:val="2"/>
+        </w:numPr>
+        <w:spacing w:after="240" w:before="0" w:beforeAutospacing="0" w:lineRule="auto"/>
+        <w:ind w:left="720" w:hanging="360"/>
+      </w:pPr>
+      <w:r>
+        <w:rPr>
+          <w:rtl w:val="0"/>
+        </w:rPr>
+        <w:t xml:space="preserve">IDRMIT = </w:t>
+      </w:r>
+      <w:r>
+        <w:rPr>
+          <w:rFonts w:ascii="Roboto Mono" w:cs="Roboto Mono" w:eastAsia="Roboto Mono" w:hAnsi="Roboto Mono"/>
+          <w:color w:val="188038"/>
+          <w:rtl w:val="0"/>
+        </w:rPr>
+        <w:t xml:space="preserve">null</w:t>
+      </w:r>
+      <w:r>
+        <w:rPr>
+          <w:rFonts w:ascii="Arial Unicode MS" w:cs="Arial Unicode MS" w:eastAsia="Arial Unicode MS" w:hAnsi="Arial Unicode MS"/>
+          <w:rtl w:val="0"/>
+        </w:rPr>
+        <w:t xml:space="preserve"> → Output: </w:t>
+      </w:r>
+      <w:r>
+        <w:rPr>
+          <w:rFonts w:ascii="Roboto Mono" w:cs="Roboto Mono" w:eastAsia="Roboto Mono" w:hAnsi="Roboto Mono"/>
+          <w:color w:val="188038"/>
+          <w:rtl w:val="0"/>
+        </w:rPr>
+        <w:t xml:space="preserve">12/31/2024</w:t>
+      </w:r>
+    </w:p>
+    <w:p>
+      <w:pPr>
+        <w:spacing w:after="240" w:before="240" w:lineRule="auto"/>
+        <w:rPr>
+          <w:rFonts w:ascii="Roboto Mono" w:cs="Roboto Mono" w:eastAsia="Roboto Mono" w:hAnsi="Roboto Mono"/>
+          <w:color w:val="188038"/>
+        </w:rPr>
+      </w:pPr>
+      <w:r>
+        <w:rPr>
+          <w:rtl w:val="0"/>
+        </w:rPr>
+      </w:r>
+    </w:p>
+    <w:p>
+      <w:pPr>
+        <w:spacing w:after="240" w:before="240" w:lineRule="auto"/>
+        <w:rPr>
+          <w:rFonts w:ascii="Roboto Mono" w:cs="Roboto Mono" w:eastAsia="Roboto Mono" w:hAnsi="Roboto Mono"/>
+          <w:color w:val="188038"/>
+        </w:rPr>
+      </w:pPr>
+      <w:r>
+        <w:rPr>
+          <w:rtl w:val="0"/>
+        </w:rPr>
+      </w:r>
+    </w:p>
+    <w:p>
+      <w:pPr>
+        <w:spacing w:after="240" w:before="240" w:lineRule="auto"/>
+        <w:rPr>
+          <w:rFonts w:ascii="Roboto Mono" w:cs="Roboto Mono" w:eastAsia="Roboto Mono" w:hAnsi="Roboto Mono"/>
+          <w:color w:val="188038"/>
+        </w:rPr>
+      </w:pPr>
+      <w:r>
+        <w:rPr>
+          <w:rtl w:val="0"/>
+        </w:rPr>
+      </w:r>
+    </w:p>
+    <w:p>
+      <w:pPr>
+        <w:spacing w:after="240" w:before="240" w:lineRule="auto"/>
+        <w:rPr>
+          <w:rFonts w:ascii="Roboto Mono" w:cs="Roboto Mono" w:eastAsia="Roboto Mono" w:hAnsi="Roboto Mono"/>
+          <w:color w:val="188038"/>
+        </w:rPr>
+      </w:pPr>
+      <w:r>
+        <w:rPr>
+          <w:rtl w:val="0"/>
+        </w:rPr>
+      </w:r>
+    </w:p>
+    <w:p>
+      <w:pPr>
+        <w:spacing w:after="240" w:before="240" w:lineRule="auto"/>
+        <w:rPr>
+          <w:rFonts w:ascii="Roboto Mono" w:cs="Roboto Mono" w:eastAsia="Roboto Mono" w:hAnsi="Roboto Mono"/>
+          <w:color w:val="188038"/>
+        </w:rPr>
+      </w:pPr>
+      <w:r>
+        <w:rPr>
+          <w:rtl w:val="0"/>
+        </w:rPr>
+      </w:r>
+    </w:p>
+    <w:p>
+      <w:pPr>
+        <w:spacing w:after="240" w:before="240" w:lineRule="auto"/>
+        <w:rPr>
+          <w:rFonts w:ascii="Roboto Mono" w:cs="Roboto Mono" w:eastAsia="Roboto Mono" w:hAnsi="Roboto Mono"/>
+          <w:color w:val="188038"/>
+        </w:rPr>
+      </w:pPr>
+      <w:r>
+        <w:rPr>
+          <w:rtl w:val="0"/>
+        </w:rPr>
+      </w:r>
+    </w:p>
+    <w:p>
+      <w:pPr>
+        <w:spacing w:after="240" w:before="240" w:lineRule="auto"/>
+        <w:rPr>
+          <w:rFonts w:ascii="Roboto Mono" w:cs="Roboto Mono" w:eastAsia="Roboto Mono" w:hAnsi="Roboto Mono"/>
+          <w:color w:val="188038"/>
+        </w:rPr>
+      </w:pPr>
+      <w:r>
+        <w:rPr>
+          <w:rtl w:val="0"/>
+        </w:rPr>
+      </w:r>
+    </w:p>
+    <w:p>
+      <w:pPr>
+        <w:spacing w:after="240" w:before="240" w:lineRule="auto"/>
+        <w:rPr>
+          <w:rFonts w:ascii="Roboto Mono" w:cs="Roboto Mono" w:eastAsia="Roboto Mono" w:hAnsi="Roboto Mono"/>
+          <w:color w:val="188038"/>
+        </w:rPr>
+      </w:pPr>
+      <w:r>
+        <w:rPr>
+          <w:rtl w:val="0"/>
+        </w:rPr>
+      </w:r>
+    </w:p>
+    <w:p>
+      <w:pPr>
+        <w:spacing w:after="240" w:before="240" w:lineRule="auto"/>
+        <w:rPr>
+          <w:rFonts w:ascii="Roboto Mono" w:cs="Roboto Mono" w:eastAsia="Roboto Mono" w:hAnsi="Roboto Mono"/>
+          <w:color w:val="188038"/>
+        </w:rPr>
+      </w:pPr>
+      <w:r>
+        <w:rPr>
+          <w:rtl w:val="0"/>
+        </w:rPr>
+      </w:r>
+    </w:p>
+    <w:p>
+      <w:pPr>
+        <w:spacing w:after="240" w:before="240" w:lineRule="auto"/>
+        <w:rPr>
+          <w:rFonts w:ascii="Roboto Mono" w:cs="Roboto Mono" w:eastAsia="Roboto Mono" w:hAnsi="Roboto Mono"/>
+          <w:color w:val="188038"/>
+        </w:rPr>
+      </w:pPr>
+      <w:r>
+        <w:rPr>
+          <w:rtl w:val="0"/>
+        </w:rPr>
+      </w:r>
+    </w:p>
+    <w:p>
+      <w:pPr>
+        <w:pStyle w:val="Heading1"/>
+        <w:keepNext w:val="0"/>
+        <w:keepLines w:val="0"/>
+        <w:spacing w:before="480" w:lineRule="auto"/>
+        <w:rPr>
+          <w:rFonts w:ascii="Roboto Mono" w:cs="Roboto Mono" w:eastAsia="Roboto Mono" w:hAnsi="Roboto Mono"/>
+          <w:b w:val="1"/>
+          <w:bCs w:val="1"/>
+          <w:sz w:val="46"/>
+          <w:szCs w:val="46"/>
+        </w:rPr>
+      </w:pPr>
+      <w:bookmarkStart w:colFirst="0" w:colLast="0" w:name="_v1j6v04lht0e" w:id="26"/>
+      <w:bookmarkEnd w:id="26"/>
+      <w:r>
+        <w:rPr>
+          <w:rFonts w:ascii="Roboto Mono" w:cs="Roboto Mono" w:eastAsia="Roboto Mono" w:hAnsi="Roboto Mono"/>
+          <w:b w:val="1"/>
+          <w:bCs w:val="1"/>
+          <w:sz w:val="46"/>
+          <w:szCs w:val="46"/>
+          <w:rtl w:val="0"/>
+        </w:rPr>
+        <w:t xml:space="preserve">Crystal Report Date Formula Notes (Sage 300)</w:t>
+      </w:r>
+    </w:p>
+    <w:p>
+      <w:pPr>
+        <w:pStyle w:val="Heading2"/>
+        <w:keepNext w:val="0"/>
+        <w:keepLines w:val="0"/>
+        <w:spacing w:after="80" w:lineRule="auto"/>
+        <w:rPr>
+          <w:rFonts w:ascii="Roboto Mono" w:cs="Roboto Mono" w:eastAsia="Roboto Mono" w:hAnsi="Roboto Mono"/>
+          <w:b w:val="1"/>
+          <w:bCs w:val="1"/>
+          <w:sz w:val="34"/>
+          <w:szCs w:val="34"/>
+        </w:rPr>
+      </w:pPr>
+      <w:bookmarkStart w:colFirst="0" w:colLast="0" w:name="_92und85kq2zj" w:id="27"/>
+      <w:bookmarkEnd w:id="27"/>
+      <w:r>
+        <w:rPr>
+          <w:rFonts w:ascii="Atma" w:cs="Atma" w:eastAsia="Atma" w:hAnsi="Atma"/>
+          <w:b w:val="1"/>
+          <w:bCs w:val="1"/>
+          <w:sz w:val="34"/>
+          <w:szCs w:val="34"/>
+          <w:rtl w:val="0"/>
+        </w:rPr>
+        <w:t xml:space="preserve">১. Basic Date Difference Formula</w:t>
+      </w:r>
+    </w:p>
+    <w:p>
+      <w:pPr>
+        <w:spacing w:after="240" w:before="240" w:lineRule="auto"/>
+        <w:rPr>
+          <w:rFonts w:ascii="Roboto Mono" w:cs="Roboto Mono" w:eastAsia="Roboto Mono" w:hAnsi="Roboto Mono"/>
+        </w:rPr>
+      </w:pPr>
+      <w:r>
+        <w:rPr>
+          <w:rFonts w:ascii="Roboto Mono" w:cs="Roboto Mono" w:eastAsia="Roboto Mono" w:hAnsi="Roboto Mono"/>
+          <w:rtl w:val="0"/>
+        </w:rPr>
+        <w:t xml:space="preserve">DateDiff (</w:t>
+      </w:r>
+    </w:p>
+    <w:p>
+      <w:pPr>
+        <w:spacing w:after="240" w:before="240" w:lineRule="auto"/>
+        <w:rPr>
+          <w:rFonts w:ascii="Roboto Mono" w:cs="Roboto Mono" w:eastAsia="Roboto Mono" w:hAnsi="Roboto Mono"/>
+        </w:rPr>
+      </w:pPr>
+      <w:r>
+        <w:rPr>
+          <w:rFonts w:ascii="Roboto Mono" w:cs="Roboto Mono" w:eastAsia="Roboto Mono" w:hAnsi="Roboto Mono"/>
+          <w:rtl w:val="0"/>
+        </w:rPr>
+        <w:t xml:space="preserve">   "d",</w:t>
+      </w:r>
+    </w:p>
+    <w:p>
+      <w:pPr>
+        <w:spacing w:after="240" w:before="240" w:lineRule="auto"/>
+        <w:rPr>
+          <w:rFonts w:ascii="Roboto Mono" w:cs="Roboto Mono" w:eastAsia="Roboto Mono" w:hAnsi="Roboto Mono"/>
+        </w:rPr>
+      </w:pPr>
+      <w:r>
+        <w:rPr>
+          <w:rFonts w:ascii="Roboto Mono" w:cs="Roboto Mono" w:eastAsia="Roboto Mono" w:hAnsi="Roboto Mono"/>
+          <w:rtl w:val="0"/>
+        </w:rPr>
+        <w:t xml:space="preserve">   CurrentDate,</w:t>
+      </w:r>
+    </w:p>
+    <w:p>
+      <w:pPr>
+        <w:spacing w:after="240" w:before="240" w:lineRule="auto"/>
+        <w:rPr>
+          <w:rFonts w:ascii="Roboto Mono" w:cs="Roboto Mono" w:eastAsia="Roboto Mono" w:hAnsi="Roboto Mono"/>
+        </w:rPr>
+      </w:pPr>
+      <w:r>
+        <w:rPr>
+          <w:rFonts w:ascii="Roboto Mono" w:cs="Roboto Mono" w:eastAsia="Roboto Mono" w:hAnsi="Roboto Mono"/>
+          <w:rtl w:val="0"/>
+        </w:rPr>
+        <w:t xml:space="preserve">  </w:t>
+      </w:r>
+    </w:p>
+    <w:p>
+      <w:pPr>
+        <w:spacing w:after="240" w:before="240" w:lineRule="auto"/>
+        <w:rPr>
+          <w:rFonts w:ascii="Roboto Mono" w:cs="Roboto Mono" w:eastAsia="Roboto Mono" w:hAnsi="Roboto Mono"/>
+        </w:rPr>
+      </w:pPr>
+      <w:r>
+        <w:rPr>
+          <w:rFonts w:ascii="Roboto Mono" w:cs="Roboto Mono" w:eastAsia="Roboto Mono" w:hAnsi="Roboto Mono"/>
+          <w:rtl w:val="0"/>
+        </w:rPr>
+        <w:t xml:space="preserve">   Date(</w:t>
+      </w:r>
+    </w:p>
+    <w:p>
+      <w:pPr>
+        <w:spacing w:after="240" w:before="240" w:lineRule="auto"/>
+        <w:rPr>
+          <w:rFonts w:ascii="Roboto Mono" w:cs="Roboto Mono" w:eastAsia="Roboto Mono" w:hAnsi="Roboto Mono"/>
+        </w:rPr>
+      </w:pPr>
+      <w:r>
+        <w:rPr>
+          <w:rFonts w:ascii="Roboto Mono" w:cs="Roboto Mono" w:eastAsia="Roboto Mono" w:hAnsi="Roboto Mono"/>
+          <w:rtl w:val="0"/>
+        </w:rPr>
+        <w:t xml:space="preserve">       ToNumber(Left(ToText({AROBL.DATEDUE},0,""),4)),</w:t>
+      </w:r>
+    </w:p>
+    <w:p>
+      <w:pPr>
+        <w:spacing w:after="240" w:before="240" w:lineRule="auto"/>
+        <w:rPr>
+          <w:rFonts w:ascii="Roboto Mono" w:cs="Roboto Mono" w:eastAsia="Roboto Mono" w:hAnsi="Roboto Mono"/>
+        </w:rPr>
+      </w:pPr>
+      <w:r>
+        <w:rPr>
+          <w:rFonts w:ascii="Roboto Mono" w:cs="Roboto Mono" w:eastAsia="Roboto Mono" w:hAnsi="Roboto Mono"/>
+          <w:rtl w:val="0"/>
+        </w:rPr>
+        <w:t xml:space="preserve">       ToNumber(Mid(ToText({AROBL.DATEDUE},0,""),5,2)),</w:t>
+      </w:r>
+    </w:p>
+    <w:p>
+      <w:pPr>
+        <w:spacing w:after="240" w:before="240" w:lineRule="auto"/>
+        <w:rPr>
+          <w:rFonts w:ascii="Roboto Mono" w:cs="Roboto Mono" w:eastAsia="Roboto Mono" w:hAnsi="Roboto Mono"/>
+        </w:rPr>
+      </w:pPr>
+      <w:r>
+        <w:rPr>
+          <w:rFonts w:ascii="Roboto Mono" w:cs="Roboto Mono" w:eastAsia="Roboto Mono" w:hAnsi="Roboto Mono"/>
+          <w:rtl w:val="0"/>
+        </w:rPr>
+        <w:t xml:space="preserve">       ToNumber(Right(ToText({AROBL.DATEDUE},0,""),2))</w:t>
+      </w:r>
+    </w:p>
+    <w:p>
+      <w:pPr>
+        <w:spacing w:after="240" w:before="240" w:lineRule="auto"/>
+        <w:rPr>
+          <w:rFonts w:ascii="Roboto Mono" w:cs="Roboto Mono" w:eastAsia="Roboto Mono" w:hAnsi="Roboto Mono"/>
+        </w:rPr>
+      </w:pPr>
+      <w:r>
+        <w:rPr>
+          <w:rFonts w:ascii="Roboto Mono" w:cs="Roboto Mono" w:eastAsia="Roboto Mono" w:hAnsi="Roboto Mono"/>
+          <w:rtl w:val="0"/>
+        </w:rPr>
+        <w:t xml:space="preserve">   )</w:t>
+      </w:r>
+    </w:p>
+    <w:p>
+      <w:pPr>
+        <w:spacing w:after="240" w:before="240" w:lineRule="auto"/>
+        <w:rPr>
+          <w:rFonts w:ascii="Roboto Mono" w:cs="Roboto Mono" w:eastAsia="Roboto Mono" w:hAnsi="Roboto Mono"/>
+        </w:rPr>
+      </w:pPr>
+      <w:r>
+        <w:rPr>
+          <w:rFonts w:ascii="Roboto Mono" w:cs="Roboto Mono" w:eastAsia="Roboto Mono" w:hAnsi="Roboto Mono"/>
+          <w:rtl w:val="0"/>
+        </w:rPr>
+        <w:t xml:space="preserve">)</w:t>
+      </w:r>
+    </w:p>
+    <w:p>
+      <w:pPr>
+        <w:pStyle w:val="Heading3"/>
+        <w:keepNext w:val="0"/>
+        <w:keepLines w:val="0"/>
+        <w:spacing w:before="280" w:lineRule="auto"/>
+        <w:rPr>
+          <w:rFonts w:ascii="Roboto Mono" w:cs="Roboto Mono" w:eastAsia="Roboto Mono" w:hAnsi="Roboto Mono"/>
+          <w:b w:val="1"/>
+          <w:bCs w:val="1"/>
+          <w:color w:val="000000"/>
+          <w:sz w:val="26"/>
+          <w:szCs w:val="26"/>
+        </w:rPr>
+      </w:pPr>
+      <w:bookmarkStart w:colFirst="0" w:colLast="0" w:name="_f9hqw6iopx6" w:id="28"/>
+      <w:bookmarkEnd w:id="28"/>
+      <w:r>
+        <w:rPr>
+          <w:rFonts w:ascii="Roboto Mono" w:cs="Roboto Mono" w:eastAsia="Roboto Mono" w:hAnsi="Roboto Mono"/>
+          <w:b w:val="1"/>
+          <w:bCs w:val="1"/>
+          <w:color w:val="000000"/>
+          <w:sz w:val="26"/>
+          <w:szCs w:val="26"/>
+          <w:rtl w:val="0"/>
+        </w:rPr>
+        <w:t xml:space="preserve">Explanation</w:t>
+      </w:r>
+    </w:p>
+    <w:p>
+      <w:pPr>
+        <w:spacing w:after="240" w:before="240" w:lineRule="auto"/>
+        <w:rPr>
+          <w:rFonts w:ascii="Roboto Mono" w:cs="Roboto Mono" w:eastAsia="Roboto Mono" w:hAnsi="Roboto Mono"/>
+        </w:rPr>
+      </w:pPr>
+      <w:r>
+        <w:rPr>
+          <w:rFonts w:ascii="Arial Unicode MS" w:cs="Arial Unicode MS" w:eastAsia="Arial Unicode MS" w:hAnsi="Arial Unicode MS"/>
+          <w:rtl w:val="0"/>
+        </w:rPr>
+        <w:t xml:space="preserve">এই formula আজকের date থেকে Due Date পর্যন্ত কত দিন difference আছে সেটা বের করে।</w:t>
+      </w:r>
+    </w:p>
+    <w:p>
+      <w:pPr>
+        <w:spacing w:after="240" w:before="240" w:lineRule="auto"/>
+        <w:rPr>
+          <w:rFonts w:ascii="Roboto Mono" w:cs="Roboto Mono" w:eastAsia="Roboto Mono" w:hAnsi="Roboto Mono"/>
+        </w:rPr>
+      </w:pPr>
+      <w:r>
+        <w:pict>
+          <v:rect style="width:0.0pt;height:1.5pt" o:hr="t" o:hrstd="t" o:hralign="center" fillcolor="#A0A0A0" stroked="f"/>
+        </w:pict>
+      </w:r>
+      <w:r>
+        <w:rPr>
+          <w:rtl w:val="0"/>
+        </w:rPr>
+      </w:r>
+    </w:p>
+    <w:p>
+      <w:pPr>
+        <w:pStyle w:val="Heading2"/>
+        <w:keepNext w:val="0"/>
+        <w:keepLines w:val="0"/>
+        <w:spacing w:after="80" w:lineRule="auto"/>
+        <w:rPr>
+          <w:rFonts w:ascii="Roboto Mono" w:cs="Roboto Mono" w:eastAsia="Roboto Mono" w:hAnsi="Roboto Mono"/>
+          <w:b w:val="1"/>
+          <w:bCs w:val="1"/>
+          <w:sz w:val="34"/>
+          <w:szCs w:val="34"/>
+        </w:rPr>
+      </w:pPr>
+      <w:bookmarkStart w:colFirst="0" w:colLast="0" w:name="_381rlsme1a96" w:id="29"/>
+      <w:bookmarkEnd w:id="29"/>
+      <w:r>
+        <w:rPr>
+          <w:rFonts w:ascii="Atma" w:cs="Atma" w:eastAsia="Atma" w:hAnsi="Atma"/>
+          <w:b w:val="1"/>
+          <w:bCs w:val="1"/>
+          <w:sz w:val="34"/>
+          <w:szCs w:val="34"/>
+          <w:rtl w:val="0"/>
+        </w:rPr>
+        <w:t xml:space="preserve">২. কেন এত বড় formula লাগছে</w:t>
+      </w:r>
+    </w:p>
+    <w:p>
+      <w:pPr>
+        <w:spacing w:after="240" w:before="240" w:lineRule="auto"/>
+        <w:rPr>
+          <w:rFonts w:ascii="Roboto Mono" w:cs="Roboto Mono" w:eastAsia="Roboto Mono" w:hAnsi="Roboto Mono"/>
+        </w:rPr>
+      </w:pPr>
+      <w:r>
+        <w:rPr>
+          <w:rFonts w:ascii="Atma" w:cs="Atma" w:eastAsia="Atma" w:hAnsi="Atma"/>
+          <w:rtl w:val="0"/>
+        </w:rPr>
+        <w:t xml:space="preserve">তোমার </w:t>
+      </w:r>
+      <w:r>
+        <w:rPr>
+          <w:rFonts w:ascii="Roboto Mono" w:cs="Roboto Mono" w:eastAsia="Roboto Mono" w:hAnsi="Roboto Mono"/>
+          <w:color w:val="188038"/>
+          <w:rtl w:val="0"/>
+        </w:rPr>
+        <w:t xml:space="preserve">{AROBL.DATEDUE}</w:t>
+      </w:r>
+      <w:r>
+        <w:rPr>
+          <w:rFonts w:ascii="Palanquin" w:cs="Palanquin" w:eastAsia="Palanquin" w:hAnsi="Palanquin"/>
+          <w:rtl w:val="0"/>
+        </w:rPr>
+        <w:t xml:space="preserve"> field Number type।</w:t>
+      </w:r>
+    </w:p>
+    <w:p>
+      <w:pPr>
+        <w:spacing w:after="240" w:before="240" w:lineRule="auto"/>
+        <w:rPr>
+          <w:rFonts w:ascii="Roboto Mono" w:cs="Roboto Mono" w:eastAsia="Roboto Mono" w:hAnsi="Roboto Mono"/>
+        </w:rPr>
+      </w:pPr>
+      <w:r>
+        <w:rPr>
+          <w:rFonts w:ascii="Atma" w:cs="Atma" w:eastAsia="Atma" w:hAnsi="Atma"/>
+          <w:rtl w:val="0"/>
+        </w:rPr>
+        <w:t xml:space="preserve">Data এমন আসে:</w:t>
+      </w:r>
+    </w:p>
+    <w:p>
+      <w:pPr>
+        <w:spacing w:after="240" w:before="240" w:lineRule="auto"/>
+        <w:rPr>
+          <w:rFonts w:ascii="Roboto Mono" w:cs="Roboto Mono" w:eastAsia="Roboto Mono" w:hAnsi="Roboto Mono"/>
+        </w:rPr>
+      </w:pPr>
+      <w:r>
+        <w:rPr>
+          <w:rFonts w:ascii="Roboto Mono" w:cs="Roboto Mono" w:eastAsia="Roboto Mono" w:hAnsi="Roboto Mono"/>
+          <w:rtl w:val="0"/>
+        </w:rPr>
+        <w:t xml:space="preserve">20231130</w:t>
+      </w:r>
+    </w:p>
+    <w:p>
+      <w:pPr>
+        <w:spacing w:after="240" w:before="240" w:lineRule="auto"/>
+        <w:rPr>
+          <w:rFonts w:ascii="Roboto Mono" w:cs="Roboto Mono" w:eastAsia="Roboto Mono" w:hAnsi="Roboto Mono"/>
+        </w:rPr>
+      </w:pPr>
+      <w:r>
+        <w:rPr>
+          <w:rFonts w:ascii="Atma" w:cs="Atma" w:eastAsia="Atma" w:hAnsi="Atma"/>
+          <w:rtl w:val="0"/>
+        </w:rPr>
+        <w:t xml:space="preserve">মানে:</w:t>
+      </w:r>
+    </w:p>
+    <w:p>
+      <w:pPr>
+        <w:numPr>
+          <w:ilvl w:val="0"/>
           <w:numId w:val="7"/>
         </w:numPr>
         <w:spacing w:after="0" w:afterAutospacing="0" w:before="240" w:lineRule="auto"/>
         <w:ind w:left="720" w:hanging="360"/>
-      </w:pPr>
-      <w:r>
-        <w:rPr>
-          <w:rFonts w:ascii="Roboto Mono" w:cs="Roboto Mono" w:eastAsia="Roboto Mono" w:hAnsi="Roboto Mono"/>
-          <w:color w:val="188038"/>
-          <w:rtl w:val="0"/>
-        </w:rPr>
-        <w:t xml:space="preserve">IsNull({table.column1})</w:t>
-      </w:r>
-      <w:r>
-        <w:rPr>
-          <w:rFonts w:ascii="Arial Unicode MS" w:cs="Arial Unicode MS" w:eastAsia="Arial Unicode MS" w:hAnsi="Arial Unicode MS"/>
-          <w:rtl w:val="0"/>
-        </w:rPr>
-        <w:t xml:space="preserve"> → check করে column1 null কিনা</w:t>
+        <w:rPr>
+          <w:rFonts w:ascii="Roboto Mono" w:cs="Roboto Mono" w:eastAsia="Roboto Mono" w:hAnsi="Roboto Mono"/>
+        </w:rPr>
+      </w:pPr>
+      <w:r>
+        <w:rPr>
+          <w:rFonts w:ascii="Roboto Mono" w:cs="Roboto Mono" w:eastAsia="Roboto Mono" w:hAnsi="Roboto Mono"/>
+          <w:rtl w:val="0"/>
+        </w:rPr>
+        <w:t xml:space="preserve">2023 = Year</w:t>
+      </w:r>
+    </w:p>
+    <w:p>
+      <w:pPr>
+        <w:numPr>
+          <w:ilvl w:val="0"/>
+          <w:numId w:val="7"/>
+        </w:numPr>
+        <w:spacing w:after="0" w:afterAutospacing="0" w:before="0" w:beforeAutospacing="0" w:lineRule="auto"/>
+        <w:ind w:left="720" w:hanging="360"/>
+        <w:rPr>
+          <w:rFonts w:ascii="Roboto Mono" w:cs="Roboto Mono" w:eastAsia="Roboto Mono" w:hAnsi="Roboto Mono"/>
+        </w:rPr>
+      </w:pPr>
+      <w:r>
+        <w:rPr>
+          <w:rFonts w:ascii="Roboto Mono" w:cs="Roboto Mono" w:eastAsia="Roboto Mono" w:hAnsi="Roboto Mono"/>
+          <w:rtl w:val="0"/>
+        </w:rPr>
+        <w:t xml:space="preserve">11 = Month</w:t>
       </w:r>
     </w:p>
     <w:p>
@@ -1042,21 +2899,140 @@
         </w:numPr>
         <w:spacing w:after="240" w:before="0" w:beforeAutospacing="0" w:lineRule="auto"/>
         <w:ind w:left="720" w:hanging="360"/>
-      </w:pPr>
-      <w:r>
-        <w:rPr>
-          <w:rFonts w:ascii="Roboto Mono" w:cs="Roboto Mono" w:eastAsia="Roboto Mono" w:hAnsi="Roboto Mono"/>
-          <w:color w:val="188038"/>
-          <w:rtl w:val="0"/>
-        </w:rPr>
-        <w:t xml:space="preserve">Not IsNull({table.column1})</w:t>
-      </w:r>
+        <w:rPr>
+          <w:rFonts w:ascii="Roboto Mono" w:cs="Roboto Mono" w:eastAsia="Roboto Mono" w:hAnsi="Roboto Mono"/>
+        </w:rPr>
+      </w:pPr>
+      <w:r>
+        <w:rPr>
+          <w:rFonts w:ascii="Roboto Mono" w:cs="Roboto Mono" w:eastAsia="Roboto Mono" w:hAnsi="Roboto Mono"/>
+          <w:rtl w:val="0"/>
+        </w:rPr>
+        <w:t xml:space="preserve">30 = Day</w:t>
+      </w:r>
+    </w:p>
+    <w:p>
+      <w:pPr>
+        <w:spacing w:after="240" w:before="240" w:lineRule="auto"/>
+        <w:rPr>
+          <w:rFonts w:ascii="Roboto Mono" w:cs="Roboto Mono" w:eastAsia="Roboto Mono" w:hAnsi="Roboto Mono"/>
+        </w:rPr>
+      </w:pPr>
       <w:r>
         <w:rPr>
           <w:rFonts w:ascii="Arial Unicode MS" w:cs="Arial Unicode MS" w:eastAsia="Arial Unicode MS" w:hAnsi="Arial Unicode MS"/>
           <w:rtl w:val="0"/>
         </w:rPr>
-        <w:t xml:space="preserve"> → মানে null না, value আছে</w:t>
+        <w:t xml:space="preserve">Crystal এটাকে direct Date হিসেবে বুঝে না।</w:t>
+        <w:br w:type="textWrapping"/>
+        <w:t xml:space="preserve"> তাই manually Date বানাতে হয়।</w:t>
+      </w:r>
+    </w:p>
+    <w:p>
+      <w:pPr>
+        <w:spacing w:after="240" w:before="240" w:lineRule="auto"/>
+        <w:rPr>
+          <w:rFonts w:ascii="Roboto Mono" w:cs="Roboto Mono" w:eastAsia="Roboto Mono" w:hAnsi="Roboto Mono"/>
+        </w:rPr>
+      </w:pPr>
+      <w:r>
+        <w:pict>
+          <v:rect style="width:0.0pt;height:1.5pt" o:hr="t" o:hrstd="t" o:hralign="center" fillcolor="#A0A0A0" stroked="f"/>
+        </w:pict>
+      </w:r>
+      <w:r>
+        <w:rPr>
+          <w:rtl w:val="0"/>
+        </w:rPr>
+      </w:r>
+    </w:p>
+    <w:p>
+      <w:pPr>
+        <w:pStyle w:val="Heading1"/>
+        <w:keepNext w:val="0"/>
+        <w:keepLines w:val="0"/>
+        <w:spacing w:before="480" w:lineRule="auto"/>
+        <w:rPr>
+          <w:rFonts w:ascii="Roboto Mono" w:cs="Roboto Mono" w:eastAsia="Roboto Mono" w:hAnsi="Roboto Mono"/>
+          <w:b w:val="1"/>
+          <w:bCs w:val="1"/>
+          <w:sz w:val="46"/>
+          <w:szCs w:val="46"/>
+        </w:rPr>
+      </w:pPr>
+      <w:bookmarkStart w:colFirst="0" w:colLast="0" w:name="_7rdtulrcz92w" w:id="30"/>
+      <w:bookmarkEnd w:id="30"/>
+      <w:r>
+        <w:rPr>
+          <w:rFonts w:ascii="Atma" w:cs="Atma" w:eastAsia="Atma" w:hAnsi="Atma"/>
+          <w:b w:val="1"/>
+          <w:bCs w:val="1"/>
+          <w:sz w:val="46"/>
+          <w:szCs w:val="46"/>
+          <w:rtl w:val="0"/>
+        </w:rPr>
+        <w:t xml:space="preserve">৩. Formula Breakdown</w:t>
+      </w:r>
+    </w:p>
+    <w:p>
+      <w:pPr>
+        <w:spacing w:after="240" w:before="240" w:lineRule="auto"/>
+        <w:rPr>
+          <w:rFonts w:ascii="Roboto Mono" w:cs="Roboto Mono" w:eastAsia="Roboto Mono" w:hAnsi="Roboto Mono"/>
+        </w:rPr>
+      </w:pPr>
+      <w:r>
+        <w:pict>
+          <v:rect style="width:0.0pt;height:1.5pt" o:hr="t" o:hrstd="t" o:hralign="center" fillcolor="#A0A0A0" stroked="f"/>
+        </w:pict>
+      </w:r>
+      <w:r>
+        <w:rPr>
+          <w:rtl w:val="0"/>
+        </w:rPr>
+      </w:r>
+    </w:p>
+    <w:p>
+      <w:pPr>
+        <w:pStyle w:val="Heading2"/>
+        <w:keepNext w:val="0"/>
+        <w:keepLines w:val="0"/>
+        <w:spacing w:after="80" w:lineRule="auto"/>
+        <w:rPr>
+          <w:rFonts w:ascii="Roboto Mono" w:cs="Roboto Mono" w:eastAsia="Roboto Mono" w:hAnsi="Roboto Mono"/>
+          <w:b w:val="1"/>
+          <w:bCs w:val="1"/>
+          <w:sz w:val="34"/>
+          <w:szCs w:val="34"/>
+        </w:rPr>
+      </w:pPr>
+      <w:bookmarkStart w:colFirst="0" w:colLast="0" w:name="_duv09lb41b2d" w:id="31"/>
+      <w:bookmarkEnd w:id="31"/>
+      <w:r>
+        <w:rPr>
+          <w:rFonts w:ascii="Roboto Mono" w:cs="Roboto Mono" w:eastAsia="Roboto Mono" w:hAnsi="Roboto Mono"/>
+          <w:b w:val="1"/>
+          <w:bCs w:val="1"/>
+          <w:sz w:val="34"/>
+          <w:szCs w:val="34"/>
+          <w:rtl w:val="0"/>
+        </w:rPr>
+        <w:t xml:space="preserve">A. ToText()</w:t>
+      </w:r>
+    </w:p>
+    <w:p>
+      <w:pPr>
+        <w:spacing w:after="240" w:before="240" w:lineRule="auto"/>
+        <w:rPr>
+          <w:rFonts w:ascii="Roboto Mono" w:cs="Roboto Mono" w:eastAsia="Roboto Mono" w:hAnsi="Roboto Mono"/>
+        </w:rPr>
+      </w:pPr>
+      <w:r>
+        <w:rPr>
+          <w:rFonts w:ascii="Roboto Mono" w:cs="Roboto Mono" w:eastAsia="Roboto Mono" w:hAnsi="Roboto Mono"/>
+          <w:rtl w:val="0"/>
+        </w:rPr>
+        <w:t xml:space="preserve">ToText({AROBL.DATEDUE},0,"")</w:t>
       </w:r>
     </w:p>
     <w:p>
@@ -1066,6 +3042,7 @@
         <w:keepLines w:val="0"/>
         <w:spacing w:before="280" w:lineRule="auto"/>
         <w:rPr>
+          <w:rFonts w:ascii="Roboto Mono" w:cs="Roboto Mono" w:eastAsia="Roboto Mono" w:hAnsi="Roboto Mono"/>
           <w:b w:val="1"/>
           <w:bCs w:val="1"/>
           <w:color w:val="000000"/>
@@ -1073,11 +3050,11 @@
           <w:szCs w:val="26"/>
         </w:rPr>
       </w:pPr>
-      <w:bookmarkStart w:colFirst="0" w:colLast="0" w:name="_630pmgaypy64" w:id="9"/>
-      <w:bookmarkEnd w:id="9"/>
-      <w:r>
-        <w:rPr>
-          <w:rFonts w:ascii="Vrinda" w:cs="Vrinda" w:eastAsia="Vrinda" w:hAnsi="Vrinda"/>
+      <w:bookmarkStart w:colFirst="0" w:colLast="0" w:name="_wnkt7grjr8qg" w:id="32"/>
+      <w:bookmarkEnd w:id="32"/>
+      <w:r>
+        <w:rPr>
+          <w:rFonts w:ascii="Atma" w:cs="Atma" w:eastAsia="Atma" w:hAnsi="Atma"/>
           <w:b w:val="1"/>
           <w:bCs w:val="1"/>
           <w:color w:val="000000"/>
@@ -1085,63 +3062,60 @@
           <w:szCs w:val="26"/>
           <w:rtl w:val="0"/>
         </w:rPr>
-        <w:t xml:space="preserve">কাজের নিয়ম</w:t>
-      </w:r>
-    </w:p>
-    <w:p>
-      <w:pPr>
-        <w:numPr>
-          <w:ilvl w:val="0"/>
-          <w:numId w:val="8"/>
-        </w:numPr>
-        <w:spacing w:after="0" w:afterAutospacing="0" w:before="240" w:lineRule="auto"/>
-        <w:ind w:left="720" w:hanging="360"/>
+        <w:t xml:space="preserve">কাজ</w:t>
+      </w:r>
+    </w:p>
+    <w:p>
+      <w:pPr>
+        <w:spacing w:after="240" w:before="240" w:lineRule="auto"/>
+        <w:rPr>
+          <w:rFonts w:ascii="Roboto Mono" w:cs="Roboto Mono" w:eastAsia="Roboto Mono" w:hAnsi="Roboto Mono"/>
+        </w:rPr>
       </w:pPr>
       <w:r>
         <w:rPr>
           <w:rFonts w:ascii="Arial Unicode MS" w:cs="Arial Unicode MS" w:eastAsia="Arial Unicode MS" w:hAnsi="Arial Unicode MS"/>
           <w:rtl w:val="0"/>
         </w:rPr>
-        <w:t xml:space="preserve">Column1-এ value থাকলে → </w:t>
-      </w:r>
-      <w:r>
-        <w:rPr>
-          <w:b w:val="1"/>
-          <w:bCs w:val="1"/>
-          <w:rtl w:val="0"/>
-        </w:rPr>
-        <w:t xml:space="preserve">Column1 show</w:t>
-      </w:r>
-    </w:p>
-    <w:p>
-      <w:pPr>
-        <w:numPr>
-          <w:ilvl w:val="0"/>
-          <w:numId w:val="8"/>
-        </w:numPr>
-        <w:spacing w:after="240" w:before="0" w:beforeAutospacing="0" w:lineRule="auto"/>
-        <w:ind w:left="720" w:hanging="360"/>
-      </w:pPr>
-      <w:r>
-        <w:rPr>
-          <w:rFonts w:ascii="Arial Unicode MS" w:cs="Arial Unicode MS" w:eastAsia="Arial Unicode MS" w:hAnsi="Arial Unicode MS"/>
-          <w:rtl w:val="0"/>
-        </w:rPr>
-        <w:t xml:space="preserve">Column1 null হলে → </w:t>
-      </w:r>
-      <w:r>
-        <w:rPr>
-          <w:b w:val="1"/>
-          <w:bCs w:val="1"/>
-          <w:rtl w:val="0"/>
-        </w:rPr>
-        <w:t xml:space="preserve">Column2 show</w:t>
-      </w:r>
-    </w:p>
-    <w:p>
-      <w:pPr>
-        <w:spacing w:after="240" w:before="240" w:lineRule="auto"/>
-        <w:rPr/>
+        <w:t xml:space="preserve">Number কে Text এ convert করে।</w:t>
+      </w:r>
+    </w:p>
+    <w:p>
+      <w:pPr>
+        <w:spacing w:after="240" w:before="240" w:lineRule="auto"/>
+        <w:rPr>
+          <w:rFonts w:ascii="Roboto Mono" w:cs="Roboto Mono" w:eastAsia="Roboto Mono" w:hAnsi="Roboto Mono"/>
+        </w:rPr>
+      </w:pPr>
+      <w:r>
+        <w:rPr>
+          <w:rFonts w:ascii="Roboto Mono" w:cs="Roboto Mono" w:eastAsia="Roboto Mono" w:hAnsi="Roboto Mono"/>
+          <w:rtl w:val="0"/>
+        </w:rPr>
+        <w:t xml:space="preserve">Example:</w:t>
+      </w:r>
+    </w:p>
+    <w:p>
+      <w:pPr>
+        <w:spacing w:after="240" w:before="240" w:lineRule="auto"/>
+        <w:rPr>
+          <w:rFonts w:ascii="Roboto Mono" w:cs="Roboto Mono" w:eastAsia="Roboto Mono" w:hAnsi="Roboto Mono"/>
+        </w:rPr>
+      </w:pPr>
+      <w:r>
+        <w:rPr>
+          <w:rFonts w:ascii="Roboto Mono" w:cs="Roboto Mono" w:eastAsia="Roboto Mono" w:hAnsi="Roboto Mono"/>
+          <w:rtl w:val="0"/>
+        </w:rPr>
+        <w:t xml:space="preserve">20231130</w:t>
+      </w:r>
+    </w:p>
+    <w:p>
+      <w:pPr>
+        <w:spacing w:after="240" w:before="240" w:lineRule="auto"/>
+        <w:rPr>
+          <w:rFonts w:ascii="Roboto Mono" w:cs="Roboto Mono" w:eastAsia="Roboto Mono" w:hAnsi="Roboto Mono"/>
+        </w:rPr>
       </w:pPr>
       <w:r>
         <w:pict>
@@ -1161,111 +3135,144 @@
         <w:keepLines w:val="0"/>
         <w:spacing w:after="80" w:lineRule="auto"/>
         <w:rPr>
+          <w:rFonts w:ascii="Roboto Mono" w:cs="Roboto Mono" w:eastAsia="Roboto Mono" w:hAnsi="Roboto Mono"/>
           <w:b w:val="1"/>
           <w:bCs w:val="1"/>
           <w:sz w:val="34"/>
           <w:szCs w:val="34"/>
         </w:rPr>
       </w:pPr>
-      <w:bookmarkStart w:colFirst="0" w:colLast="0" w:name="_5i9nle6rh7ct" w:id="10"/>
-      <w:bookmarkEnd w:id="10"/>
-      <w:r>
-        <w:rPr>
+      <w:bookmarkStart w:colFirst="0" w:colLast="0" w:name="_kyecni3htxqp" w:id="33"/>
+      <w:bookmarkEnd w:id="33"/>
+      <w:r>
+        <w:rPr>
+          <w:rFonts w:ascii="Roboto Mono" w:cs="Roboto Mono" w:eastAsia="Roboto Mono" w:hAnsi="Roboto Mono"/>
           <w:b w:val="1"/>
           <w:bCs w:val="1"/>
           <w:sz w:val="34"/>
           <w:szCs w:val="34"/>
           <w:rtl w:val="0"/>
         </w:rPr>
-        <w:t xml:space="preserve">Output Example</w:t>
-      </w:r>
-    </w:p>
-    <w:p>
-      <w:pPr>
-        <w:numPr>
-          <w:ilvl w:val="0"/>
-          <w:numId w:val="5"/>
-        </w:numPr>
-        <w:spacing w:after="0" w:afterAutospacing="0" w:before="240" w:lineRule="auto"/>
-        <w:ind w:left="720" w:hanging="360"/>
-      </w:pPr>
-      <w:r>
-        <w:rPr>
-          <w:rtl w:val="0"/>
-        </w:rPr>
-        <w:t xml:space="preserve">Column1 = </w:t>
-      </w:r>
-      <w:r>
-        <w:rPr>
-          <w:rFonts w:ascii="Roboto Mono" w:cs="Roboto Mono" w:eastAsia="Roboto Mono" w:hAnsi="Roboto Mono"/>
-          <w:color w:val="188038"/>
-          <w:rtl w:val="0"/>
-        </w:rPr>
-        <w:t xml:space="preserve">Test123</w:t>
-      </w:r>
+        <w:t xml:space="preserve">B. Left()</w:t>
+      </w:r>
+    </w:p>
+    <w:p>
+      <w:pPr>
+        <w:spacing w:after="240" w:before="240" w:lineRule="auto"/>
+        <w:rPr>
+          <w:rFonts w:ascii="Roboto Mono" w:cs="Roboto Mono" w:eastAsia="Roboto Mono" w:hAnsi="Roboto Mono"/>
+        </w:rPr>
+      </w:pPr>
+      <w:r>
+        <w:rPr>
+          <w:rFonts w:ascii="Roboto Mono" w:cs="Roboto Mono" w:eastAsia="Roboto Mono" w:hAnsi="Roboto Mono"/>
+          <w:rtl w:val="0"/>
+        </w:rPr>
+        <w:t xml:space="preserve">Left(ToText({AROBL.DATEDUE},0,""),4)</w:t>
+      </w:r>
+    </w:p>
+    <w:p>
+      <w:pPr>
+        <w:pStyle w:val="Heading3"/>
+        <w:keepNext w:val="0"/>
+        <w:keepLines w:val="0"/>
+        <w:spacing w:before="280" w:lineRule="auto"/>
+        <w:rPr>
+          <w:rFonts w:ascii="Roboto Mono" w:cs="Roboto Mono" w:eastAsia="Roboto Mono" w:hAnsi="Roboto Mono"/>
+          <w:b w:val="1"/>
+          <w:bCs w:val="1"/>
+          <w:color w:val="000000"/>
+          <w:sz w:val="26"/>
+          <w:szCs w:val="26"/>
+        </w:rPr>
+      </w:pPr>
+      <w:bookmarkStart w:colFirst="0" w:colLast="0" w:name="_9hxnamkkwxzn" w:id="34"/>
+      <w:bookmarkEnd w:id="34"/>
+      <w:r>
+        <w:rPr>
+          <w:rFonts w:ascii="Atma" w:cs="Atma" w:eastAsia="Atma" w:hAnsi="Atma"/>
+          <w:b w:val="1"/>
+          <w:bCs w:val="1"/>
+          <w:color w:val="000000"/>
+          <w:sz w:val="26"/>
+          <w:szCs w:val="26"/>
+          <w:rtl w:val="0"/>
+        </w:rPr>
+        <w:t xml:space="preserve">কাজ</w:t>
+      </w:r>
+    </w:p>
+    <w:p>
+      <w:pPr>
+        <w:spacing w:after="240" w:before="240" w:lineRule="auto"/>
+        <w:rPr>
+          <w:rFonts w:ascii="Roboto Mono" w:cs="Roboto Mono" w:eastAsia="Roboto Mono" w:hAnsi="Roboto Mono"/>
+        </w:rPr>
+      </w:pPr>
       <w:r>
         <w:rPr>
           <w:rFonts w:ascii="Arial Unicode MS" w:cs="Arial Unicode MS" w:eastAsia="Arial Unicode MS" w:hAnsi="Arial Unicode MS"/>
           <w:rtl w:val="0"/>
         </w:rPr>
-        <w:t xml:space="preserve"> → Output: </w:t>
-      </w:r>
-      <w:r>
-        <w:rPr>
-          <w:rFonts w:ascii="Roboto Mono" w:cs="Roboto Mono" w:eastAsia="Roboto Mono" w:hAnsi="Roboto Mono"/>
-          <w:color w:val="188038"/>
-          <w:rtl w:val="0"/>
-        </w:rPr>
-        <w:t xml:space="preserve">Test123</w:t>
-      </w:r>
-    </w:p>
-    <w:p>
-      <w:pPr>
-        <w:numPr>
-          <w:ilvl w:val="0"/>
-          <w:numId w:val="5"/>
-        </w:numPr>
-        <w:spacing w:after="240" w:before="0" w:beforeAutospacing="0" w:lineRule="auto"/>
-        <w:ind w:left="720" w:hanging="360"/>
-      </w:pPr>
-      <w:r>
-        <w:rPr>
-          <w:rtl w:val="0"/>
-        </w:rPr>
-        <w:t xml:space="preserve">Column1 = </w:t>
-      </w:r>
-      <w:r>
-        <w:rPr>
-          <w:rFonts w:ascii="Roboto Mono" w:cs="Roboto Mono" w:eastAsia="Roboto Mono" w:hAnsi="Roboto Mono"/>
-          <w:color w:val="188038"/>
-          <w:rtl w:val="0"/>
-        </w:rPr>
-        <w:t xml:space="preserve">null</w:t>
-      </w:r>
+        <w:t xml:space="preserve">বাম দিক থেকে প্রথম 4 digit নেয়।</w:t>
+      </w:r>
+    </w:p>
+    <w:p>
+      <w:pPr>
+        <w:spacing w:after="240" w:before="240" w:lineRule="auto"/>
+        <w:rPr>
+          <w:rFonts w:ascii="Roboto Mono" w:cs="Roboto Mono" w:eastAsia="Roboto Mono" w:hAnsi="Roboto Mono"/>
+        </w:rPr>
+      </w:pPr>
+      <w:r>
+        <w:rPr>
+          <w:rFonts w:ascii="Roboto Mono" w:cs="Roboto Mono" w:eastAsia="Roboto Mono" w:hAnsi="Roboto Mono"/>
+          <w:rtl w:val="0"/>
+        </w:rPr>
+        <w:t xml:space="preserve">Result:</w:t>
+      </w:r>
+    </w:p>
+    <w:p>
+      <w:pPr>
+        <w:spacing w:after="240" w:before="240" w:lineRule="auto"/>
+        <w:rPr>
+          <w:rFonts w:ascii="Roboto Mono" w:cs="Roboto Mono" w:eastAsia="Roboto Mono" w:hAnsi="Roboto Mono"/>
+        </w:rPr>
+      </w:pPr>
+      <w:r>
+        <w:rPr>
+          <w:rFonts w:ascii="Roboto Mono" w:cs="Roboto Mono" w:eastAsia="Roboto Mono" w:hAnsi="Roboto Mono"/>
+          <w:rtl w:val="0"/>
+        </w:rPr>
+        <w:t xml:space="preserve">2023</w:t>
+      </w:r>
+    </w:p>
+    <w:p>
+      <w:pPr>
+        <w:spacing w:after="240" w:before="240" w:lineRule="auto"/>
+        <w:rPr>
+          <w:rFonts w:ascii="Roboto Mono" w:cs="Roboto Mono" w:eastAsia="Roboto Mono" w:hAnsi="Roboto Mono"/>
+        </w:rPr>
+      </w:pPr>
       <w:r>
         <w:rPr>
           <w:rFonts w:ascii="Arial Unicode MS" w:cs="Arial Unicode MS" w:eastAsia="Arial Unicode MS" w:hAnsi="Arial Unicode MS"/>
           <w:rtl w:val="0"/>
         </w:rPr>
-        <w:t xml:space="preserve"> → Output: Column2 value</w:t>
-      </w:r>
-    </w:p>
-    <w:p>
-      <w:pPr>
-        <w:spacing w:after="240" w:before="240" w:lineRule="auto"/>
-        <w:rPr/>
-      </w:pPr>
-      <w:r>
-        <w:rPr>
-          <w:rtl w:val="0"/>
-        </w:rPr>
-      </w:r>
-    </w:p>
-    <w:p>
-      <w:pPr>
-        <w:spacing w:after="240" w:before="240" w:lineRule="auto"/>
-        <w:rPr/>
-      </w:pPr>
+        <w:t xml:space="preserve">এটা Year।</w:t>
+      </w:r>
+    </w:p>
+    <w:p>
+      <w:pPr>
+        <w:spacing w:after="240" w:before="240" w:lineRule="auto"/>
+        <w:rPr>
+          <w:rFonts w:ascii="Roboto Mono" w:cs="Roboto Mono" w:eastAsia="Roboto Mono" w:hAnsi="Roboto Mono"/>
+        </w:rPr>
+      </w:pPr>
+      <w:r>
+        <w:pict>
+          <v:rect style="width:0.0pt;height:1.5pt" o:hr="t" o:hrstd="t" o:hralign="center" fillcolor="#A0A0A0" stroked="f"/>
+        </w:pict>
+      </w:r>
       <w:r>
         <w:rPr>
           <w:rtl w:val="0"/>
@@ -1279,23 +3286,40 @@
         <w:keepLines w:val="0"/>
         <w:spacing w:after="80" w:lineRule="auto"/>
         <w:rPr>
+          <w:rFonts w:ascii="Roboto Mono" w:cs="Roboto Mono" w:eastAsia="Roboto Mono" w:hAnsi="Roboto Mono"/>
           <w:b w:val="1"/>
           <w:bCs w:val="1"/>
           <w:sz w:val="34"/>
           <w:szCs w:val="34"/>
         </w:rPr>
       </w:pPr>
-      <w:bookmarkStart w:colFirst="0" w:colLast="0" w:name="_6sgjd45ou7aq" w:id="11"/>
-      <w:bookmarkEnd w:id="11"/>
-      <w:r>
-        <w:rPr>
+      <w:bookmarkStart w:colFirst="0" w:colLast="0" w:name="_q4j6g06xa183" w:id="35"/>
+      <w:bookmarkEnd w:id="35"/>
+      <w:r>
+        <w:rPr>
+          <w:rFonts w:ascii="Roboto Mono" w:cs="Roboto Mono" w:eastAsia="Roboto Mono" w:hAnsi="Roboto Mono"/>
           <w:b w:val="1"/>
           <w:bCs w:val="1"/>
           <w:sz w:val="34"/>
           <w:szCs w:val="34"/>
           <w:rtl w:val="0"/>
         </w:rPr>
-        <w:t xml:space="preserve">📌 📅 Crystal Reports Date Conversion (YYYYMMDD → Date)</w:t>
+        <w:t xml:space="preserve">C. Mid()</w:t>
+      </w:r>
+    </w:p>
+    <w:p>
+      <w:pPr>
+        <w:spacing w:after="240" w:before="240" w:lineRule="auto"/>
+        <w:rPr>
+          <w:rFonts w:ascii="Roboto Mono" w:cs="Roboto Mono" w:eastAsia="Roboto Mono" w:hAnsi="Roboto Mono"/>
+        </w:rPr>
+      </w:pPr>
+      <w:r>
+        <w:rPr>
+          <w:rFonts w:ascii="Roboto Mono" w:cs="Roboto Mono" w:eastAsia="Roboto Mono" w:hAnsi="Roboto Mono"/>
+          <w:rtl w:val="0"/>
+        </w:rPr>
+        <w:t xml:space="preserve">Mid(ToText({AROBL.DATEDUE},0,""),5,2)</w:t>
       </w:r>
     </w:p>
     <w:p>
@@ -1305,6 +3329,7 @@
         <w:keepLines w:val="0"/>
         <w:spacing w:before="280" w:lineRule="auto"/>
         <w:rPr>
+          <w:rFonts w:ascii="Roboto Mono" w:cs="Roboto Mono" w:eastAsia="Roboto Mono" w:hAnsi="Roboto Mono"/>
           <w:b w:val="1"/>
           <w:bCs w:val="1"/>
           <w:color w:val="000000"/>
@@ -1312,10 +3337,11 @@
           <w:szCs w:val="26"/>
         </w:rPr>
       </w:pPr>
-      <w:bookmarkStart w:colFirst="0" w:colLast="0" w:name="_5xbkxy86gd9h" w:id="12"/>
-      <w:bookmarkEnd w:id="12"/>
-      <w:r>
-        <w:rPr>
+      <w:bookmarkStart w:colFirst="0" w:colLast="0" w:name="_ay3z0icgwbch" w:id="36"/>
+      <w:bookmarkEnd w:id="36"/>
+      <w:r>
+        <w:rPr>
+          <w:rFonts w:ascii="Atma" w:cs="Atma" w:eastAsia="Atma" w:hAnsi="Atma"/>
           <w:b w:val="1"/>
           <w:bCs w:val="1"/>
           <w:color w:val="000000"/>
@@ -1323,47 +3349,75 @@
           <w:szCs w:val="26"/>
           <w:rtl w:val="0"/>
         </w:rPr>
-        <w:t xml:space="preserve">🔥 Problem:</w:t>
-      </w:r>
-    </w:p>
-    <w:p>
-      <w:pPr>
-        <w:spacing w:after="240" w:before="240" w:lineRule="auto"/>
-        <w:rPr/>
-      </w:pPr>
-      <w:r>
-        <w:rPr>
-          <w:rFonts w:ascii="Roboto Mono" w:cs="Roboto Mono" w:eastAsia="Roboto Mono" w:hAnsi="Roboto Mono"/>
-          <w:color w:val="188038"/>
-          <w:rtl w:val="0"/>
-        </w:rPr>
-        <w:t xml:space="preserve">{AROBL.DATEDUE}</w:t>
-      </w:r>
-      <w:r>
-        <w:rPr>
-          <w:rFonts w:ascii="Vrinda" w:cs="Vrinda" w:eastAsia="Vrinda" w:hAnsi="Vrinda"/>
-          <w:rtl w:val="0"/>
-        </w:rPr>
-        <w:t xml:space="preserve"> field টি numeric format এ আছে:</w:t>
-      </w:r>
-    </w:p>
-    <w:p>
-      <w:pPr>
-        <w:spacing w:after="240" w:before="240" w:lineRule="auto"/>
-        <w:rPr/>
+        <w:t xml:space="preserve">কাজ</w:t>
+      </w:r>
+    </w:p>
+    <w:p>
+      <w:pPr>
+        <w:spacing w:after="240" w:before="240" w:lineRule="auto"/>
+        <w:rPr>
+          <w:rFonts w:ascii="Roboto Mono" w:cs="Roboto Mono" w:eastAsia="Roboto Mono" w:hAnsi="Roboto Mono"/>
+        </w:rPr>
       </w:pPr>
       <w:r>
         <w:rPr>
           <w:rFonts w:ascii="Arial Unicode MS" w:cs="Arial Unicode MS" w:eastAsia="Arial Unicode MS" w:hAnsi="Arial Unicode MS"/>
           <w:rtl w:val="0"/>
         </w:rPr>
-        <w:t xml:space="preserve">20241231  → YYYYMMDD</w:t>
-      </w:r>
-    </w:p>
-    <w:p>
-      <w:pPr>
-        <w:spacing w:after="240" w:before="240" w:lineRule="auto"/>
-        <w:rPr/>
+        <w:t xml:space="preserve">5 নম্বর position থেকে 2 digit নেয়।</w:t>
+      </w:r>
+    </w:p>
+    <w:p>
+      <w:pPr>
+        <w:spacing w:after="240" w:before="240" w:lineRule="auto"/>
+        <w:rPr>
+          <w:rFonts w:ascii="Roboto Mono" w:cs="Roboto Mono" w:eastAsia="Roboto Mono" w:hAnsi="Roboto Mono"/>
+        </w:rPr>
+      </w:pPr>
+      <w:r>
+        <w:rPr>
+          <w:rFonts w:ascii="Roboto Mono" w:cs="Roboto Mono" w:eastAsia="Roboto Mono" w:hAnsi="Roboto Mono"/>
+          <w:rtl w:val="0"/>
+        </w:rPr>
+        <w:t xml:space="preserve">Result:</w:t>
+      </w:r>
+    </w:p>
+    <w:p>
+      <w:pPr>
+        <w:spacing w:after="240" w:before="240" w:lineRule="auto"/>
+        <w:rPr>
+          <w:rFonts w:ascii="Roboto Mono" w:cs="Roboto Mono" w:eastAsia="Roboto Mono" w:hAnsi="Roboto Mono"/>
+        </w:rPr>
+      </w:pPr>
+      <w:r>
+        <w:rPr>
+          <w:rFonts w:ascii="Roboto Mono" w:cs="Roboto Mono" w:eastAsia="Roboto Mono" w:hAnsi="Roboto Mono"/>
+          <w:rtl w:val="0"/>
+        </w:rPr>
+        <w:t xml:space="preserve">11</w:t>
+      </w:r>
+    </w:p>
+    <w:p>
+      <w:pPr>
+        <w:spacing w:after="240" w:before="240" w:lineRule="auto"/>
+        <w:rPr>
+          <w:rFonts w:ascii="Roboto Mono" w:cs="Roboto Mono" w:eastAsia="Roboto Mono" w:hAnsi="Roboto Mono"/>
+        </w:rPr>
+      </w:pPr>
+      <w:r>
+        <w:rPr>
+          <w:rFonts w:ascii="Arial Unicode MS" w:cs="Arial Unicode MS" w:eastAsia="Arial Unicode MS" w:hAnsi="Arial Unicode MS"/>
+          <w:rtl w:val="0"/>
+        </w:rPr>
+        <w:t xml:space="preserve">এটা Month।</w:t>
+      </w:r>
+    </w:p>
+    <w:p>
+      <w:pPr>
+        <w:spacing w:after="240" w:before="240" w:lineRule="auto"/>
+        <w:rPr>
+          <w:rFonts w:ascii="Roboto Mono" w:cs="Roboto Mono" w:eastAsia="Roboto Mono" w:hAnsi="Roboto Mono"/>
+        </w:rPr>
       </w:pPr>
       <w:r>
         <w:pict>
@@ -1383,89 +3437,138 @@
         <w:keepLines w:val="0"/>
         <w:spacing w:after="80" w:lineRule="auto"/>
         <w:rPr>
+          <w:rFonts w:ascii="Roboto Mono" w:cs="Roboto Mono" w:eastAsia="Roboto Mono" w:hAnsi="Roboto Mono"/>
           <w:b w:val="1"/>
           <w:bCs w:val="1"/>
           <w:sz w:val="34"/>
           <w:szCs w:val="34"/>
         </w:rPr>
       </w:pPr>
-      <w:bookmarkStart w:colFirst="0" w:colLast="0" w:name="_q6ep1cj7e7o9" w:id="13"/>
-      <w:bookmarkEnd w:id="13"/>
-      <w:r>
-        <w:rPr>
+      <w:bookmarkStart w:colFirst="0" w:colLast="0" w:name="_hele1qkwsgyv" w:id="37"/>
+      <w:bookmarkEnd w:id="37"/>
+      <w:r>
+        <w:rPr>
+          <w:rFonts w:ascii="Roboto Mono" w:cs="Roboto Mono" w:eastAsia="Roboto Mono" w:hAnsi="Roboto Mono"/>
           <w:b w:val="1"/>
           <w:bCs w:val="1"/>
           <w:sz w:val="34"/>
           <w:szCs w:val="34"/>
           <w:rtl w:val="0"/>
         </w:rPr>
-        <w:t xml:space="preserve">✅ ✔️ Final Working Formula</w:t>
-      </w:r>
-    </w:p>
-    <w:p>
-      <w:pPr>
-        <w:spacing w:after="240" w:before="240" w:lineRule="auto"/>
-        <w:rPr/>
-      </w:pPr>
-      <w:r>
-        <w:rPr>
-          <w:rtl w:val="0"/>
-        </w:rPr>
-        <w:t xml:space="preserve">Date(</w:t>
-      </w:r>
-    </w:p>
-    <w:p>
-      <w:pPr>
-        <w:spacing w:after="240" w:before="240" w:lineRule="auto"/>
-        <w:rPr/>
-      </w:pPr>
-      <w:r>
-        <w:rPr>
-          <w:rtl w:val="0"/>
-        </w:rPr>
-        <w:t xml:space="preserve">   Int({AROBL.DATEDUE} / 10000),</w:t>
-      </w:r>
-    </w:p>
-    <w:p>
-      <w:pPr>
-        <w:spacing w:after="240" w:before="240" w:lineRule="auto"/>
-        <w:rPr/>
-      </w:pPr>
-      <w:r>
-        <w:rPr>
-          <w:rtl w:val="0"/>
-        </w:rPr>
-        <w:t xml:space="preserve">   Int(({AROBL.DATEDUE} / 100)) mod 100,</w:t>
-      </w:r>
-    </w:p>
-    <w:p>
-      <w:pPr>
-        <w:spacing w:after="240" w:before="240" w:lineRule="auto"/>
-        <w:rPr/>
-      </w:pPr>
-      <w:r>
-        <w:rPr>
-          <w:rtl w:val="0"/>
-        </w:rPr>
-        <w:t xml:space="preserve">   {AROBL.DATEDUE} mod 100</w:t>
-      </w:r>
-    </w:p>
-    <w:p>
-      <w:pPr>
-        <w:spacing w:after="240" w:before="240" w:lineRule="auto"/>
-        <w:rPr/>
-      </w:pPr>
-      <w:r>
-        <w:rPr>
-          <w:rtl w:val="0"/>
-        </w:rPr>
-        <w:t xml:space="preserve">)</w:t>
-      </w:r>
-    </w:p>
-    <w:p>
-      <w:pPr>
-        <w:spacing w:after="240" w:before="240" w:lineRule="auto"/>
-        <w:rPr/>
+        <w:t xml:space="preserve">D. Right()</w:t>
+      </w:r>
+    </w:p>
+    <w:p>
+      <w:pPr>
+        <w:spacing w:after="240" w:before="240" w:lineRule="auto"/>
+        <w:rPr>
+          <w:rFonts w:ascii="Roboto Mono" w:cs="Roboto Mono" w:eastAsia="Roboto Mono" w:hAnsi="Roboto Mono"/>
+        </w:rPr>
+      </w:pPr>
+      <w:r>
+        <w:rPr>
+          <w:rFonts w:ascii="Roboto Mono" w:cs="Roboto Mono" w:eastAsia="Roboto Mono" w:hAnsi="Roboto Mono"/>
+          <w:rtl w:val="0"/>
+        </w:rPr>
+        <w:t xml:space="preserve">Right(ToText({AROBL.DATEDUE},0,""),2)</w:t>
+      </w:r>
+    </w:p>
+    <w:p>
+      <w:pPr>
+        <w:pStyle w:val="Heading3"/>
+        <w:keepNext w:val="0"/>
+        <w:keepLines w:val="0"/>
+        <w:spacing w:before="280" w:lineRule="auto"/>
+        <w:rPr>
+          <w:rFonts w:ascii="Roboto Mono" w:cs="Roboto Mono" w:eastAsia="Roboto Mono" w:hAnsi="Roboto Mono"/>
+          <w:b w:val="1"/>
+          <w:bCs w:val="1"/>
+          <w:color w:val="000000"/>
+          <w:sz w:val="26"/>
+          <w:szCs w:val="26"/>
+        </w:rPr>
+      </w:pPr>
+      <w:bookmarkStart w:colFirst="0" w:colLast="0" w:name="_7wqo6jj76ylt" w:id="38"/>
+      <w:bookmarkEnd w:id="38"/>
+      <w:r>
+        <w:rPr>
+          <w:rFonts w:ascii="Atma" w:cs="Atma" w:eastAsia="Atma" w:hAnsi="Atma"/>
+          <w:b w:val="1"/>
+          <w:bCs w:val="1"/>
+          <w:color w:val="000000"/>
+          <w:sz w:val="26"/>
+          <w:szCs w:val="26"/>
+          <w:rtl w:val="0"/>
+        </w:rPr>
+        <w:t xml:space="preserve">কাজ</w:t>
+      </w:r>
+    </w:p>
+    <w:p>
+      <w:pPr>
+        <w:spacing w:after="240" w:before="240" w:lineRule="auto"/>
+        <w:rPr>
+          <w:rFonts w:ascii="Roboto Mono" w:cs="Roboto Mono" w:eastAsia="Roboto Mono" w:hAnsi="Roboto Mono"/>
+        </w:rPr>
+      </w:pPr>
+      <w:r>
+        <w:rPr>
+          <w:rFonts w:ascii="Arial Unicode MS" w:cs="Arial Unicode MS" w:eastAsia="Arial Unicode MS" w:hAnsi="Arial Unicode MS"/>
+          <w:rtl w:val="0"/>
+        </w:rPr>
+        <w:t xml:space="preserve">ডান দিক থেকে শেষ 2 digit নেয়।</w:t>
+      </w:r>
+    </w:p>
+    <w:p>
+      <w:pPr>
+        <w:spacing w:after="240" w:before="240" w:lineRule="auto"/>
+        <w:rPr>
+          <w:rFonts w:ascii="Roboto Mono" w:cs="Roboto Mono" w:eastAsia="Roboto Mono" w:hAnsi="Roboto Mono"/>
+        </w:rPr>
+      </w:pPr>
+      <w:r>
+        <w:rPr>
+          <w:rFonts w:ascii="Roboto Mono" w:cs="Roboto Mono" w:eastAsia="Roboto Mono" w:hAnsi="Roboto Mono"/>
+          <w:rtl w:val="0"/>
+        </w:rPr>
+        <w:t xml:space="preserve">Result:</w:t>
+      </w:r>
+    </w:p>
+    <w:p>
+      <w:pPr>
+        <w:spacing w:after="240" w:before="240" w:lineRule="auto"/>
+        <w:rPr>
+          <w:rFonts w:ascii="Roboto Mono" w:cs="Roboto Mono" w:eastAsia="Roboto Mono" w:hAnsi="Roboto Mono"/>
+        </w:rPr>
+      </w:pPr>
+      <w:r>
+        <w:rPr>
+          <w:rFonts w:ascii="Roboto Mono" w:cs="Roboto Mono" w:eastAsia="Roboto Mono" w:hAnsi="Roboto Mono"/>
+          <w:rtl w:val="0"/>
+        </w:rPr>
+        <w:t xml:space="preserve">30</w:t>
+      </w:r>
+    </w:p>
+    <w:p>
+      <w:pPr>
+        <w:spacing w:after="240" w:before="240" w:lineRule="auto"/>
+        <w:rPr>
+          <w:rFonts w:ascii="Roboto Mono" w:cs="Roboto Mono" w:eastAsia="Roboto Mono" w:hAnsi="Roboto Mono"/>
+        </w:rPr>
+      </w:pPr>
+      <w:r>
+        <w:rPr>
+          <w:rFonts w:ascii="Arial Unicode MS" w:cs="Arial Unicode MS" w:eastAsia="Arial Unicode MS" w:hAnsi="Arial Unicode MS"/>
+          <w:rtl w:val="0"/>
+        </w:rPr>
+        <w:t xml:space="preserve">এটা Day।</w:t>
+      </w:r>
+    </w:p>
+    <w:p>
+      <w:pPr>
+        <w:spacing w:after="240" w:before="240" w:lineRule="auto"/>
+        <w:rPr>
+          <w:rFonts w:ascii="Roboto Mono" w:cs="Roboto Mono" w:eastAsia="Roboto Mono" w:hAnsi="Roboto Mono"/>
+        </w:rPr>
       </w:pPr>
       <w:r>
         <w:pict>
@@ -1485,23 +3588,40 @@
         <w:keepLines w:val="0"/>
         <w:spacing w:after="80" w:lineRule="auto"/>
         <w:rPr>
+          <w:rFonts w:ascii="Roboto Mono" w:cs="Roboto Mono" w:eastAsia="Roboto Mono" w:hAnsi="Roboto Mono"/>
           <w:b w:val="1"/>
           <w:bCs w:val="1"/>
           <w:sz w:val="34"/>
           <w:szCs w:val="34"/>
         </w:rPr>
       </w:pPr>
-      <w:bookmarkStart w:colFirst="0" w:colLast="0" w:name="_kbk3ayyz9n42" w:id="14"/>
-      <w:bookmarkEnd w:id="14"/>
-      <w:r>
-        <w:rPr>
+      <w:bookmarkStart w:colFirst="0" w:colLast="0" w:name="_4j26w85cqduh" w:id="39"/>
+      <w:bookmarkEnd w:id="39"/>
+      <w:r>
+        <w:rPr>
+          <w:rFonts w:ascii="Roboto Mono" w:cs="Roboto Mono" w:eastAsia="Roboto Mono" w:hAnsi="Roboto Mono"/>
           <w:b w:val="1"/>
           <w:bCs w:val="1"/>
           <w:sz w:val="34"/>
           <w:szCs w:val="34"/>
           <w:rtl w:val="0"/>
         </w:rPr>
-        <w:t xml:space="preserve">🧠 📊 Logic Breakdown</w:t>
+        <w:t xml:space="preserve">E. Date()</w:t>
+      </w:r>
+    </w:p>
+    <w:p>
+      <w:pPr>
+        <w:spacing w:after="240" w:before="240" w:lineRule="auto"/>
+        <w:rPr>
+          <w:rFonts w:ascii="Roboto Mono" w:cs="Roboto Mono" w:eastAsia="Roboto Mono" w:hAnsi="Roboto Mono"/>
+        </w:rPr>
+      </w:pPr>
+      <w:r>
+        <w:rPr>
+          <w:rFonts w:ascii="Roboto Mono" w:cs="Roboto Mono" w:eastAsia="Roboto Mono" w:hAnsi="Roboto Mono"/>
+          <w:rtl w:val="0"/>
+        </w:rPr>
+        <w:t xml:space="preserve">Date(2023,11,30)</w:t>
       </w:r>
     </w:p>
     <w:p>
@@ -1511,6 +3631,7 @@
         <w:keepLines w:val="0"/>
         <w:spacing w:before="280" w:lineRule="auto"/>
         <w:rPr>
+          <w:rFonts w:ascii="Roboto Mono" w:cs="Roboto Mono" w:eastAsia="Roboto Mono" w:hAnsi="Roboto Mono"/>
           <w:b w:val="1"/>
           <w:bCs w:val="1"/>
           <w:color w:val="000000"/>
@@ -1518,10 +3639,11 @@
           <w:szCs w:val="26"/>
         </w:rPr>
       </w:pPr>
-      <w:bookmarkStart w:colFirst="0" w:colLast="0" w:name="_arqh34b0ne7n" w:id="15"/>
-      <w:bookmarkEnd w:id="15"/>
-      <w:r>
-        <w:rPr>
+      <w:bookmarkStart w:colFirst="0" w:colLast="0" w:name="_37zlitya2y2u" w:id="40"/>
+      <w:bookmarkEnd w:id="40"/>
+      <w:r>
+        <w:rPr>
+          <w:rFonts w:ascii="Atma" w:cs="Atma" w:eastAsia="Atma" w:hAnsi="Atma"/>
           <w:b w:val="1"/>
           <w:bCs w:val="1"/>
           <w:color w:val="000000"/>
@@ -1529,19 +3651,113 @@
           <w:szCs w:val="26"/>
           <w:rtl w:val="0"/>
         </w:rPr>
-        <w:t xml:space="preserve">👉 Year বের করা:</w:t>
-      </w:r>
-    </w:p>
-    <w:p>
-      <w:pPr>
-        <w:spacing w:after="240" w:before="240" w:lineRule="auto"/>
-        <w:rPr/>
-      </w:pPr>
-      <w:r>
-        <w:rPr>
-          <w:rtl w:val="0"/>
-        </w:rPr>
-        <w:t xml:space="preserve">20241231 / 10000 = 2024</w:t>
+        <w:t xml:space="preserve">কাজ</w:t>
+      </w:r>
+    </w:p>
+    <w:p>
+      <w:pPr>
+        <w:spacing w:after="240" w:before="240" w:lineRule="auto"/>
+        <w:rPr>
+          <w:rFonts w:ascii="Roboto Mono" w:cs="Roboto Mono" w:eastAsia="Roboto Mono" w:hAnsi="Roboto Mono"/>
+        </w:rPr>
+      </w:pPr>
+      <w:r>
+        <w:rPr>
+          <w:rFonts w:ascii="Arial Unicode MS" w:cs="Arial Unicode MS" w:eastAsia="Arial Unicode MS" w:hAnsi="Arial Unicode MS"/>
+          <w:rtl w:val="0"/>
+        </w:rPr>
+        <w:t xml:space="preserve">Year + Month + Day মিলিয়ে Real Date বানায়।</w:t>
+      </w:r>
+    </w:p>
+    <w:p>
+      <w:pPr>
+        <w:spacing w:after="240" w:before="240" w:lineRule="auto"/>
+        <w:rPr>
+          <w:rFonts w:ascii="Roboto Mono" w:cs="Roboto Mono" w:eastAsia="Roboto Mono" w:hAnsi="Roboto Mono"/>
+        </w:rPr>
+      </w:pPr>
+      <w:r>
+        <w:rPr>
+          <w:rFonts w:ascii="Roboto Mono" w:cs="Roboto Mono" w:eastAsia="Roboto Mono" w:hAnsi="Roboto Mono"/>
+          <w:rtl w:val="0"/>
+        </w:rPr>
+        <w:t xml:space="preserve">Result:</w:t>
+      </w:r>
+    </w:p>
+    <w:p>
+      <w:pPr>
+        <w:spacing w:after="240" w:before="240" w:lineRule="auto"/>
+        <w:rPr>
+          <w:rFonts w:ascii="Roboto Mono" w:cs="Roboto Mono" w:eastAsia="Roboto Mono" w:hAnsi="Roboto Mono"/>
+        </w:rPr>
+      </w:pPr>
+      <w:r>
+        <w:rPr>
+          <w:rFonts w:ascii="Roboto Mono" w:cs="Roboto Mono" w:eastAsia="Roboto Mono" w:hAnsi="Roboto Mono"/>
+          <w:rtl w:val="0"/>
+        </w:rPr>
+        <w:t xml:space="preserve">30-Nov-2023</w:t>
+      </w:r>
+    </w:p>
+    <w:p>
+      <w:pPr>
+        <w:spacing w:after="240" w:before="240" w:lineRule="auto"/>
+        <w:rPr>
+          <w:rFonts w:ascii="Roboto Mono" w:cs="Roboto Mono" w:eastAsia="Roboto Mono" w:hAnsi="Roboto Mono"/>
+        </w:rPr>
+      </w:pPr>
+      <w:r>
+        <w:pict>
+          <v:rect style="width:0.0pt;height:1.5pt" o:hr="t" o:hrstd="t" o:hralign="center" fillcolor="#A0A0A0" stroked="f"/>
+        </w:pict>
+      </w:r>
+      <w:r>
+        <w:rPr>
+          <w:rtl w:val="0"/>
+        </w:rPr>
+      </w:r>
+    </w:p>
+    <w:p>
+      <w:pPr>
+        <w:pStyle w:val="Heading2"/>
+        <w:keepNext w:val="0"/>
+        <w:keepLines w:val="0"/>
+        <w:spacing w:after="80" w:lineRule="auto"/>
+        <w:rPr>
+          <w:rFonts w:ascii="Roboto Mono" w:cs="Roboto Mono" w:eastAsia="Roboto Mono" w:hAnsi="Roboto Mono"/>
+          <w:b w:val="1"/>
+          <w:bCs w:val="1"/>
+          <w:sz w:val="34"/>
+          <w:szCs w:val="34"/>
+        </w:rPr>
+      </w:pPr>
+      <w:bookmarkStart w:colFirst="0" w:colLast="0" w:name="_vbmdz5w7u5uu" w:id="41"/>
+      <w:bookmarkEnd w:id="41"/>
+      <w:r>
+        <w:rPr>
+          <w:rFonts w:ascii="Roboto Mono" w:cs="Roboto Mono" w:eastAsia="Roboto Mono" w:hAnsi="Roboto Mono"/>
+          <w:b w:val="1"/>
+          <w:bCs w:val="1"/>
+          <w:sz w:val="34"/>
+          <w:szCs w:val="34"/>
+          <w:rtl w:val="0"/>
+        </w:rPr>
+        <w:t xml:space="preserve">F. DateDiff()</w:t>
+      </w:r>
+    </w:p>
+    <w:p>
+      <w:pPr>
+        <w:spacing w:after="240" w:before="240" w:lineRule="auto"/>
+        <w:rPr>
+          <w:rFonts w:ascii="Roboto Mono" w:cs="Roboto Mono" w:eastAsia="Roboto Mono" w:hAnsi="Roboto Mono"/>
+        </w:rPr>
+      </w:pPr>
+      <w:r>
+        <w:rPr>
+          <w:rFonts w:ascii="Roboto Mono" w:cs="Roboto Mono" w:eastAsia="Roboto Mono" w:hAnsi="Roboto Mono"/>
+          <w:rtl w:val="0"/>
+        </w:rPr>
+        <w:t xml:space="preserve">DateDiff("d", CurrentDate, DueDate)</w:t>
       </w:r>
     </w:p>
     <w:p>
@@ -1551,6 +3767,7 @@
         <w:keepLines w:val="0"/>
         <w:spacing w:before="280" w:lineRule="auto"/>
         <w:rPr>
+          <w:rFonts w:ascii="Roboto Mono" w:cs="Roboto Mono" w:eastAsia="Roboto Mono" w:hAnsi="Roboto Mono"/>
           <w:b w:val="1"/>
           <w:bCs w:val="1"/>
           <w:color w:val="000000"/>
@@ -1558,10 +3775,11 @@
           <w:szCs w:val="26"/>
         </w:rPr>
       </w:pPr>
-      <w:bookmarkStart w:colFirst="0" w:colLast="0" w:name="_f280wnjr2va7" w:id="16"/>
-      <w:bookmarkEnd w:id="16"/>
-      <w:r>
-        <w:rPr>
+      <w:bookmarkStart w:colFirst="0" w:colLast="0" w:name="_kndismx6770d" w:id="42"/>
+      <w:bookmarkEnd w:id="42"/>
+      <w:r>
+        <w:rPr>
+          <w:rFonts w:ascii="Atma" w:cs="Atma" w:eastAsia="Atma" w:hAnsi="Atma"/>
           <w:b w:val="1"/>
           <w:bCs w:val="1"/>
           <w:color w:val="000000"/>
@@ -1569,19 +3787,276 @@
           <w:szCs w:val="26"/>
           <w:rtl w:val="0"/>
         </w:rPr>
-        <w:t xml:space="preserve">👉 Month বের করা:</w:t>
-      </w:r>
-    </w:p>
-    <w:p>
-      <w:pPr>
-        <w:spacing w:after="240" w:before="240" w:lineRule="auto"/>
-        <w:rPr/>
-      </w:pPr>
-      <w:r>
-        <w:rPr>
-          <w:rtl w:val="0"/>
-        </w:rPr>
-        <w:t xml:space="preserve">(20241231 / 100) mod 100 = 12</w:t>
+        <w:t xml:space="preserve">কাজ</w:t>
+      </w:r>
+    </w:p>
+    <w:p>
+      <w:pPr>
+        <w:spacing w:after="240" w:before="240" w:lineRule="auto"/>
+        <w:rPr>
+          <w:rFonts w:ascii="Roboto Mono" w:cs="Roboto Mono" w:eastAsia="Roboto Mono" w:hAnsi="Roboto Mono"/>
+        </w:rPr>
+      </w:pPr>
+      <w:r>
+        <w:rPr>
+          <w:rFonts w:ascii="Arial Unicode MS" w:cs="Arial Unicode MS" w:eastAsia="Arial Unicode MS" w:hAnsi="Arial Unicode MS"/>
+          <w:rtl w:val="0"/>
+        </w:rPr>
+        <w:t xml:space="preserve">দুই date এর difference বের করে।</w:t>
+      </w:r>
+    </w:p>
+    <w:p>
+      <w:pPr>
+        <w:spacing w:after="240" w:before="240" w:lineRule="auto"/>
+        <w:rPr>
+          <w:rFonts w:ascii="Roboto Mono" w:cs="Roboto Mono" w:eastAsia="Roboto Mono" w:hAnsi="Roboto Mono"/>
+        </w:rPr>
+      </w:pPr>
+      <w:r>
+        <w:rPr>
+          <w:rFonts w:ascii="Roboto Mono" w:cs="Roboto Mono" w:eastAsia="Roboto Mono" w:hAnsi="Roboto Mono"/>
+          <w:rtl w:val="0"/>
+        </w:rPr>
+        <w:t xml:space="preserve">"d"</w:t>
+      </w:r>
+    </w:p>
+    <w:p>
+      <w:pPr>
+        <w:spacing w:after="240" w:before="240" w:lineRule="auto"/>
+        <w:rPr>
+          <w:rFonts w:ascii="Roboto Mono" w:cs="Roboto Mono" w:eastAsia="Roboto Mono" w:hAnsi="Roboto Mono"/>
+        </w:rPr>
+      </w:pPr>
+      <w:r>
+        <w:rPr>
+          <w:rFonts w:ascii="Arial Unicode MS" w:cs="Arial Unicode MS" w:eastAsia="Arial Unicode MS" w:hAnsi="Arial Unicode MS"/>
+          <w:rtl w:val="0"/>
+        </w:rPr>
+        <w:t xml:space="preserve">মানে Days।</w:t>
+      </w:r>
+    </w:p>
+    <w:p>
+      <w:pPr>
+        <w:spacing w:after="240" w:before="240" w:lineRule="auto"/>
+        <w:rPr>
+          <w:rFonts w:ascii="Roboto Mono" w:cs="Roboto Mono" w:eastAsia="Roboto Mono" w:hAnsi="Roboto Mono"/>
+        </w:rPr>
+      </w:pPr>
+      <w:r>
+        <w:pict>
+          <v:rect style="width:0.0pt;height:1.5pt" o:hr="t" o:hrstd="t" o:hralign="center" fillcolor="#A0A0A0" stroked="f"/>
+        </w:pict>
+      </w:r>
+      <w:r>
+        <w:rPr>
+          <w:rtl w:val="0"/>
+        </w:rPr>
+      </w:r>
+    </w:p>
+    <w:p>
+      <w:pPr>
+        <w:pStyle w:val="Heading1"/>
+        <w:keepNext w:val="0"/>
+        <w:keepLines w:val="0"/>
+        <w:spacing w:before="480" w:lineRule="auto"/>
+        <w:rPr>
+          <w:rFonts w:ascii="Roboto Mono" w:cs="Roboto Mono" w:eastAsia="Roboto Mono" w:hAnsi="Roboto Mono"/>
+          <w:b w:val="1"/>
+          <w:bCs w:val="1"/>
+          <w:sz w:val="46"/>
+          <w:szCs w:val="46"/>
+        </w:rPr>
+      </w:pPr>
+      <w:bookmarkStart w:colFirst="0" w:colLast="0" w:name="_kqrtf67e2n6m" w:id="43"/>
+      <w:bookmarkEnd w:id="43"/>
+      <w:r>
+        <w:rPr>
+          <w:rFonts w:ascii="Atma" w:cs="Atma" w:eastAsia="Atma" w:hAnsi="Atma"/>
+          <w:b w:val="1"/>
+          <w:bCs w:val="1"/>
+          <w:sz w:val="46"/>
+          <w:szCs w:val="46"/>
+          <w:rtl w:val="0"/>
+        </w:rPr>
+        <w:t xml:space="preserve">৪. Absolute Value Formula (Negative Remove)</w:t>
+      </w:r>
+    </w:p>
+    <w:p>
+      <w:pPr>
+        <w:spacing w:after="240" w:before="240" w:lineRule="auto"/>
+        <w:rPr>
+          <w:rFonts w:ascii="Roboto Mono" w:cs="Roboto Mono" w:eastAsia="Roboto Mono" w:hAnsi="Roboto Mono"/>
+        </w:rPr>
+      </w:pPr>
+      <w:r>
+        <w:rPr>
+          <w:rFonts w:ascii="Roboto Mono" w:cs="Roboto Mono" w:eastAsia="Roboto Mono" w:hAnsi="Roboto Mono"/>
+          <w:rtl w:val="0"/>
+        </w:rPr>
+        <w:t xml:space="preserve">Abs(</w:t>
+      </w:r>
+    </w:p>
+    <w:p>
+      <w:pPr>
+        <w:spacing w:after="240" w:before="240" w:lineRule="auto"/>
+        <w:rPr>
+          <w:rFonts w:ascii="Roboto Mono" w:cs="Roboto Mono" w:eastAsia="Roboto Mono" w:hAnsi="Roboto Mono"/>
+        </w:rPr>
+      </w:pPr>
+      <w:r>
+        <w:rPr>
+          <w:rFonts w:ascii="Roboto Mono" w:cs="Roboto Mono" w:eastAsia="Roboto Mono" w:hAnsi="Roboto Mono"/>
+          <w:rtl w:val="0"/>
+        </w:rPr>
+        <w:t xml:space="preserve">   DateDiff (</w:t>
+      </w:r>
+    </w:p>
+    <w:p>
+      <w:pPr>
+        <w:spacing w:after="240" w:before="240" w:lineRule="auto"/>
+        <w:rPr>
+          <w:rFonts w:ascii="Roboto Mono" w:cs="Roboto Mono" w:eastAsia="Roboto Mono" w:hAnsi="Roboto Mono"/>
+        </w:rPr>
+      </w:pPr>
+      <w:r>
+        <w:rPr>
+          <w:rFonts w:ascii="Roboto Mono" w:cs="Roboto Mono" w:eastAsia="Roboto Mono" w:hAnsi="Roboto Mono"/>
+          <w:rtl w:val="0"/>
+        </w:rPr>
+        <w:t xml:space="preserve">       "d",</w:t>
+      </w:r>
+    </w:p>
+    <w:p>
+      <w:pPr>
+        <w:spacing w:after="240" w:before="240" w:lineRule="auto"/>
+        <w:rPr>
+          <w:rFonts w:ascii="Roboto Mono" w:cs="Roboto Mono" w:eastAsia="Roboto Mono" w:hAnsi="Roboto Mono"/>
+        </w:rPr>
+      </w:pPr>
+      <w:r>
+        <w:rPr>
+          <w:rFonts w:ascii="Roboto Mono" w:cs="Roboto Mono" w:eastAsia="Roboto Mono" w:hAnsi="Roboto Mono"/>
+          <w:rtl w:val="0"/>
+        </w:rPr>
+        <w:t xml:space="preserve">       CurrentDate,</w:t>
+      </w:r>
+    </w:p>
+    <w:p>
+      <w:pPr>
+        <w:spacing w:after="240" w:before="240" w:lineRule="auto"/>
+        <w:rPr>
+          <w:rFonts w:ascii="Roboto Mono" w:cs="Roboto Mono" w:eastAsia="Roboto Mono" w:hAnsi="Roboto Mono"/>
+        </w:rPr>
+      </w:pPr>
+      <w:r>
+        <w:rPr>
+          <w:rtl w:val="0"/>
+        </w:rPr>
+      </w:r>
+    </w:p>
+    <w:p>
+      <w:pPr>
+        <w:spacing w:after="240" w:before="240" w:lineRule="auto"/>
+        <w:rPr>
+          <w:rFonts w:ascii="Roboto Mono" w:cs="Roboto Mono" w:eastAsia="Roboto Mono" w:hAnsi="Roboto Mono"/>
+        </w:rPr>
+      </w:pPr>
+      <w:r>
+        <w:rPr>
+          <w:rFonts w:ascii="Roboto Mono" w:cs="Roboto Mono" w:eastAsia="Roboto Mono" w:hAnsi="Roboto Mono"/>
+          <w:rtl w:val="0"/>
+        </w:rPr>
+        <w:t xml:space="preserve">       Date(</w:t>
+      </w:r>
+    </w:p>
+    <w:p>
+      <w:pPr>
+        <w:spacing w:after="240" w:before="240" w:lineRule="auto"/>
+        <w:rPr>
+          <w:rFonts w:ascii="Roboto Mono" w:cs="Roboto Mono" w:eastAsia="Roboto Mono" w:hAnsi="Roboto Mono"/>
+        </w:rPr>
+      </w:pPr>
+      <w:r>
+        <w:rPr>
+          <w:rFonts w:ascii="Roboto Mono" w:cs="Roboto Mono" w:eastAsia="Roboto Mono" w:hAnsi="Roboto Mono"/>
+          <w:rtl w:val="0"/>
+        </w:rPr>
+        <w:t xml:space="preserve">           ToNumber(Left(ToText({AROBL.DATEDUE},0,""),4)),</w:t>
+      </w:r>
+    </w:p>
+    <w:p>
+      <w:pPr>
+        <w:spacing w:after="240" w:before="240" w:lineRule="auto"/>
+        <w:rPr>
+          <w:rFonts w:ascii="Roboto Mono" w:cs="Roboto Mono" w:eastAsia="Roboto Mono" w:hAnsi="Roboto Mono"/>
+        </w:rPr>
+      </w:pPr>
+      <w:r>
+        <w:rPr>
+          <w:rFonts w:ascii="Roboto Mono" w:cs="Roboto Mono" w:eastAsia="Roboto Mono" w:hAnsi="Roboto Mono"/>
+          <w:rtl w:val="0"/>
+        </w:rPr>
+        <w:t xml:space="preserve">           ToNumber(Mid(ToText({AROBL.DATEDUE},0,""),5,2)),</w:t>
+      </w:r>
+    </w:p>
+    <w:p>
+      <w:pPr>
+        <w:spacing w:after="240" w:before="240" w:lineRule="auto"/>
+        <w:rPr>
+          <w:rFonts w:ascii="Roboto Mono" w:cs="Roboto Mono" w:eastAsia="Roboto Mono" w:hAnsi="Roboto Mono"/>
+        </w:rPr>
+      </w:pPr>
+      <w:r>
+        <w:rPr>
+          <w:rFonts w:ascii="Roboto Mono" w:cs="Roboto Mono" w:eastAsia="Roboto Mono" w:hAnsi="Roboto Mono"/>
+          <w:rtl w:val="0"/>
+        </w:rPr>
+        <w:t xml:space="preserve">           ToNumber(Right(ToText({AROBL.DATEDUE},0,""),2))</w:t>
+      </w:r>
+    </w:p>
+    <w:p>
+      <w:pPr>
+        <w:spacing w:after="240" w:before="240" w:lineRule="auto"/>
+        <w:rPr>
+          <w:rFonts w:ascii="Roboto Mono" w:cs="Roboto Mono" w:eastAsia="Roboto Mono" w:hAnsi="Roboto Mono"/>
+        </w:rPr>
+      </w:pPr>
+      <w:r>
+        <w:rPr>
+          <w:rFonts w:ascii="Roboto Mono" w:cs="Roboto Mono" w:eastAsia="Roboto Mono" w:hAnsi="Roboto Mono"/>
+          <w:rtl w:val="0"/>
+        </w:rPr>
+        <w:t xml:space="preserve">       )</w:t>
+      </w:r>
+    </w:p>
+    <w:p>
+      <w:pPr>
+        <w:spacing w:after="240" w:before="240" w:lineRule="auto"/>
+        <w:rPr>
+          <w:rFonts w:ascii="Roboto Mono" w:cs="Roboto Mono" w:eastAsia="Roboto Mono" w:hAnsi="Roboto Mono"/>
+        </w:rPr>
+      </w:pPr>
+      <w:r>
+        <w:rPr>
+          <w:rFonts w:ascii="Roboto Mono" w:cs="Roboto Mono" w:eastAsia="Roboto Mono" w:hAnsi="Roboto Mono"/>
+          <w:rtl w:val="0"/>
+        </w:rPr>
+        <w:t xml:space="preserve">   )</w:t>
+      </w:r>
+    </w:p>
+    <w:p>
+      <w:pPr>
+        <w:spacing w:after="240" w:before="240" w:lineRule="auto"/>
+        <w:rPr>
+          <w:rFonts w:ascii="Roboto Mono" w:cs="Roboto Mono" w:eastAsia="Roboto Mono" w:hAnsi="Roboto Mono"/>
+        </w:rPr>
+      </w:pPr>
+      <w:r>
+        <w:rPr>
+          <w:rFonts w:ascii="Roboto Mono" w:cs="Roboto Mono" w:eastAsia="Roboto Mono" w:hAnsi="Roboto Mono"/>
+          <w:rtl w:val="0"/>
+        </w:rPr>
+        <w:t xml:space="preserve">)</w:t>
       </w:r>
     </w:p>
     <w:p>
@@ -1591,6 +4066,7 @@
         <w:keepLines w:val="0"/>
         <w:spacing w:before="280" w:lineRule="auto"/>
         <w:rPr>
+          <w:rFonts w:ascii="Roboto Mono" w:cs="Roboto Mono" w:eastAsia="Roboto Mono" w:hAnsi="Roboto Mono"/>
           <w:b w:val="1"/>
           <w:bCs w:val="1"/>
           <w:color w:val="000000"/>
@@ -1598,10 +4074,11 @@
           <w:szCs w:val="26"/>
         </w:rPr>
       </w:pPr>
-      <w:bookmarkStart w:colFirst="0" w:colLast="0" w:name="_dvunniz58dpk" w:id="17"/>
-      <w:bookmarkEnd w:id="17"/>
-      <w:r>
-        <w:rPr>
+      <w:bookmarkStart w:colFirst="0" w:colLast="0" w:name="_42eb7mq3kxxm" w:id="44"/>
+      <w:bookmarkEnd w:id="44"/>
+      <w:r>
+        <w:rPr>
+          <w:rFonts w:ascii="Atma" w:cs="Atma" w:eastAsia="Atma" w:hAnsi="Atma"/>
           <w:b w:val="1"/>
           <w:bCs w:val="1"/>
           <w:color w:val="000000"/>
@@ -1609,25 +4086,355 @@
           <w:szCs w:val="26"/>
           <w:rtl w:val="0"/>
         </w:rPr>
-        <w:t xml:space="preserve">👉 Day বের করা:</w:t>
-      </w:r>
-    </w:p>
-    <w:p>
-      <w:pPr>
-        <w:spacing w:after="240" w:before="240" w:lineRule="auto"/>
-        <w:rPr/>
-      </w:pPr>
-      <w:r>
-        <w:rPr>
-          <w:rtl w:val="0"/>
-        </w:rPr>
-        <w:t xml:space="preserve">20241231 mod 100 = 31</w:t>
-      </w:r>
-    </w:p>
-    <w:p>
-      <w:pPr>
-        <w:spacing w:after="240" w:before="240" w:lineRule="auto"/>
-        <w:rPr/>
+        <w:t xml:space="preserve">কাজ</w:t>
+      </w:r>
+    </w:p>
+    <w:p>
+      <w:pPr>
+        <w:spacing w:after="240" w:before="240" w:lineRule="auto"/>
+        <w:rPr>
+          <w:rFonts w:ascii="Roboto Mono" w:cs="Roboto Mono" w:eastAsia="Roboto Mono" w:hAnsi="Roboto Mono"/>
+        </w:rPr>
+      </w:pPr>
+      <w:r>
+        <w:rPr>
+          <w:rFonts w:ascii="Arial Unicode MS" w:cs="Arial Unicode MS" w:eastAsia="Arial Unicode MS" w:hAnsi="Arial Unicode MS"/>
+          <w:rtl w:val="0"/>
+        </w:rPr>
+        <w:t xml:space="preserve">Negative থাকলেও positive দেখাবে।</w:t>
+      </w:r>
+    </w:p>
+    <w:p>
+      <w:pPr>
+        <w:spacing w:after="240" w:before="240" w:lineRule="auto"/>
+        <w:rPr>
+          <w:rFonts w:ascii="Roboto Mono" w:cs="Roboto Mono" w:eastAsia="Roboto Mono" w:hAnsi="Roboto Mono"/>
+        </w:rPr>
+      </w:pPr>
+      <w:r>
+        <w:rPr>
+          <w:rFonts w:ascii="Roboto Mono" w:cs="Roboto Mono" w:eastAsia="Roboto Mono" w:hAnsi="Roboto Mono"/>
+          <w:rtl w:val="0"/>
+        </w:rPr>
+        <w:t xml:space="preserve">Example:</w:t>
+      </w:r>
+    </w:p>
+    <w:p>
+      <w:pPr>
+        <w:spacing w:after="240" w:before="240" w:lineRule="auto"/>
+        <w:rPr>
+          <w:rFonts w:ascii="Roboto Mono" w:cs="Roboto Mono" w:eastAsia="Roboto Mono" w:hAnsi="Roboto Mono"/>
+        </w:rPr>
+      </w:pPr>
+      <w:r>
+        <w:rPr>
+          <w:rFonts w:ascii="Nova Mono" w:cs="Nova Mono" w:eastAsia="Nova Mono" w:hAnsi="Nova Mono"/>
+          <w:rtl w:val="0"/>
+        </w:rPr>
+        <w:t xml:space="preserve">-497 → 497</w:t>
+      </w:r>
+    </w:p>
+    <w:p>
+      <w:pPr>
+        <w:spacing w:after="240" w:before="240" w:lineRule="auto"/>
+        <w:rPr>
+          <w:rFonts w:ascii="Roboto Mono" w:cs="Roboto Mono" w:eastAsia="Roboto Mono" w:hAnsi="Roboto Mono"/>
+        </w:rPr>
+      </w:pPr>
+      <w:r>
+        <w:pict>
+          <v:rect style="width:0.0pt;height:1.5pt" o:hr="t" o:hrstd="t" o:hralign="center" fillcolor="#A0A0A0" stroked="f"/>
+        </w:pict>
+      </w:r>
+      <w:r>
+        <w:rPr>
+          <w:rtl w:val="0"/>
+        </w:rPr>
+      </w:r>
+    </w:p>
+    <w:p>
+      <w:pPr>
+        <w:pStyle w:val="Heading1"/>
+        <w:keepNext w:val="0"/>
+        <w:keepLines w:val="0"/>
+        <w:spacing w:before="480" w:lineRule="auto"/>
+        <w:rPr>
+          <w:rFonts w:ascii="Roboto Mono" w:cs="Roboto Mono" w:eastAsia="Roboto Mono" w:hAnsi="Roboto Mono"/>
+          <w:b w:val="1"/>
+          <w:bCs w:val="1"/>
+          <w:sz w:val="46"/>
+          <w:szCs w:val="46"/>
+        </w:rPr>
+      </w:pPr>
+      <w:bookmarkStart w:colFirst="0" w:colLast="0" w:name="_rkrr0zmblry4" w:id="45"/>
+      <w:bookmarkEnd w:id="45"/>
+      <w:r>
+        <w:rPr>
+          <w:rFonts w:ascii="Atma" w:cs="Atma" w:eastAsia="Atma" w:hAnsi="Atma"/>
+          <w:b w:val="1"/>
+          <w:bCs w:val="1"/>
+          <w:sz w:val="46"/>
+          <w:szCs w:val="46"/>
+          <w:rtl w:val="0"/>
+        </w:rPr>
+        <w:t xml:space="preserve">৫. TYPECODE = "IN" হলে শুধু দেখানো</w:t>
+      </w:r>
+    </w:p>
+    <w:p>
+      <w:pPr>
+        <w:spacing w:after="240" w:before="240" w:lineRule="auto"/>
+        <w:rPr>
+          <w:rFonts w:ascii="Roboto Mono" w:cs="Roboto Mono" w:eastAsia="Roboto Mono" w:hAnsi="Roboto Mono"/>
+        </w:rPr>
+      </w:pPr>
+      <w:r>
+        <w:rPr>
+          <w:rFonts w:ascii="Roboto Mono" w:cs="Roboto Mono" w:eastAsia="Roboto Mono" w:hAnsi="Roboto Mono"/>
+          <w:rtl w:val="0"/>
+        </w:rPr>
+        <w:t xml:space="preserve">If {@TYPECODE} = "IN" Then</w:t>
+      </w:r>
+    </w:p>
+    <w:p>
+      <w:pPr>
+        <w:spacing w:after="240" w:before="240" w:lineRule="auto"/>
+        <w:rPr>
+          <w:rFonts w:ascii="Roboto Mono" w:cs="Roboto Mono" w:eastAsia="Roboto Mono" w:hAnsi="Roboto Mono"/>
+        </w:rPr>
+      </w:pPr>
+      <w:r>
+        <w:rPr>
+          <w:rtl w:val="0"/>
+        </w:rPr>
+      </w:r>
+    </w:p>
+    <w:p>
+      <w:pPr>
+        <w:spacing w:after="240" w:before="240" w:lineRule="auto"/>
+        <w:rPr>
+          <w:rFonts w:ascii="Roboto Mono" w:cs="Roboto Mono" w:eastAsia="Roboto Mono" w:hAnsi="Roboto Mono"/>
+        </w:rPr>
+      </w:pPr>
+      <w:r>
+        <w:rPr>
+          <w:rFonts w:ascii="Roboto Mono" w:cs="Roboto Mono" w:eastAsia="Roboto Mono" w:hAnsi="Roboto Mono"/>
+          <w:rtl w:val="0"/>
+        </w:rPr>
+        <w:t xml:space="preserve">   Abs(</w:t>
+      </w:r>
+    </w:p>
+    <w:p>
+      <w:pPr>
+        <w:spacing w:after="240" w:before="240" w:lineRule="auto"/>
+        <w:rPr>
+          <w:rFonts w:ascii="Roboto Mono" w:cs="Roboto Mono" w:eastAsia="Roboto Mono" w:hAnsi="Roboto Mono"/>
+        </w:rPr>
+      </w:pPr>
+      <w:r>
+        <w:rPr>
+          <w:rFonts w:ascii="Roboto Mono" w:cs="Roboto Mono" w:eastAsia="Roboto Mono" w:hAnsi="Roboto Mono"/>
+          <w:rtl w:val="0"/>
+        </w:rPr>
+        <w:t xml:space="preserve">       DateDiff (</w:t>
+      </w:r>
+    </w:p>
+    <w:p>
+      <w:pPr>
+        <w:spacing w:after="240" w:before="240" w:lineRule="auto"/>
+        <w:rPr>
+          <w:rFonts w:ascii="Roboto Mono" w:cs="Roboto Mono" w:eastAsia="Roboto Mono" w:hAnsi="Roboto Mono"/>
+        </w:rPr>
+      </w:pPr>
+      <w:r>
+        <w:rPr>
+          <w:rFonts w:ascii="Roboto Mono" w:cs="Roboto Mono" w:eastAsia="Roboto Mono" w:hAnsi="Roboto Mono"/>
+          <w:rtl w:val="0"/>
+        </w:rPr>
+        <w:t xml:space="preserve">           "d",</w:t>
+      </w:r>
+    </w:p>
+    <w:p>
+      <w:pPr>
+        <w:spacing w:after="240" w:before="240" w:lineRule="auto"/>
+        <w:rPr>
+          <w:rFonts w:ascii="Roboto Mono" w:cs="Roboto Mono" w:eastAsia="Roboto Mono" w:hAnsi="Roboto Mono"/>
+        </w:rPr>
+      </w:pPr>
+      <w:r>
+        <w:rPr>
+          <w:rFonts w:ascii="Roboto Mono" w:cs="Roboto Mono" w:eastAsia="Roboto Mono" w:hAnsi="Roboto Mono"/>
+          <w:rtl w:val="0"/>
+        </w:rPr>
+        <w:t xml:space="preserve">           CurrentDate,</w:t>
+      </w:r>
+    </w:p>
+    <w:p>
+      <w:pPr>
+        <w:spacing w:after="240" w:before="240" w:lineRule="auto"/>
+        <w:rPr>
+          <w:rFonts w:ascii="Roboto Mono" w:cs="Roboto Mono" w:eastAsia="Roboto Mono" w:hAnsi="Roboto Mono"/>
+        </w:rPr>
+      </w:pPr>
+      <w:r>
+        <w:rPr>
+          <w:rtl w:val="0"/>
+        </w:rPr>
+      </w:r>
+    </w:p>
+    <w:p>
+      <w:pPr>
+        <w:spacing w:after="240" w:before="240" w:lineRule="auto"/>
+        <w:rPr>
+          <w:rFonts w:ascii="Roboto Mono" w:cs="Roboto Mono" w:eastAsia="Roboto Mono" w:hAnsi="Roboto Mono"/>
+        </w:rPr>
+      </w:pPr>
+      <w:r>
+        <w:rPr>
+          <w:rFonts w:ascii="Roboto Mono" w:cs="Roboto Mono" w:eastAsia="Roboto Mono" w:hAnsi="Roboto Mono"/>
+          <w:rtl w:val="0"/>
+        </w:rPr>
+        <w:t xml:space="preserve">           Date(</w:t>
+      </w:r>
+    </w:p>
+    <w:p>
+      <w:pPr>
+        <w:spacing w:after="240" w:before="240" w:lineRule="auto"/>
+        <w:rPr>
+          <w:rFonts w:ascii="Roboto Mono" w:cs="Roboto Mono" w:eastAsia="Roboto Mono" w:hAnsi="Roboto Mono"/>
+        </w:rPr>
+      </w:pPr>
+      <w:r>
+        <w:rPr>
+          <w:rFonts w:ascii="Roboto Mono" w:cs="Roboto Mono" w:eastAsia="Roboto Mono" w:hAnsi="Roboto Mono"/>
+          <w:rtl w:val="0"/>
+        </w:rPr>
+        <w:t xml:space="preserve">               ToNumber(Left(ToText({AROBL.DATEDUE},0,""),4)),</w:t>
+      </w:r>
+    </w:p>
+    <w:p>
+      <w:pPr>
+        <w:spacing w:after="240" w:before="240" w:lineRule="auto"/>
+        <w:rPr>
+          <w:rFonts w:ascii="Roboto Mono" w:cs="Roboto Mono" w:eastAsia="Roboto Mono" w:hAnsi="Roboto Mono"/>
+        </w:rPr>
+      </w:pPr>
+      <w:r>
+        <w:rPr>
+          <w:rFonts w:ascii="Roboto Mono" w:cs="Roboto Mono" w:eastAsia="Roboto Mono" w:hAnsi="Roboto Mono"/>
+          <w:rtl w:val="0"/>
+        </w:rPr>
+        <w:t xml:space="preserve">               ToNumber(Mid(ToText({AROBL.DATEDUE},0,""),5,2)),</w:t>
+      </w:r>
+    </w:p>
+    <w:p>
+      <w:pPr>
+        <w:spacing w:after="240" w:before="240" w:lineRule="auto"/>
+        <w:rPr>
+          <w:rFonts w:ascii="Roboto Mono" w:cs="Roboto Mono" w:eastAsia="Roboto Mono" w:hAnsi="Roboto Mono"/>
+        </w:rPr>
+      </w:pPr>
+      <w:r>
+        <w:rPr>
+          <w:rFonts w:ascii="Roboto Mono" w:cs="Roboto Mono" w:eastAsia="Roboto Mono" w:hAnsi="Roboto Mono"/>
+          <w:rtl w:val="0"/>
+        </w:rPr>
+        <w:t xml:space="preserve">               ToNumber(Right(ToText({AROBL.DATEDUE},0,""),2))</w:t>
+      </w:r>
+    </w:p>
+    <w:p>
+      <w:pPr>
+        <w:spacing w:after="240" w:before="240" w:lineRule="auto"/>
+        <w:rPr>
+          <w:rFonts w:ascii="Roboto Mono" w:cs="Roboto Mono" w:eastAsia="Roboto Mono" w:hAnsi="Roboto Mono"/>
+        </w:rPr>
+      </w:pPr>
+      <w:r>
+        <w:rPr>
+          <w:rFonts w:ascii="Roboto Mono" w:cs="Roboto Mono" w:eastAsia="Roboto Mono" w:hAnsi="Roboto Mono"/>
+          <w:rtl w:val="0"/>
+        </w:rPr>
+        <w:t xml:space="preserve">           )</w:t>
+      </w:r>
+    </w:p>
+    <w:p>
+      <w:pPr>
+        <w:spacing w:after="240" w:before="240" w:lineRule="auto"/>
+        <w:rPr>
+          <w:rFonts w:ascii="Roboto Mono" w:cs="Roboto Mono" w:eastAsia="Roboto Mono" w:hAnsi="Roboto Mono"/>
+        </w:rPr>
+      </w:pPr>
+      <w:r>
+        <w:rPr>
+          <w:rFonts w:ascii="Roboto Mono" w:cs="Roboto Mono" w:eastAsia="Roboto Mono" w:hAnsi="Roboto Mono"/>
+          <w:rtl w:val="0"/>
+        </w:rPr>
+        <w:t xml:space="preserve">       )</w:t>
+      </w:r>
+    </w:p>
+    <w:p>
+      <w:pPr>
+        <w:spacing w:after="240" w:before="240" w:lineRule="auto"/>
+        <w:rPr>
+          <w:rFonts w:ascii="Roboto Mono" w:cs="Roboto Mono" w:eastAsia="Roboto Mono" w:hAnsi="Roboto Mono"/>
+        </w:rPr>
+      </w:pPr>
+      <w:r>
+        <w:rPr>
+          <w:rFonts w:ascii="Roboto Mono" w:cs="Roboto Mono" w:eastAsia="Roboto Mono" w:hAnsi="Roboto Mono"/>
+          <w:rtl w:val="0"/>
+        </w:rPr>
+        <w:t xml:space="preserve">   )</w:t>
+      </w:r>
+    </w:p>
+    <w:p>
+      <w:pPr>
+        <w:spacing w:after="240" w:before="240" w:lineRule="auto"/>
+        <w:rPr>
+          <w:rFonts w:ascii="Roboto Mono" w:cs="Roboto Mono" w:eastAsia="Roboto Mono" w:hAnsi="Roboto Mono"/>
+        </w:rPr>
+      </w:pPr>
+      <w:r>
+        <w:rPr>
+          <w:rtl w:val="0"/>
+        </w:rPr>
+      </w:r>
+    </w:p>
+    <w:p>
+      <w:pPr>
+        <w:spacing w:after="240" w:before="240" w:lineRule="auto"/>
+        <w:rPr>
+          <w:rFonts w:ascii="Roboto Mono" w:cs="Roboto Mono" w:eastAsia="Roboto Mono" w:hAnsi="Roboto Mono"/>
+        </w:rPr>
+      </w:pPr>
+      <w:r>
+        <w:rPr>
+          <w:rFonts w:ascii="Roboto Mono" w:cs="Roboto Mono" w:eastAsia="Roboto Mono" w:hAnsi="Roboto Mono"/>
+          <w:rtl w:val="0"/>
+        </w:rPr>
+        <w:t xml:space="preserve">Else</w:t>
+      </w:r>
+    </w:p>
+    <w:p>
+      <w:pPr>
+        <w:spacing w:after="240" w:before="240" w:lineRule="auto"/>
+        <w:rPr>
+          <w:rFonts w:ascii="Roboto Mono" w:cs="Roboto Mono" w:eastAsia="Roboto Mono" w:hAnsi="Roboto Mono"/>
+        </w:rPr>
+      </w:pPr>
+      <w:r>
+        <w:rPr>
+          <w:rFonts w:ascii="Roboto Mono" w:cs="Roboto Mono" w:eastAsia="Roboto Mono" w:hAnsi="Roboto Mono"/>
+          <w:rtl w:val="0"/>
+        </w:rPr>
+        <w:t xml:space="preserve">   0</w:t>
+      </w:r>
+    </w:p>
+    <w:p>
+      <w:pPr>
+        <w:spacing w:after="240" w:before="240" w:lineRule="auto"/>
+        <w:rPr>
+          <w:rFonts w:ascii="Roboto Mono" w:cs="Roboto Mono" w:eastAsia="Roboto Mono" w:hAnsi="Roboto Mono"/>
+        </w:rPr>
       </w:pPr>
       <w:r>
         <w:pict>
@@ -1647,53 +4454,192 @@
         <w:keepLines w:val="0"/>
         <w:spacing w:after="80" w:lineRule="auto"/>
         <w:rPr>
+          <w:rFonts w:ascii="Roboto Mono" w:cs="Roboto Mono" w:eastAsia="Roboto Mono" w:hAnsi="Roboto Mono"/>
           <w:b w:val="1"/>
           <w:bCs w:val="1"/>
           <w:sz w:val="34"/>
           <w:szCs w:val="34"/>
         </w:rPr>
       </w:pPr>
-      <w:bookmarkStart w:colFirst="0" w:colLast="0" w:name="_m7r63na8syqg" w:id="18"/>
-      <w:bookmarkEnd w:id="18"/>
-      <w:r>
-        <w:rPr>
+      <w:bookmarkStart w:colFirst="0" w:colLast="0" w:name="_6i20rixsdu1b" w:id="46"/>
+      <w:bookmarkEnd w:id="46"/>
+      <w:r>
+        <w:rPr>
+          <w:rFonts w:ascii="Roboto Mono" w:cs="Roboto Mono" w:eastAsia="Roboto Mono" w:hAnsi="Roboto Mono"/>
           <w:b w:val="1"/>
           <w:bCs w:val="1"/>
           <w:sz w:val="34"/>
           <w:szCs w:val="34"/>
           <w:rtl w:val="0"/>
         </w:rPr>
-        <w:t xml:space="preserve">🎯 ✔️ Output Result</w:t>
-      </w:r>
-    </w:p>
-    <w:p>
-      <w:pPr>
-        <w:spacing w:after="240" w:before="240" w:lineRule="auto"/>
-        <w:rPr/>
-      </w:pPr>
-      <w:r>
-        <w:rPr>
-          <w:rtl w:val="0"/>
-        </w:rPr>
-        <w:t xml:space="preserve">31/12/2024 (Date Type)</w:t>
-      </w:r>
-    </w:p>
-    <w:p>
-      <w:pPr>
-        <w:spacing w:after="240" w:before="240" w:lineRule="auto"/>
-        <w:rPr/>
-      </w:pPr>
-      <w:r>
-        <w:rPr>
-          <w:rtl w:val="0"/>
-        </w:rPr>
-      </w:r>
-    </w:p>
-    <w:p>
-      <w:pPr>
-        <w:spacing w:after="240" w:before="240" w:lineRule="auto"/>
-        <w:rPr/>
-      </w:pPr>
+        <w:t xml:space="preserve">Explanation</w:t>
+      </w:r>
+    </w:p>
+    <w:p>
+      <w:pPr>
+        <w:pStyle w:val="Heading3"/>
+        <w:keepNext w:val="0"/>
+        <w:keepLines w:val="0"/>
+        <w:spacing w:before="280" w:lineRule="auto"/>
+        <w:rPr>
+          <w:rFonts w:ascii="Roboto Mono" w:cs="Roboto Mono" w:eastAsia="Roboto Mono" w:hAnsi="Roboto Mono"/>
+          <w:b w:val="1"/>
+          <w:bCs w:val="1"/>
+          <w:color w:val="000000"/>
+          <w:sz w:val="26"/>
+          <w:szCs w:val="26"/>
+        </w:rPr>
+      </w:pPr>
+      <w:bookmarkStart w:colFirst="0" w:colLast="0" w:name="_6vglzrqz1gum" w:id="47"/>
+      <w:bookmarkEnd w:id="47"/>
+      <w:r>
+        <w:rPr>
+          <w:rFonts w:ascii="Roboto Mono" w:cs="Roboto Mono" w:eastAsia="Roboto Mono" w:hAnsi="Roboto Mono"/>
+          <w:b w:val="1"/>
+          <w:bCs w:val="1"/>
+          <w:color w:val="000000"/>
+          <w:sz w:val="26"/>
+          <w:szCs w:val="26"/>
+          <w:rtl w:val="0"/>
+        </w:rPr>
+        <w:t xml:space="preserve">If Condition</w:t>
+      </w:r>
+    </w:p>
+    <w:p>
+      <w:pPr>
+        <w:spacing w:after="240" w:before="240" w:lineRule="auto"/>
+        <w:rPr>
+          <w:rFonts w:ascii="Roboto Mono" w:cs="Roboto Mono" w:eastAsia="Roboto Mono" w:hAnsi="Roboto Mono"/>
+        </w:rPr>
+      </w:pPr>
+      <w:r>
+        <w:rPr>
+          <w:rFonts w:ascii="Roboto Mono" w:cs="Roboto Mono" w:eastAsia="Roboto Mono" w:hAnsi="Roboto Mono"/>
+          <w:rtl w:val="0"/>
+        </w:rPr>
+        <w:t xml:space="preserve">If {@TYPECODE} = "IN"</w:t>
+      </w:r>
+    </w:p>
+    <w:p>
+      <w:pPr>
+        <w:spacing w:after="240" w:before="240" w:lineRule="auto"/>
+        <w:rPr>
+          <w:rFonts w:ascii="Roboto Mono" w:cs="Roboto Mono" w:eastAsia="Roboto Mono" w:hAnsi="Roboto Mono"/>
+        </w:rPr>
+      </w:pPr>
+      <w:r>
+        <w:rPr>
+          <w:rFonts w:ascii="Arial Unicode MS" w:cs="Arial Unicode MS" w:eastAsia="Arial Unicode MS" w:hAnsi="Arial Unicode MS"/>
+          <w:rtl w:val="0"/>
+        </w:rPr>
+        <w:t xml:space="preserve">শুধু যেসব row এর TYPECODE = IN</w:t>
+        <w:br w:type="textWrapping"/>
+        <w:t xml:space="preserve"> সেগুলায় value দেখাবে।</w:t>
+      </w:r>
+    </w:p>
+    <w:p>
+      <w:pPr>
+        <w:spacing w:after="240" w:before="240" w:lineRule="auto"/>
+        <w:rPr>
+          <w:rFonts w:ascii="Roboto Mono" w:cs="Roboto Mono" w:eastAsia="Roboto Mono" w:hAnsi="Roboto Mono"/>
+        </w:rPr>
+      </w:pPr>
+      <w:r>
+        <w:pict>
+          <v:rect style="width:0.0pt;height:1.5pt" o:hr="t" o:hrstd="t" o:hralign="center" fillcolor="#A0A0A0" stroked="f"/>
+        </w:pict>
+      </w:r>
+      <w:r>
+        <w:rPr>
+          <w:rtl w:val="0"/>
+        </w:rPr>
+      </w:r>
+    </w:p>
+    <w:p>
+      <w:pPr>
+        <w:pStyle w:val="Heading2"/>
+        <w:keepNext w:val="0"/>
+        <w:keepLines w:val="0"/>
+        <w:spacing w:after="80" w:lineRule="auto"/>
+        <w:rPr>
+          <w:rFonts w:ascii="Roboto Mono" w:cs="Roboto Mono" w:eastAsia="Roboto Mono" w:hAnsi="Roboto Mono"/>
+          <w:b w:val="1"/>
+          <w:bCs w:val="1"/>
+          <w:sz w:val="34"/>
+          <w:szCs w:val="34"/>
+        </w:rPr>
+      </w:pPr>
+      <w:bookmarkStart w:colFirst="0" w:colLast="0" w:name="_8xbtsslp51h7" w:id="48"/>
+      <w:bookmarkEnd w:id="48"/>
+      <w:r>
+        <w:rPr>
+          <w:rFonts w:ascii="Roboto Mono" w:cs="Roboto Mono" w:eastAsia="Roboto Mono" w:hAnsi="Roboto Mono"/>
+          <w:b w:val="1"/>
+          <w:bCs w:val="1"/>
+          <w:sz w:val="34"/>
+          <w:szCs w:val="34"/>
+          <w:rtl w:val="0"/>
+        </w:rPr>
+        <w:t xml:space="preserve">Else 0</w:t>
+      </w:r>
+    </w:p>
+    <w:p>
+      <w:pPr>
+        <w:spacing w:after="240" w:before="240" w:lineRule="auto"/>
+        <w:rPr>
+          <w:rFonts w:ascii="Roboto Mono" w:cs="Roboto Mono" w:eastAsia="Roboto Mono" w:hAnsi="Roboto Mono"/>
+        </w:rPr>
+      </w:pPr>
+      <w:r>
+        <w:rPr>
+          <w:rFonts w:ascii="Roboto Mono" w:cs="Roboto Mono" w:eastAsia="Roboto Mono" w:hAnsi="Roboto Mono"/>
+          <w:rtl w:val="0"/>
+        </w:rPr>
+        <w:t xml:space="preserve">Else</w:t>
+      </w:r>
+    </w:p>
+    <w:p>
+      <w:pPr>
+        <w:spacing w:after="240" w:before="240" w:lineRule="auto"/>
+        <w:rPr>
+          <w:rFonts w:ascii="Roboto Mono" w:cs="Roboto Mono" w:eastAsia="Roboto Mono" w:hAnsi="Roboto Mono"/>
+        </w:rPr>
+      </w:pPr>
+      <w:r>
+        <w:rPr>
+          <w:rFonts w:ascii="Roboto Mono" w:cs="Roboto Mono" w:eastAsia="Roboto Mono" w:hAnsi="Roboto Mono"/>
+          <w:rtl w:val="0"/>
+        </w:rPr>
+        <w:t xml:space="preserve">   0</w:t>
+      </w:r>
+    </w:p>
+    <w:p>
+      <w:pPr>
+        <w:spacing w:after="240" w:before="240" w:lineRule="auto"/>
+        <w:rPr>
+          <w:rFonts w:ascii="Roboto Mono" w:cs="Roboto Mono" w:eastAsia="Roboto Mono" w:hAnsi="Roboto Mono"/>
+        </w:rPr>
+      </w:pPr>
+      <w:r>
+        <w:rPr>
+          <w:rFonts w:ascii="Arial Unicode MS" w:cs="Arial Unicode MS" w:eastAsia="Arial Unicode MS" w:hAnsi="Arial Unicode MS"/>
+          <w:rtl w:val="0"/>
+        </w:rPr>
+        <w:t xml:space="preserve">অন্য row হলে 0 দেখাবে।</w:t>
+      </w:r>
+    </w:p>
+    <w:p>
+      <w:pPr>
+        <w:spacing w:after="240" w:before="240" w:lineRule="auto"/>
+        <w:rPr>
+          <w:rFonts w:ascii="Roboto Mono" w:cs="Roboto Mono" w:eastAsia="Roboto Mono" w:hAnsi="Roboto Mono"/>
+        </w:rPr>
+      </w:pPr>
+      <w:r>
+        <w:pict>
+          <v:rect style="width:0.0pt;height:1.5pt" o:hr="t" o:hrstd="t" o:hralign="center" fillcolor="#A0A0A0" stroked="f"/>
+        </w:pict>
+      </w:r>
       <w:r>
         <w:rPr>
           <w:rtl w:val="0"/>
@@ -1707,24 +4653,322 @@
         <w:keepLines w:val="0"/>
         <w:spacing w:before="480" w:lineRule="auto"/>
         <w:rPr>
+          <w:rFonts w:ascii="Roboto Mono" w:cs="Roboto Mono" w:eastAsia="Roboto Mono" w:hAnsi="Roboto Mono"/>
           <w:b w:val="1"/>
           <w:bCs w:val="1"/>
           <w:sz w:val="46"/>
           <w:szCs w:val="46"/>
         </w:rPr>
       </w:pPr>
-      <w:bookmarkStart w:colFirst="0" w:colLast="0" w:name="_p5411zvkm9m" w:id="19"/>
-      <w:bookmarkEnd w:id="19"/>
-      <w:r>
-        <w:rPr>
-          <w:rFonts w:ascii="Vrinda" w:cs="Vrinda" w:eastAsia="Vrinda" w:hAnsi="Vrinda"/>
+      <w:bookmarkStart w:colFirst="0" w:colLast="0" w:name="_nm8rcdq45gpv" w:id="49"/>
+      <w:bookmarkEnd w:id="49"/>
+      <w:r>
+        <w:rPr>
+          <w:rFonts w:ascii="Atma" w:cs="Atma" w:eastAsia="Atma" w:hAnsi="Atma"/>
           <w:b w:val="1"/>
           <w:bCs w:val="1"/>
           <w:sz w:val="46"/>
           <w:szCs w:val="46"/>
           <w:rtl w:val="0"/>
         </w:rPr>
-        <w:t xml:space="preserve">Crystal Reports: 1st Column Null হলে 2nd Column Show</w:t>
+        <w:t xml:space="preserve">৬. Blank দেখাতে চাইলে</w:t>
+      </w:r>
+    </w:p>
+    <w:p>
+      <w:pPr>
+        <w:spacing w:after="240" w:before="240" w:lineRule="auto"/>
+        <w:rPr>
+          <w:rFonts w:ascii="Roboto Mono" w:cs="Roboto Mono" w:eastAsia="Roboto Mono" w:hAnsi="Roboto Mono"/>
+        </w:rPr>
+      </w:pPr>
+      <w:r>
+        <w:rPr>
+          <w:rFonts w:ascii="Roboto Mono" w:cs="Roboto Mono" w:eastAsia="Roboto Mono" w:hAnsi="Roboto Mono"/>
+          <w:rtl w:val="0"/>
+        </w:rPr>
+        <w:t xml:space="preserve">If {@TYPECODE} = "IN" Then</w:t>
+      </w:r>
+    </w:p>
+    <w:p>
+      <w:pPr>
+        <w:spacing w:after="240" w:before="240" w:lineRule="auto"/>
+        <w:rPr>
+          <w:rFonts w:ascii="Roboto Mono" w:cs="Roboto Mono" w:eastAsia="Roboto Mono" w:hAnsi="Roboto Mono"/>
+        </w:rPr>
+      </w:pPr>
+      <w:r>
+        <w:rPr>
+          <w:rtl w:val="0"/>
+        </w:rPr>
+      </w:r>
+    </w:p>
+    <w:p>
+      <w:pPr>
+        <w:spacing w:after="240" w:before="240" w:lineRule="auto"/>
+        <w:rPr>
+          <w:rFonts w:ascii="Roboto Mono" w:cs="Roboto Mono" w:eastAsia="Roboto Mono" w:hAnsi="Roboto Mono"/>
+        </w:rPr>
+      </w:pPr>
+      <w:r>
+        <w:rPr>
+          <w:rFonts w:ascii="Roboto Mono" w:cs="Roboto Mono" w:eastAsia="Roboto Mono" w:hAnsi="Roboto Mono"/>
+          <w:rtl w:val="0"/>
+        </w:rPr>
+        <w:t xml:space="preserve">   ToText(</w:t>
+      </w:r>
+    </w:p>
+    <w:p>
+      <w:pPr>
+        <w:spacing w:after="240" w:before="240" w:lineRule="auto"/>
+        <w:rPr>
+          <w:rFonts w:ascii="Roboto Mono" w:cs="Roboto Mono" w:eastAsia="Roboto Mono" w:hAnsi="Roboto Mono"/>
+        </w:rPr>
+      </w:pPr>
+      <w:r>
+        <w:rPr>
+          <w:rFonts w:ascii="Roboto Mono" w:cs="Roboto Mono" w:eastAsia="Roboto Mono" w:hAnsi="Roboto Mono"/>
+          <w:rtl w:val="0"/>
+        </w:rPr>
+        <w:t xml:space="preserve">       Abs(</w:t>
+      </w:r>
+    </w:p>
+    <w:p>
+      <w:pPr>
+        <w:spacing w:after="240" w:before="240" w:lineRule="auto"/>
+        <w:rPr>
+          <w:rFonts w:ascii="Roboto Mono" w:cs="Roboto Mono" w:eastAsia="Roboto Mono" w:hAnsi="Roboto Mono"/>
+        </w:rPr>
+      </w:pPr>
+      <w:r>
+        <w:rPr>
+          <w:rFonts w:ascii="Roboto Mono" w:cs="Roboto Mono" w:eastAsia="Roboto Mono" w:hAnsi="Roboto Mono"/>
+          <w:rtl w:val="0"/>
+        </w:rPr>
+        <w:t xml:space="preserve">           DateDiff (</w:t>
+      </w:r>
+    </w:p>
+    <w:p>
+      <w:pPr>
+        <w:spacing w:after="240" w:before="240" w:lineRule="auto"/>
+        <w:rPr>
+          <w:rFonts w:ascii="Roboto Mono" w:cs="Roboto Mono" w:eastAsia="Roboto Mono" w:hAnsi="Roboto Mono"/>
+        </w:rPr>
+      </w:pPr>
+      <w:r>
+        <w:rPr>
+          <w:rFonts w:ascii="Roboto Mono" w:cs="Roboto Mono" w:eastAsia="Roboto Mono" w:hAnsi="Roboto Mono"/>
+          <w:rtl w:val="0"/>
+        </w:rPr>
+        <w:t xml:space="preserve">               "d",</w:t>
+      </w:r>
+    </w:p>
+    <w:p>
+      <w:pPr>
+        <w:spacing w:after="240" w:before="240" w:lineRule="auto"/>
+        <w:rPr>
+          <w:rFonts w:ascii="Roboto Mono" w:cs="Roboto Mono" w:eastAsia="Roboto Mono" w:hAnsi="Roboto Mono"/>
+        </w:rPr>
+      </w:pPr>
+      <w:r>
+        <w:rPr>
+          <w:rFonts w:ascii="Roboto Mono" w:cs="Roboto Mono" w:eastAsia="Roboto Mono" w:hAnsi="Roboto Mono"/>
+          <w:rtl w:val="0"/>
+        </w:rPr>
+        <w:t xml:space="preserve">               CurrentDate,</w:t>
+      </w:r>
+    </w:p>
+    <w:p>
+      <w:pPr>
+        <w:spacing w:after="240" w:before="240" w:lineRule="auto"/>
+        <w:rPr>
+          <w:rFonts w:ascii="Roboto Mono" w:cs="Roboto Mono" w:eastAsia="Roboto Mono" w:hAnsi="Roboto Mono"/>
+        </w:rPr>
+      </w:pPr>
+      <w:r>
+        <w:rPr>
+          <w:rtl w:val="0"/>
+        </w:rPr>
+      </w:r>
+    </w:p>
+    <w:p>
+      <w:pPr>
+        <w:spacing w:after="240" w:before="240" w:lineRule="auto"/>
+        <w:rPr>
+          <w:rFonts w:ascii="Roboto Mono" w:cs="Roboto Mono" w:eastAsia="Roboto Mono" w:hAnsi="Roboto Mono"/>
+        </w:rPr>
+      </w:pPr>
+      <w:r>
+        <w:rPr>
+          <w:rFonts w:ascii="Roboto Mono" w:cs="Roboto Mono" w:eastAsia="Roboto Mono" w:hAnsi="Roboto Mono"/>
+          <w:rtl w:val="0"/>
+        </w:rPr>
+        <w:t xml:space="preserve">               Date(</w:t>
+      </w:r>
+    </w:p>
+    <w:p>
+      <w:pPr>
+        <w:spacing w:after="240" w:before="240" w:lineRule="auto"/>
+        <w:rPr>
+          <w:rFonts w:ascii="Roboto Mono" w:cs="Roboto Mono" w:eastAsia="Roboto Mono" w:hAnsi="Roboto Mono"/>
+        </w:rPr>
+      </w:pPr>
+      <w:r>
+        <w:rPr>
+          <w:rFonts w:ascii="Roboto Mono" w:cs="Roboto Mono" w:eastAsia="Roboto Mono" w:hAnsi="Roboto Mono"/>
+          <w:rtl w:val="0"/>
+        </w:rPr>
+        <w:t xml:space="preserve">                   ToNumber(Left(ToText({AROBL.DATEDUE},0,""),4)),</w:t>
+      </w:r>
+    </w:p>
+    <w:p>
+      <w:pPr>
+        <w:spacing w:after="240" w:before="240" w:lineRule="auto"/>
+        <w:rPr>
+          <w:rFonts w:ascii="Roboto Mono" w:cs="Roboto Mono" w:eastAsia="Roboto Mono" w:hAnsi="Roboto Mono"/>
+        </w:rPr>
+      </w:pPr>
+      <w:r>
+        <w:rPr>
+          <w:rFonts w:ascii="Roboto Mono" w:cs="Roboto Mono" w:eastAsia="Roboto Mono" w:hAnsi="Roboto Mono"/>
+          <w:rtl w:val="0"/>
+        </w:rPr>
+        <w:t xml:space="preserve">                   ToNumber(Mid(ToText({AROBL.DATEDUE},0,""),5,2)),</w:t>
+      </w:r>
+    </w:p>
+    <w:p>
+      <w:pPr>
+        <w:spacing w:after="240" w:before="240" w:lineRule="auto"/>
+        <w:rPr>
+          <w:rFonts w:ascii="Roboto Mono" w:cs="Roboto Mono" w:eastAsia="Roboto Mono" w:hAnsi="Roboto Mono"/>
+        </w:rPr>
+      </w:pPr>
+      <w:r>
+        <w:rPr>
+          <w:rFonts w:ascii="Roboto Mono" w:cs="Roboto Mono" w:eastAsia="Roboto Mono" w:hAnsi="Roboto Mono"/>
+          <w:rtl w:val="0"/>
+        </w:rPr>
+        <w:t xml:space="preserve">                   ToNumber(Right(ToText({AROBL.DATEDUE},0,""),2))</w:t>
+      </w:r>
+    </w:p>
+    <w:p>
+      <w:pPr>
+        <w:spacing w:after="240" w:before="240" w:lineRule="auto"/>
+        <w:rPr>
+          <w:rFonts w:ascii="Roboto Mono" w:cs="Roboto Mono" w:eastAsia="Roboto Mono" w:hAnsi="Roboto Mono"/>
+        </w:rPr>
+      </w:pPr>
+      <w:r>
+        <w:rPr>
+          <w:rFonts w:ascii="Roboto Mono" w:cs="Roboto Mono" w:eastAsia="Roboto Mono" w:hAnsi="Roboto Mono"/>
+          <w:rtl w:val="0"/>
+        </w:rPr>
+        <w:t xml:space="preserve">               )</w:t>
+      </w:r>
+    </w:p>
+    <w:p>
+      <w:pPr>
+        <w:spacing w:after="240" w:before="240" w:lineRule="auto"/>
+        <w:rPr>
+          <w:rFonts w:ascii="Roboto Mono" w:cs="Roboto Mono" w:eastAsia="Roboto Mono" w:hAnsi="Roboto Mono"/>
+        </w:rPr>
+      </w:pPr>
+      <w:r>
+        <w:rPr>
+          <w:rFonts w:ascii="Roboto Mono" w:cs="Roboto Mono" w:eastAsia="Roboto Mono" w:hAnsi="Roboto Mono"/>
+          <w:rtl w:val="0"/>
+        </w:rPr>
+        <w:t xml:space="preserve">           )</w:t>
+      </w:r>
+    </w:p>
+    <w:p>
+      <w:pPr>
+        <w:spacing w:after="240" w:before="240" w:lineRule="auto"/>
+        <w:rPr>
+          <w:rFonts w:ascii="Roboto Mono" w:cs="Roboto Mono" w:eastAsia="Roboto Mono" w:hAnsi="Roboto Mono"/>
+        </w:rPr>
+      </w:pPr>
+      <w:r>
+        <w:rPr>
+          <w:rFonts w:ascii="Roboto Mono" w:cs="Roboto Mono" w:eastAsia="Roboto Mono" w:hAnsi="Roboto Mono"/>
+          <w:rtl w:val="0"/>
+        </w:rPr>
+        <w:t xml:space="preserve">       ),</w:t>
+      </w:r>
+    </w:p>
+    <w:p>
+      <w:pPr>
+        <w:spacing w:after="240" w:before="240" w:lineRule="auto"/>
+        <w:rPr>
+          <w:rFonts w:ascii="Roboto Mono" w:cs="Roboto Mono" w:eastAsia="Roboto Mono" w:hAnsi="Roboto Mono"/>
+        </w:rPr>
+      </w:pPr>
+      <w:r>
+        <w:rPr>
+          <w:rFonts w:ascii="Roboto Mono" w:cs="Roboto Mono" w:eastAsia="Roboto Mono" w:hAnsi="Roboto Mono"/>
+          <w:rtl w:val="0"/>
+        </w:rPr>
+        <w:t xml:space="preserve">   0)</w:t>
+      </w:r>
+    </w:p>
+    <w:p>
+      <w:pPr>
+        <w:spacing w:after="240" w:before="240" w:lineRule="auto"/>
+        <w:rPr>
+          <w:rFonts w:ascii="Roboto Mono" w:cs="Roboto Mono" w:eastAsia="Roboto Mono" w:hAnsi="Roboto Mono"/>
+        </w:rPr>
+      </w:pPr>
+      <w:r>
+        <w:rPr>
+          <w:rtl w:val="0"/>
+        </w:rPr>
+      </w:r>
+    </w:p>
+    <w:p>
+      <w:pPr>
+        <w:spacing w:after="240" w:before="240" w:lineRule="auto"/>
+        <w:rPr>
+          <w:rFonts w:ascii="Roboto Mono" w:cs="Roboto Mono" w:eastAsia="Roboto Mono" w:hAnsi="Roboto Mono"/>
+        </w:rPr>
+      </w:pPr>
+      <w:r>
+        <w:rPr>
+          <w:rFonts w:ascii="Roboto Mono" w:cs="Roboto Mono" w:eastAsia="Roboto Mono" w:hAnsi="Roboto Mono"/>
+          <w:rtl w:val="0"/>
+        </w:rPr>
+        <w:t xml:space="preserve">Else</w:t>
+      </w:r>
+    </w:p>
+    <w:p>
+      <w:pPr>
+        <w:spacing w:after="240" w:before="240" w:lineRule="auto"/>
+        <w:rPr>
+          <w:rFonts w:ascii="Roboto Mono" w:cs="Roboto Mono" w:eastAsia="Roboto Mono" w:hAnsi="Roboto Mono"/>
+        </w:rPr>
+      </w:pPr>
+      <w:r>
+        <w:rPr>
+          <w:rFonts w:ascii="Roboto Mono" w:cs="Roboto Mono" w:eastAsia="Roboto Mono" w:hAnsi="Roboto Mono"/>
+          <w:rtl w:val="0"/>
+        </w:rPr>
+        <w:t xml:space="preserve">   ""</w:t>
+      </w:r>
+    </w:p>
+    <w:p>
+      <w:pPr>
+        <w:spacing w:after="240" w:before="240" w:lineRule="auto"/>
+        <w:rPr>
+          <w:rFonts w:ascii="Roboto Mono" w:cs="Roboto Mono" w:eastAsia="Roboto Mono" w:hAnsi="Roboto Mono"/>
+        </w:rPr>
+      </w:pPr>
+      <w:r>
+        <w:pict>
+          <v:rect style="width:0.0pt;height:1.5pt" o:hr="t" o:hrstd="t" o:hralign="center" fillcolor="#A0A0A0" stroked="f"/>
+        </w:pict>
+      </w:r>
+      <w:r>
+        <w:rPr>
+          <w:rtl w:val="0"/>
+        </w:rPr>
       </w:r>
     </w:p>
     <w:p>
@@ -1734,95 +4978,301 @@
         <w:keepLines w:val="0"/>
         <w:spacing w:after="80" w:lineRule="auto"/>
         <w:rPr>
+          <w:rFonts w:ascii="Roboto Mono" w:cs="Roboto Mono" w:eastAsia="Roboto Mono" w:hAnsi="Roboto Mono"/>
           <w:b w:val="1"/>
           <w:bCs w:val="1"/>
           <w:sz w:val="34"/>
           <w:szCs w:val="34"/>
         </w:rPr>
       </w:pPr>
-      <w:bookmarkStart w:colFirst="0" w:colLast="0" w:name="_mzbbnja4obki" w:id="20"/>
-      <w:bookmarkEnd w:id="20"/>
-      <w:r>
-        <w:rPr>
+      <w:bookmarkStart w:colFirst="0" w:colLast="0" w:name="_amwprieg6hfg" w:id="50"/>
+      <w:bookmarkEnd w:id="50"/>
+      <w:r>
+        <w:rPr>
+          <w:rFonts w:ascii="Roboto Mono" w:cs="Roboto Mono" w:eastAsia="Roboto Mono" w:hAnsi="Roboto Mono"/>
           <w:b w:val="1"/>
           <w:bCs w:val="1"/>
           <w:sz w:val="34"/>
           <w:szCs w:val="34"/>
           <w:rtl w:val="0"/>
         </w:rPr>
-        <w:t xml:space="preserve">Theory</w:t>
-      </w:r>
-    </w:p>
-    <w:p>
-      <w:pPr>
-        <w:spacing w:after="240" w:before="240" w:lineRule="auto"/>
-        <w:rPr/>
-      </w:pPr>
-      <w:r>
-        <w:rPr>
-          <w:rFonts w:ascii="Arial Unicode MS" w:cs="Arial Unicode MS" w:eastAsia="Arial Unicode MS" w:hAnsi="Arial Unicode MS"/>
-          <w:rtl w:val="0"/>
-        </w:rPr>
-        <w:t xml:space="preserve">একটি column-এর value null বা empty হলে,</w:t>
-        <w:br w:type="textWrapping"/>
-        <w:t xml:space="preserve">backup হিসেবে অন্য column বা formula field-এর value show করা যায়।</w:t>
-      </w:r>
-    </w:p>
-    <w:p>
-      <w:pPr>
-        <w:spacing w:after="240" w:before="240" w:lineRule="auto"/>
-        <w:rPr>
-          <w:b w:val="1"/>
-          <w:bCs w:val="1"/>
-        </w:rPr>
-      </w:pPr>
-      <w:r>
-        <w:rPr>
-          <w:b w:val="1"/>
-          <w:bCs w:val="1"/>
-          <w:rtl w:val="0"/>
-        </w:rPr>
-        <w:t xml:space="preserve">Rule:</w:t>
-      </w:r>
-    </w:p>
-    <w:p>
-      <w:pPr>
-        <w:numPr>
-          <w:ilvl w:val="0"/>
-          <w:numId w:val="9"/>
-        </w:numPr>
-        <w:spacing w:after="0" w:afterAutospacing="0" w:before="240" w:lineRule="auto"/>
-        <w:ind w:left="720" w:hanging="360"/>
-      </w:pPr>
-      <w:r>
-        <w:rPr>
-          <w:rFonts w:ascii="Arial Unicode MS" w:cs="Arial Unicode MS" w:eastAsia="Arial Unicode MS" w:hAnsi="Arial Unicode MS"/>
-          <w:rtl w:val="0"/>
-        </w:rPr>
-        <w:t xml:space="preserve">1st column-এ value থাকলে → 1st column show হবে</w:t>
-      </w:r>
-    </w:p>
-    <w:p>
-      <w:pPr>
-        <w:numPr>
-          <w:ilvl w:val="0"/>
-          <w:numId w:val="9"/>
-        </w:numPr>
-        <w:spacing w:after="240" w:before="0" w:beforeAutospacing="0" w:lineRule="auto"/>
-        <w:ind w:left="720" w:hanging="360"/>
-      </w:pPr>
-      <w:r>
-        <w:rPr>
-          <w:rFonts w:ascii="Arial Unicode MS" w:cs="Arial Unicode MS" w:eastAsia="Arial Unicode MS" w:hAnsi="Arial Unicode MS"/>
-          <w:rtl w:val="0"/>
-        </w:rPr>
-        <w:t xml:space="preserve">1st column null/blank হলে → 2nd column / formula field show হবে</w:t>
-      </w:r>
-    </w:p>
-    <w:p>
-      <w:pPr>
-        <w:spacing w:after="240" w:before="240" w:lineRule="auto"/>
-        <w:rPr/>
+        <w:t xml:space="preserve">Difference Between 0 and ""</w:t>
+      </w:r>
+    </w:p>
+    <w:tbl>
+      <w:tblPr>
+        <w:tblStyle w:val="Table1"/>
+        <w:tblW w:w="3400.0" w:type="dxa"/>
+        <w:jc w:val="left"/>
+        <w:tblBorders>
+          <w:top w:color="000000" w:space="0" w:sz="0" w:val="nil"/>
+          <w:left w:color="000000" w:space="0" w:sz="0" w:val="nil"/>
+          <w:bottom w:color="000000" w:space="0" w:sz="0" w:val="nil"/>
+          <w:right w:color="000000" w:space="0" w:sz="0" w:val="nil"/>
+          <w:insideH w:color="000000" w:space="0" w:sz="0" w:val="nil"/>
+          <w:insideV w:color="000000" w:space="0" w:sz="0" w:val="nil"/>
+        </w:tblBorders>
+        <w:tblLayout w:type="fixed"/>
+        <w:tblLook w:val="0600"/>
+      </w:tblPr>
+      <w:tblGrid>
+        <w:gridCol w:w="1130"/>
+        <w:gridCol w:w="2270"/>
+        <w:tblGridChange w:id="0">
+          <w:tblGrid>
+            <w:gridCol w:w="1130"/>
+            <w:gridCol w:w="2270"/>
+          </w:tblGrid>
+        </w:tblGridChange>
+      </w:tblGrid>
+      <w:tr>
+        <w:trPr>
+          <w:cantSplit w:val="0"/>
+          <w:trHeight w:val="500" w:hRule="atLeast"/>
+          <w:tblHeader w:val="0"/>
+        </w:trPr>
+        <w:tc>
+          <w:tcPr>
+            <w:tcBorders>
+              <w:top w:color="000000" w:space="0" w:sz="0" w:val="nil"/>
+              <w:left w:color="000000" w:space="0" w:sz="0" w:val="nil"/>
+              <w:bottom w:color="000000" w:space="0" w:sz="0" w:val="nil"/>
+              <w:right w:color="000000" w:space="0" w:sz="0" w:val="nil"/>
+            </w:tcBorders>
+            <w:tcMar>
+              <w:top w:w="100.0" w:type="dxa"/>
+              <w:left w:w="100.0" w:type="dxa"/>
+              <w:bottom w:w="100.0" w:type="dxa"/>
+              <w:right w:w="100.0" w:type="dxa"/>
+            </w:tcMar>
+            <w:vAlign w:val="top"/>
+          </w:tcPr>
+          <w:p>
+            <w:pPr>
+              <w:spacing w:after="240" w:before="240" w:lineRule="auto"/>
+              <w:jc w:val="center"/>
+              <w:rPr>
+                <w:rFonts w:ascii="Roboto Mono" w:cs="Roboto Mono" w:eastAsia="Roboto Mono" w:hAnsi="Roboto Mono"/>
+              </w:rPr>
+            </w:pPr>
+            <w:r>
+              <w:rPr>
+                <w:rFonts w:ascii="Roboto Mono" w:cs="Roboto Mono" w:eastAsia="Roboto Mono" w:hAnsi="Roboto Mono"/>
+                <w:b w:val="1"/>
+                <w:bCs w:val="1"/>
+                <w:rtl w:val="0"/>
+              </w:rPr>
+              <w:t xml:space="preserve">Formula</w:t>
+            </w:r>
+            <w:r>
+              <w:rPr>
+                <w:rtl w:val="0"/>
+              </w:rPr>
+            </w:r>
+          </w:p>
+        </w:tc>
+        <w:tc>
+          <w:tcPr>
+            <w:tcBorders>
+              <w:top w:color="000000" w:space="0" w:sz="0" w:val="nil"/>
+              <w:left w:color="000000" w:space="0" w:sz="0" w:val="nil"/>
+              <w:bottom w:color="000000" w:space="0" w:sz="0" w:val="nil"/>
+              <w:right w:color="000000" w:space="0" w:sz="0" w:val="nil"/>
+            </w:tcBorders>
+            <w:tcMar>
+              <w:top w:w="100.0" w:type="dxa"/>
+              <w:left w:w="100.0" w:type="dxa"/>
+              <w:bottom w:w="100.0" w:type="dxa"/>
+              <w:right w:w="100.0" w:type="dxa"/>
+            </w:tcMar>
+            <w:vAlign w:val="top"/>
+          </w:tcPr>
+          <w:p>
+            <w:pPr>
+              <w:spacing w:after="240" w:before="240" w:lineRule="auto"/>
+              <w:jc w:val="center"/>
+              <w:rPr>
+                <w:rFonts w:ascii="Roboto Mono" w:cs="Roboto Mono" w:eastAsia="Roboto Mono" w:hAnsi="Roboto Mono"/>
+              </w:rPr>
+            </w:pPr>
+            <w:r>
+              <w:rPr>
+                <w:rFonts w:ascii="Roboto Mono" w:cs="Roboto Mono" w:eastAsia="Roboto Mono" w:hAnsi="Roboto Mono"/>
+                <w:b w:val="1"/>
+                <w:bCs w:val="1"/>
+                <w:rtl w:val="0"/>
+              </w:rPr>
+              <w:t xml:space="preserve">Result</w:t>
+            </w:r>
+            <w:r>
+              <w:rPr>
+                <w:rtl w:val="0"/>
+              </w:rPr>
+            </w:r>
+          </w:p>
+        </w:tc>
+      </w:tr>
+      <w:tr>
+        <w:trPr>
+          <w:cantSplit w:val="0"/>
+          <w:trHeight w:val="545" w:hRule="atLeast"/>
+          <w:tblHeader w:val="0"/>
+        </w:trPr>
+        <w:tc>
+          <w:tcPr>
+            <w:tcBorders>
+              <w:top w:color="000000" w:space="0" w:sz="0" w:val="nil"/>
+              <w:left w:color="000000" w:space="0" w:sz="0" w:val="nil"/>
+              <w:bottom w:color="000000" w:space="0" w:sz="0" w:val="nil"/>
+              <w:right w:color="000000" w:space="0" w:sz="0" w:val="nil"/>
+            </w:tcBorders>
+            <w:tcMar>
+              <w:top w:w="100.0" w:type="dxa"/>
+              <w:left w:w="100.0" w:type="dxa"/>
+              <w:bottom w:w="100.0" w:type="dxa"/>
+              <w:right w:w="100.0" w:type="dxa"/>
+            </w:tcMar>
+            <w:vAlign w:val="top"/>
+          </w:tcPr>
+          <w:p>
+            <w:pPr>
+              <w:spacing w:after="240" w:before="240" w:lineRule="auto"/>
+              <w:rPr>
+                <w:rFonts w:ascii="Roboto Mono" w:cs="Roboto Mono" w:eastAsia="Roboto Mono" w:hAnsi="Roboto Mono"/>
+              </w:rPr>
+            </w:pPr>
+            <w:r>
+              <w:rPr>
+                <w:rFonts w:ascii="Roboto Mono" w:cs="Roboto Mono" w:eastAsia="Roboto Mono" w:hAnsi="Roboto Mono"/>
+                <w:color w:val="188038"/>
+                <w:rtl w:val="0"/>
+              </w:rPr>
+              <w:t xml:space="preserve">0</w:t>
+            </w:r>
+            <w:r>
+              <w:rPr>
+                <w:rtl w:val="0"/>
+              </w:rPr>
+            </w:r>
+          </w:p>
+        </w:tc>
+        <w:tc>
+          <w:tcPr>
+            <w:tcBorders>
+              <w:top w:color="000000" w:space="0" w:sz="0" w:val="nil"/>
+              <w:left w:color="000000" w:space="0" w:sz="0" w:val="nil"/>
+              <w:bottom w:color="000000" w:space="0" w:sz="0" w:val="nil"/>
+              <w:right w:color="000000" w:space="0" w:sz="0" w:val="nil"/>
+            </w:tcBorders>
+            <w:tcMar>
+              <w:top w:w="100.0" w:type="dxa"/>
+              <w:left w:w="100.0" w:type="dxa"/>
+              <w:bottom w:w="100.0" w:type="dxa"/>
+              <w:right w:w="100.0" w:type="dxa"/>
+            </w:tcMar>
+            <w:vAlign w:val="top"/>
+          </w:tcPr>
+          <w:p>
+            <w:pPr>
+              <w:spacing w:after="240" w:before="240" w:lineRule="auto"/>
+              <w:rPr>
+                <w:rFonts w:ascii="Roboto Mono" w:cs="Roboto Mono" w:eastAsia="Roboto Mono" w:hAnsi="Roboto Mono"/>
+              </w:rPr>
+            </w:pPr>
+            <w:r>
+              <w:rPr>
+                <w:rFonts w:ascii="Atma" w:cs="Atma" w:eastAsia="Atma" w:hAnsi="Atma"/>
+                <w:rtl w:val="0"/>
+              </w:rPr>
+              <w:t xml:space="preserve">Number zero দেখাবে</w:t>
+            </w:r>
+          </w:p>
+        </w:tc>
+      </w:tr>
+      <w:tr>
+        <w:trPr>
+          <w:cantSplit w:val="0"/>
+          <w:trHeight w:val="545" w:hRule="atLeast"/>
+          <w:tblHeader w:val="0"/>
+        </w:trPr>
+        <w:tc>
+          <w:tcPr>
+            <w:tcBorders>
+              <w:top w:color="000000" w:space="0" w:sz="0" w:val="nil"/>
+              <w:left w:color="000000" w:space="0" w:sz="0" w:val="nil"/>
+              <w:bottom w:color="000000" w:space="0" w:sz="0" w:val="nil"/>
+              <w:right w:color="000000" w:space="0" w:sz="0" w:val="nil"/>
+            </w:tcBorders>
+            <w:tcMar>
+              <w:top w:w="100.0" w:type="dxa"/>
+              <w:left w:w="100.0" w:type="dxa"/>
+              <w:bottom w:w="100.0" w:type="dxa"/>
+              <w:right w:w="100.0" w:type="dxa"/>
+            </w:tcMar>
+            <w:vAlign w:val="top"/>
+          </w:tcPr>
+          <w:p>
+            <w:pPr>
+              <w:spacing w:after="240" w:before="240" w:lineRule="auto"/>
+              <w:rPr>
+                <w:rFonts w:ascii="Roboto Mono" w:cs="Roboto Mono" w:eastAsia="Roboto Mono" w:hAnsi="Roboto Mono"/>
+              </w:rPr>
+            </w:pPr>
+            <w:r>
+              <w:rPr>
+                <w:rFonts w:ascii="Roboto Mono" w:cs="Roboto Mono" w:eastAsia="Roboto Mono" w:hAnsi="Roboto Mono"/>
+                <w:color w:val="188038"/>
+                <w:rtl w:val="0"/>
+              </w:rPr>
+              <w:t xml:space="preserve">""</w:t>
+            </w:r>
+            <w:r>
+              <w:rPr>
+                <w:rtl w:val="0"/>
+              </w:rPr>
+            </w:r>
+          </w:p>
+        </w:tc>
+        <w:tc>
+          <w:tcPr>
+            <w:tcBorders>
+              <w:top w:color="000000" w:space="0" w:sz="0" w:val="nil"/>
+              <w:left w:color="000000" w:space="0" w:sz="0" w:val="nil"/>
+              <w:bottom w:color="000000" w:space="0" w:sz="0" w:val="nil"/>
+              <w:right w:color="000000" w:space="0" w:sz="0" w:val="nil"/>
+            </w:tcBorders>
+            <w:tcMar>
+              <w:top w:w="100.0" w:type="dxa"/>
+              <w:left w:w="100.0" w:type="dxa"/>
+              <w:bottom w:w="100.0" w:type="dxa"/>
+              <w:right w:w="100.0" w:type="dxa"/>
+            </w:tcMar>
+            <w:vAlign w:val="top"/>
+          </w:tcPr>
+          <w:p>
+            <w:pPr>
+              <w:spacing w:after="240" w:before="240" w:lineRule="auto"/>
+              <w:rPr>
+                <w:rFonts w:ascii="Roboto Mono" w:cs="Roboto Mono" w:eastAsia="Roboto Mono" w:hAnsi="Roboto Mono"/>
+              </w:rPr>
+            </w:pPr>
+            <w:r>
+              <w:rPr>
+                <w:rFonts w:ascii="Atma" w:cs="Atma" w:eastAsia="Atma" w:hAnsi="Atma"/>
+                <w:rtl w:val="0"/>
+              </w:rPr>
+              <w:t xml:space="preserve">সম্পূর্ণ blank দেখাবে</w:t>
+            </w:r>
+          </w:p>
+        </w:tc>
+      </w:tr>
+    </w:tbl>
+    <w:p>
+      <w:pPr>
+        <w:spacing w:after="240" w:before="240" w:lineRule="auto"/>
+        <w:rPr>
+          <w:rFonts w:ascii="Roboto Mono" w:cs="Roboto Mono" w:eastAsia="Roboto Mono" w:hAnsi="Roboto Mono"/>
+        </w:rPr>
       </w:pPr>
       <w:r>
         <w:pict>
@@ -1842,160 +5292,840 @@
         <w:keepLines w:val="0"/>
         <w:spacing w:before="480" w:lineRule="auto"/>
         <w:rPr>
+          <w:rFonts w:ascii="Roboto Mono" w:cs="Roboto Mono" w:eastAsia="Roboto Mono" w:hAnsi="Roboto Mono"/>
           <w:b w:val="1"/>
           <w:bCs w:val="1"/>
           <w:sz w:val="46"/>
           <w:szCs w:val="46"/>
         </w:rPr>
       </w:pPr>
-      <w:bookmarkStart w:colFirst="0" w:colLast="0" w:name="_khrrcxfh8wns" w:id="21"/>
-      <w:bookmarkEnd w:id="21"/>
-      <w:r>
-        <w:rPr>
-          <w:rFonts w:ascii="Vrinda" w:cs="Vrinda" w:eastAsia="Vrinda" w:hAnsi="Vrinda"/>
+      <w:bookmarkStart w:colFirst="0" w:colLast="0" w:name="_8qviz43sghtd" w:id="51"/>
+      <w:bookmarkEnd w:id="51"/>
+      <w:r>
+        <w:rPr>
+          <w:rFonts w:ascii="Atma" w:cs="Atma" w:eastAsia="Atma" w:hAnsi="Atma"/>
           <w:b w:val="1"/>
           <w:bCs w:val="1"/>
           <w:sz w:val="46"/>
           <w:szCs w:val="46"/>
           <w:rtl w:val="0"/>
         </w:rPr>
-        <w:t xml:space="preserve">Crystal Reports: Null হলে Alternative Date Show</w:t>
-      </w:r>
-    </w:p>
-    <w:p>
-      <w:pPr>
-        <w:pStyle w:val="Heading2"/>
-        <w:keepNext w:val="0"/>
-        <w:keepLines w:val="0"/>
-        <w:spacing w:after="80" w:lineRule="auto"/>
-        <w:rPr>
-          <w:b w:val="1"/>
-          <w:bCs w:val="1"/>
-          <w:sz w:val="34"/>
-          <w:szCs w:val="34"/>
-        </w:rPr>
-      </w:pPr>
-      <w:bookmarkStart w:colFirst="0" w:colLast="0" w:name="_hzg61qgph81g" w:id="22"/>
-      <w:bookmarkEnd w:id="22"/>
-      <w:r>
-        <w:rPr>
-          <w:b w:val="1"/>
-          <w:bCs w:val="1"/>
-          <w:sz w:val="34"/>
-          <w:szCs w:val="34"/>
-          <w:rtl w:val="0"/>
-        </w:rPr>
-        <w:t xml:space="preserve">Formula</w:t>
-      </w:r>
-    </w:p>
-    <w:p>
-      <w:pPr>
-        <w:spacing w:after="240" w:before="240" w:lineRule="auto"/>
-        <w:rPr/>
-      </w:pPr>
-      <w:r>
-        <w:rPr>
-          <w:rFonts w:ascii="Vrinda" w:cs="Vrinda" w:eastAsia="Vrinda" w:hAnsi="Vrinda"/>
-          <w:rtl w:val="0"/>
-        </w:rPr>
-        <w:t xml:space="preserve">যদি </w:t>
-      </w:r>
-      <w:r>
-        <w:rPr>
-          <w:rFonts w:ascii="Roboto Mono" w:cs="Roboto Mono" w:eastAsia="Roboto Mono" w:hAnsi="Roboto Mono"/>
-          <w:color w:val="188038"/>
-          <w:rtl w:val="0"/>
-        </w:rPr>
-        <w:t xml:space="preserve">IDRMIT</w:t>
-      </w:r>
-      <w:r>
-        <w:rPr>
-          <w:rFonts w:ascii="Vrinda" w:cs="Vrinda" w:eastAsia="Vrinda" w:hAnsi="Vrinda"/>
-          <w:rtl w:val="0"/>
-        </w:rPr>
-        <w:t xml:space="preserve"> field-এ value থাকে তাহলে সেটাই show করবে,</w:t>
-        <w:br w:type="textWrapping"/>
-        <w:t xml:space="preserve">আর field null বা empty হলে </w:t>
-      </w:r>
-      <w:r>
-        <w:rPr>
-          <w:rFonts w:ascii="Roboto Mono" w:cs="Roboto Mono" w:eastAsia="Roboto Mono" w:hAnsi="Roboto Mono"/>
-          <w:color w:val="188038"/>
-          <w:rtl w:val="0"/>
-        </w:rPr>
-        <w:t xml:space="preserve">@Date</w:t>
-      </w:r>
-      <w:r>
-        <w:rPr>
-          <w:rFonts w:ascii="Arial Unicode MS" w:cs="Arial Unicode MS" w:eastAsia="Arial Unicode MS" w:hAnsi="Arial Unicode MS"/>
-          <w:rtl w:val="0"/>
-        </w:rPr>
-        <w:t xml:space="preserve"> formula-এর value show করবে।</w:t>
-      </w:r>
-    </w:p>
-    <w:p>
-      <w:pPr>
-        <w:spacing w:after="240" w:before="240" w:lineRule="auto"/>
-        <w:rPr/>
-      </w:pPr>
-      <w:r>
-        <w:rPr>
-          <w:rtl w:val="0"/>
-        </w:rPr>
-        <w:t xml:space="preserve">If Not IsNull({AROBL.IDRMIT}) And {AROBL.IDRMIT} &lt;&gt; "" Then</w:t>
-      </w:r>
-    </w:p>
-    <w:p>
-      <w:pPr>
-        <w:spacing w:after="240" w:before="240" w:lineRule="auto"/>
-        <w:rPr/>
-      </w:pPr>
-      <w:r>
-        <w:rPr>
-          <w:rtl w:val="0"/>
-        </w:rPr>
-        <w:t xml:space="preserve">    {AROBL.IDRMIT}</w:t>
-      </w:r>
-    </w:p>
-    <w:p>
-      <w:pPr>
-        <w:spacing w:after="240" w:before="240" w:lineRule="auto"/>
-        <w:rPr/>
-      </w:pPr>
-      <w:r>
-        <w:rPr>
-          <w:rtl w:val="0"/>
-        </w:rPr>
-        <w:t xml:space="preserve">Else</w:t>
-      </w:r>
-    </w:p>
-    <w:p>
-      <w:pPr>
-        <w:spacing w:after="240" w:before="240" w:lineRule="auto"/>
-        <w:rPr/>
-      </w:pPr>
-      <w:r>
-        <w:rPr>
-          <w:rtl w:val="0"/>
-        </w:rPr>
-        <w:t xml:space="preserve">    ToText({@Date})</w:t>
-      </w:r>
-    </w:p>
-    <w:p>
-      <w:pPr>
-        <w:spacing w:after="240" w:before="240" w:lineRule="auto"/>
-        <w:rPr/>
-      </w:pPr>
-      <w:r>
-        <w:rPr>
-          <w:rtl w:val="0"/>
-        </w:rPr>
-      </w:r>
-    </w:p>
-    <w:p>
-      <w:pPr>
-        <w:spacing w:after="240" w:before="240" w:lineRule="auto"/>
-        <w:rPr/>
+        <w:t xml:space="preserve">৭. Most Important Crystal Date Functions</w:t>
+      </w:r>
+    </w:p>
+    <w:tbl>
+      <w:tblPr>
+        <w:tblStyle w:val="Table2"/>
+        <w:tblW w:w="4150.0" w:type="dxa"/>
+        <w:jc w:val="left"/>
+        <w:tblBorders>
+          <w:top w:color="000000" w:space="0" w:sz="0" w:val="nil"/>
+          <w:left w:color="000000" w:space="0" w:sz="0" w:val="nil"/>
+          <w:bottom w:color="000000" w:space="0" w:sz="0" w:val="nil"/>
+          <w:right w:color="000000" w:space="0" w:sz="0" w:val="nil"/>
+          <w:insideH w:color="000000" w:space="0" w:sz="0" w:val="nil"/>
+          <w:insideV w:color="000000" w:space="0" w:sz="0" w:val="nil"/>
+        </w:tblBorders>
+        <w:tblLayout w:type="fixed"/>
+        <w:tblLook w:val="0600"/>
+      </w:tblPr>
+      <w:tblGrid>
+        <w:gridCol w:w="1415"/>
+        <w:gridCol w:w="2735"/>
+        <w:tblGridChange w:id="0">
+          <w:tblGrid>
+            <w:gridCol w:w="1415"/>
+            <w:gridCol w:w="2735"/>
+          </w:tblGrid>
+        </w:tblGridChange>
+      </w:tblGrid>
+      <w:tr>
+        <w:trPr>
+          <w:cantSplit w:val="0"/>
+          <w:trHeight w:val="545" w:hRule="atLeast"/>
+          <w:tblHeader w:val="0"/>
+        </w:trPr>
+        <w:tc>
+          <w:tcPr>
+            <w:tcBorders>
+              <w:top w:color="000000" w:space="0" w:sz="0" w:val="nil"/>
+              <w:left w:color="000000" w:space="0" w:sz="0" w:val="nil"/>
+              <w:bottom w:color="000000" w:space="0" w:sz="0" w:val="nil"/>
+              <w:right w:color="000000" w:space="0" w:sz="0" w:val="nil"/>
+            </w:tcBorders>
+            <w:tcMar>
+              <w:top w:w="100.0" w:type="dxa"/>
+              <w:left w:w="100.0" w:type="dxa"/>
+              <w:bottom w:w="100.0" w:type="dxa"/>
+              <w:right w:w="100.0" w:type="dxa"/>
+            </w:tcMar>
+            <w:vAlign w:val="top"/>
+          </w:tcPr>
+          <w:p>
+            <w:pPr>
+              <w:spacing w:after="240" w:before="240" w:lineRule="auto"/>
+              <w:jc w:val="center"/>
+              <w:rPr>
+                <w:rFonts w:ascii="Roboto Mono" w:cs="Roboto Mono" w:eastAsia="Roboto Mono" w:hAnsi="Roboto Mono"/>
+              </w:rPr>
+            </w:pPr>
+            <w:r>
+              <w:rPr>
+                <w:rFonts w:ascii="Roboto Mono" w:cs="Roboto Mono" w:eastAsia="Roboto Mono" w:hAnsi="Roboto Mono"/>
+                <w:b w:val="1"/>
+                <w:bCs w:val="1"/>
+                <w:rtl w:val="0"/>
+              </w:rPr>
+              <w:t xml:space="preserve">Function</w:t>
+            </w:r>
+            <w:r>
+              <w:rPr>
+                <w:rtl w:val="0"/>
+              </w:rPr>
+            </w:r>
+          </w:p>
+        </w:tc>
+        <w:tc>
+          <w:tcPr>
+            <w:tcBorders>
+              <w:top w:color="000000" w:space="0" w:sz="0" w:val="nil"/>
+              <w:left w:color="000000" w:space="0" w:sz="0" w:val="nil"/>
+              <w:bottom w:color="000000" w:space="0" w:sz="0" w:val="nil"/>
+              <w:right w:color="000000" w:space="0" w:sz="0" w:val="nil"/>
+            </w:tcBorders>
+            <w:tcMar>
+              <w:top w:w="100.0" w:type="dxa"/>
+              <w:left w:w="100.0" w:type="dxa"/>
+              <w:bottom w:w="100.0" w:type="dxa"/>
+              <w:right w:w="100.0" w:type="dxa"/>
+            </w:tcMar>
+            <w:vAlign w:val="top"/>
+          </w:tcPr>
+          <w:p>
+            <w:pPr>
+              <w:spacing w:after="240" w:before="240" w:lineRule="auto"/>
+              <w:jc w:val="center"/>
+              <w:rPr>
+                <w:rFonts w:ascii="Roboto Mono" w:cs="Roboto Mono" w:eastAsia="Roboto Mono" w:hAnsi="Roboto Mono"/>
+              </w:rPr>
+            </w:pPr>
+            <w:r>
+              <w:rPr>
+                <w:rFonts w:ascii="Atma" w:cs="Atma" w:eastAsia="Atma" w:hAnsi="Atma"/>
+                <w:b w:val="1"/>
+                <w:bCs w:val="1"/>
+                <w:rtl w:val="0"/>
+              </w:rPr>
+              <w:t xml:space="preserve">কাজ</w:t>
+            </w:r>
+            <w:r>
+              <w:rPr>
+                <w:rtl w:val="0"/>
+              </w:rPr>
+            </w:r>
+          </w:p>
+        </w:tc>
+      </w:tr>
+      <w:tr>
+        <w:trPr>
+          <w:cantSplit w:val="0"/>
+          <w:trHeight w:val="545" w:hRule="atLeast"/>
+          <w:tblHeader w:val="0"/>
+        </w:trPr>
+        <w:tc>
+          <w:tcPr>
+            <w:tcBorders>
+              <w:top w:color="000000" w:space="0" w:sz="0" w:val="nil"/>
+              <w:left w:color="000000" w:space="0" w:sz="0" w:val="nil"/>
+              <w:bottom w:color="000000" w:space="0" w:sz="0" w:val="nil"/>
+              <w:right w:color="000000" w:space="0" w:sz="0" w:val="nil"/>
+            </w:tcBorders>
+            <w:tcMar>
+              <w:top w:w="100.0" w:type="dxa"/>
+              <w:left w:w="100.0" w:type="dxa"/>
+              <w:bottom w:w="100.0" w:type="dxa"/>
+              <w:right w:w="100.0" w:type="dxa"/>
+            </w:tcMar>
+            <w:vAlign w:val="top"/>
+          </w:tcPr>
+          <w:p>
+            <w:pPr>
+              <w:spacing w:after="240" w:before="240" w:lineRule="auto"/>
+              <w:rPr>
+                <w:rFonts w:ascii="Roboto Mono" w:cs="Roboto Mono" w:eastAsia="Roboto Mono" w:hAnsi="Roboto Mono"/>
+              </w:rPr>
+            </w:pPr>
+            <w:r>
+              <w:rPr>
+                <w:rFonts w:ascii="Roboto Mono" w:cs="Roboto Mono" w:eastAsia="Roboto Mono" w:hAnsi="Roboto Mono"/>
+                <w:color w:val="188038"/>
+                <w:rtl w:val="0"/>
+              </w:rPr>
+              <w:t xml:space="preserve">DateDiff()</w:t>
+            </w:r>
+            <w:r>
+              <w:rPr>
+                <w:rtl w:val="0"/>
+              </w:rPr>
+            </w:r>
+          </w:p>
+        </w:tc>
+        <w:tc>
+          <w:tcPr>
+            <w:tcBorders>
+              <w:top w:color="000000" w:space="0" w:sz="0" w:val="nil"/>
+              <w:left w:color="000000" w:space="0" w:sz="0" w:val="nil"/>
+              <w:bottom w:color="000000" w:space="0" w:sz="0" w:val="nil"/>
+              <w:right w:color="000000" w:space="0" w:sz="0" w:val="nil"/>
+            </w:tcBorders>
+            <w:tcMar>
+              <w:top w:w="100.0" w:type="dxa"/>
+              <w:left w:w="100.0" w:type="dxa"/>
+              <w:bottom w:w="100.0" w:type="dxa"/>
+              <w:right w:w="100.0" w:type="dxa"/>
+            </w:tcMar>
+            <w:vAlign w:val="top"/>
+          </w:tcPr>
+          <w:p>
+            <w:pPr>
+              <w:spacing w:after="240" w:before="240" w:lineRule="auto"/>
+              <w:rPr>
+                <w:rFonts w:ascii="Roboto Mono" w:cs="Roboto Mono" w:eastAsia="Roboto Mono" w:hAnsi="Roboto Mono"/>
+              </w:rPr>
+            </w:pPr>
+            <w:r>
+              <w:rPr>
+                <w:rFonts w:ascii="Atma" w:cs="Atma" w:eastAsia="Atma" w:hAnsi="Atma"/>
+                <w:rtl w:val="0"/>
+              </w:rPr>
+              <w:t xml:space="preserve">Date difference বের করে</w:t>
+            </w:r>
+          </w:p>
+        </w:tc>
+      </w:tr>
+      <w:tr>
+        <w:trPr>
+          <w:cantSplit w:val="0"/>
+          <w:trHeight w:val="545" w:hRule="atLeast"/>
+          <w:tblHeader w:val="0"/>
+        </w:trPr>
+        <w:tc>
+          <w:tcPr>
+            <w:tcBorders>
+              <w:top w:color="000000" w:space="0" w:sz="0" w:val="nil"/>
+              <w:left w:color="000000" w:space="0" w:sz="0" w:val="nil"/>
+              <w:bottom w:color="000000" w:space="0" w:sz="0" w:val="nil"/>
+              <w:right w:color="000000" w:space="0" w:sz="0" w:val="nil"/>
+            </w:tcBorders>
+            <w:tcMar>
+              <w:top w:w="100.0" w:type="dxa"/>
+              <w:left w:w="100.0" w:type="dxa"/>
+              <w:bottom w:w="100.0" w:type="dxa"/>
+              <w:right w:w="100.0" w:type="dxa"/>
+            </w:tcMar>
+            <w:vAlign w:val="top"/>
+          </w:tcPr>
+          <w:p>
+            <w:pPr>
+              <w:spacing w:after="240" w:before="240" w:lineRule="auto"/>
+              <w:rPr>
+                <w:rFonts w:ascii="Roboto Mono" w:cs="Roboto Mono" w:eastAsia="Roboto Mono" w:hAnsi="Roboto Mono"/>
+              </w:rPr>
+            </w:pPr>
+            <w:r>
+              <w:rPr>
+                <w:rFonts w:ascii="Roboto Mono" w:cs="Roboto Mono" w:eastAsia="Roboto Mono" w:hAnsi="Roboto Mono"/>
+                <w:color w:val="188038"/>
+                <w:rtl w:val="0"/>
+              </w:rPr>
+              <w:t xml:space="preserve">Date()</w:t>
+            </w:r>
+            <w:r>
+              <w:rPr>
+                <w:rtl w:val="0"/>
+              </w:rPr>
+            </w:r>
+          </w:p>
+        </w:tc>
+        <w:tc>
+          <w:tcPr>
+            <w:tcBorders>
+              <w:top w:color="000000" w:space="0" w:sz="0" w:val="nil"/>
+              <w:left w:color="000000" w:space="0" w:sz="0" w:val="nil"/>
+              <w:bottom w:color="000000" w:space="0" w:sz="0" w:val="nil"/>
+              <w:right w:color="000000" w:space="0" w:sz="0" w:val="nil"/>
+            </w:tcBorders>
+            <w:tcMar>
+              <w:top w:w="100.0" w:type="dxa"/>
+              <w:left w:w="100.0" w:type="dxa"/>
+              <w:bottom w:w="100.0" w:type="dxa"/>
+              <w:right w:w="100.0" w:type="dxa"/>
+            </w:tcMar>
+            <w:vAlign w:val="top"/>
+          </w:tcPr>
+          <w:p>
+            <w:pPr>
+              <w:spacing w:after="240" w:before="240" w:lineRule="auto"/>
+              <w:rPr>
+                <w:rFonts w:ascii="Roboto Mono" w:cs="Roboto Mono" w:eastAsia="Roboto Mono" w:hAnsi="Roboto Mono"/>
+              </w:rPr>
+            </w:pPr>
+            <w:r>
+              <w:rPr>
+                <w:rFonts w:ascii="Atma" w:cs="Atma" w:eastAsia="Atma" w:hAnsi="Atma"/>
+                <w:rtl w:val="0"/>
+              </w:rPr>
+              <w:t xml:space="preserve">Date তৈরি করে</w:t>
+            </w:r>
+          </w:p>
+        </w:tc>
+      </w:tr>
+      <w:tr>
+        <w:trPr>
+          <w:cantSplit w:val="0"/>
+          <w:trHeight w:val="545" w:hRule="atLeast"/>
+          <w:tblHeader w:val="0"/>
+        </w:trPr>
+        <w:tc>
+          <w:tcPr>
+            <w:tcBorders>
+              <w:top w:color="000000" w:space="0" w:sz="0" w:val="nil"/>
+              <w:left w:color="000000" w:space="0" w:sz="0" w:val="nil"/>
+              <w:bottom w:color="000000" w:space="0" w:sz="0" w:val="nil"/>
+              <w:right w:color="000000" w:space="0" w:sz="0" w:val="nil"/>
+            </w:tcBorders>
+            <w:tcMar>
+              <w:top w:w="100.0" w:type="dxa"/>
+              <w:left w:w="100.0" w:type="dxa"/>
+              <w:bottom w:w="100.0" w:type="dxa"/>
+              <w:right w:w="100.0" w:type="dxa"/>
+            </w:tcMar>
+            <w:vAlign w:val="top"/>
+          </w:tcPr>
+          <w:p>
+            <w:pPr>
+              <w:spacing w:after="240" w:before="240" w:lineRule="auto"/>
+              <w:rPr>
+                <w:rFonts w:ascii="Roboto Mono" w:cs="Roboto Mono" w:eastAsia="Roboto Mono" w:hAnsi="Roboto Mono"/>
+              </w:rPr>
+            </w:pPr>
+            <w:r>
+              <w:rPr>
+                <w:rFonts w:ascii="Roboto Mono" w:cs="Roboto Mono" w:eastAsia="Roboto Mono" w:hAnsi="Roboto Mono"/>
+                <w:color w:val="188038"/>
+                <w:rtl w:val="0"/>
+              </w:rPr>
+              <w:t xml:space="preserve">CurrentDate</w:t>
+            </w:r>
+            <w:r>
+              <w:rPr>
+                <w:rtl w:val="0"/>
+              </w:rPr>
+            </w:r>
+          </w:p>
+        </w:tc>
+        <w:tc>
+          <w:tcPr>
+            <w:tcBorders>
+              <w:top w:color="000000" w:space="0" w:sz="0" w:val="nil"/>
+              <w:left w:color="000000" w:space="0" w:sz="0" w:val="nil"/>
+              <w:bottom w:color="000000" w:space="0" w:sz="0" w:val="nil"/>
+              <w:right w:color="000000" w:space="0" w:sz="0" w:val="nil"/>
+            </w:tcBorders>
+            <w:tcMar>
+              <w:top w:w="100.0" w:type="dxa"/>
+              <w:left w:w="100.0" w:type="dxa"/>
+              <w:bottom w:w="100.0" w:type="dxa"/>
+              <w:right w:w="100.0" w:type="dxa"/>
+            </w:tcMar>
+            <w:vAlign w:val="top"/>
+          </w:tcPr>
+          <w:p>
+            <w:pPr>
+              <w:spacing w:after="240" w:before="240" w:lineRule="auto"/>
+              <w:rPr>
+                <w:rFonts w:ascii="Roboto Mono" w:cs="Roboto Mono" w:eastAsia="Roboto Mono" w:hAnsi="Roboto Mono"/>
+              </w:rPr>
+            </w:pPr>
+            <w:r>
+              <w:rPr>
+                <w:rFonts w:ascii="Atma" w:cs="Atma" w:eastAsia="Atma" w:hAnsi="Atma"/>
+                <w:rtl w:val="0"/>
+              </w:rPr>
+              <w:t xml:space="preserve">আজকের date</w:t>
+            </w:r>
+          </w:p>
+        </w:tc>
+      </w:tr>
+      <w:tr>
+        <w:trPr>
+          <w:cantSplit w:val="0"/>
+          <w:trHeight w:val="500" w:hRule="atLeast"/>
+          <w:tblHeader w:val="0"/>
+        </w:trPr>
+        <w:tc>
+          <w:tcPr>
+            <w:tcBorders>
+              <w:top w:color="000000" w:space="0" w:sz="0" w:val="nil"/>
+              <w:left w:color="000000" w:space="0" w:sz="0" w:val="nil"/>
+              <w:bottom w:color="000000" w:space="0" w:sz="0" w:val="nil"/>
+              <w:right w:color="000000" w:space="0" w:sz="0" w:val="nil"/>
+            </w:tcBorders>
+            <w:tcMar>
+              <w:top w:w="100.0" w:type="dxa"/>
+              <w:left w:w="100.0" w:type="dxa"/>
+              <w:bottom w:w="100.0" w:type="dxa"/>
+              <w:right w:w="100.0" w:type="dxa"/>
+            </w:tcMar>
+            <w:vAlign w:val="top"/>
+          </w:tcPr>
+          <w:p>
+            <w:pPr>
+              <w:spacing w:after="240" w:before="240" w:lineRule="auto"/>
+              <w:rPr>
+                <w:rFonts w:ascii="Roboto Mono" w:cs="Roboto Mono" w:eastAsia="Roboto Mono" w:hAnsi="Roboto Mono"/>
+              </w:rPr>
+            </w:pPr>
+            <w:r>
+              <w:rPr>
+                <w:rFonts w:ascii="Roboto Mono" w:cs="Roboto Mono" w:eastAsia="Roboto Mono" w:hAnsi="Roboto Mono"/>
+                <w:color w:val="188038"/>
+                <w:rtl w:val="0"/>
+              </w:rPr>
+              <w:t xml:space="preserve">ToText()</w:t>
+            </w:r>
+            <w:r>
+              <w:rPr>
+                <w:rtl w:val="0"/>
+              </w:rPr>
+            </w:r>
+          </w:p>
+        </w:tc>
+        <w:tc>
+          <w:tcPr>
+            <w:tcBorders>
+              <w:top w:color="000000" w:space="0" w:sz="0" w:val="nil"/>
+              <w:left w:color="000000" w:space="0" w:sz="0" w:val="nil"/>
+              <w:bottom w:color="000000" w:space="0" w:sz="0" w:val="nil"/>
+              <w:right w:color="000000" w:space="0" w:sz="0" w:val="nil"/>
+            </w:tcBorders>
+            <w:tcMar>
+              <w:top w:w="100.0" w:type="dxa"/>
+              <w:left w:w="100.0" w:type="dxa"/>
+              <w:bottom w:w="100.0" w:type="dxa"/>
+              <w:right w:w="100.0" w:type="dxa"/>
+            </w:tcMar>
+            <w:vAlign w:val="top"/>
+          </w:tcPr>
+          <w:p>
+            <w:pPr>
+              <w:spacing w:after="240" w:before="240" w:lineRule="auto"/>
+              <w:rPr>
+                <w:rFonts w:ascii="Roboto Mono" w:cs="Roboto Mono" w:eastAsia="Roboto Mono" w:hAnsi="Roboto Mono"/>
+              </w:rPr>
+            </w:pPr>
+            <w:r>
+              <w:rPr>
+                <w:rFonts w:ascii="Nova Mono" w:cs="Nova Mono" w:eastAsia="Nova Mono" w:hAnsi="Nova Mono"/>
+                <w:rtl w:val="0"/>
+              </w:rPr>
+              <w:t xml:space="preserve">Number → Text</w:t>
+            </w:r>
+          </w:p>
+        </w:tc>
+      </w:tr>
+      <w:tr>
+        <w:trPr>
+          <w:cantSplit w:val="0"/>
+          <w:trHeight w:val="500" w:hRule="atLeast"/>
+          <w:tblHeader w:val="0"/>
+        </w:trPr>
+        <w:tc>
+          <w:tcPr>
+            <w:tcBorders>
+              <w:top w:color="000000" w:space="0" w:sz="0" w:val="nil"/>
+              <w:left w:color="000000" w:space="0" w:sz="0" w:val="nil"/>
+              <w:bottom w:color="000000" w:space="0" w:sz="0" w:val="nil"/>
+              <w:right w:color="000000" w:space="0" w:sz="0" w:val="nil"/>
+            </w:tcBorders>
+            <w:tcMar>
+              <w:top w:w="100.0" w:type="dxa"/>
+              <w:left w:w="100.0" w:type="dxa"/>
+              <w:bottom w:w="100.0" w:type="dxa"/>
+              <w:right w:w="100.0" w:type="dxa"/>
+            </w:tcMar>
+            <w:vAlign w:val="top"/>
+          </w:tcPr>
+          <w:p>
+            <w:pPr>
+              <w:spacing w:after="240" w:before="240" w:lineRule="auto"/>
+              <w:rPr>
+                <w:rFonts w:ascii="Roboto Mono" w:cs="Roboto Mono" w:eastAsia="Roboto Mono" w:hAnsi="Roboto Mono"/>
+              </w:rPr>
+            </w:pPr>
+            <w:r>
+              <w:rPr>
+                <w:rFonts w:ascii="Roboto Mono" w:cs="Roboto Mono" w:eastAsia="Roboto Mono" w:hAnsi="Roboto Mono"/>
+                <w:color w:val="188038"/>
+                <w:rtl w:val="0"/>
+              </w:rPr>
+              <w:t xml:space="preserve">ToNumber()</w:t>
+            </w:r>
+            <w:r>
+              <w:rPr>
+                <w:rtl w:val="0"/>
+              </w:rPr>
+            </w:r>
+          </w:p>
+        </w:tc>
+        <w:tc>
+          <w:tcPr>
+            <w:tcBorders>
+              <w:top w:color="000000" w:space="0" w:sz="0" w:val="nil"/>
+              <w:left w:color="000000" w:space="0" w:sz="0" w:val="nil"/>
+              <w:bottom w:color="000000" w:space="0" w:sz="0" w:val="nil"/>
+              <w:right w:color="000000" w:space="0" w:sz="0" w:val="nil"/>
+            </w:tcBorders>
+            <w:tcMar>
+              <w:top w:w="100.0" w:type="dxa"/>
+              <w:left w:w="100.0" w:type="dxa"/>
+              <w:bottom w:w="100.0" w:type="dxa"/>
+              <w:right w:w="100.0" w:type="dxa"/>
+            </w:tcMar>
+            <w:vAlign w:val="top"/>
+          </w:tcPr>
+          <w:p>
+            <w:pPr>
+              <w:spacing w:after="240" w:before="240" w:lineRule="auto"/>
+              <w:rPr>
+                <w:rFonts w:ascii="Roboto Mono" w:cs="Roboto Mono" w:eastAsia="Roboto Mono" w:hAnsi="Roboto Mono"/>
+              </w:rPr>
+            </w:pPr>
+            <w:r>
+              <w:rPr>
+                <w:rFonts w:ascii="Nova Mono" w:cs="Nova Mono" w:eastAsia="Nova Mono" w:hAnsi="Nova Mono"/>
+                <w:rtl w:val="0"/>
+              </w:rPr>
+              <w:t xml:space="preserve">Text → Number</w:t>
+            </w:r>
+          </w:p>
+        </w:tc>
+      </w:tr>
+      <w:tr>
+        <w:trPr>
+          <w:cantSplit w:val="0"/>
+          <w:trHeight w:val="545" w:hRule="atLeast"/>
+          <w:tblHeader w:val="0"/>
+        </w:trPr>
+        <w:tc>
+          <w:tcPr>
+            <w:tcBorders>
+              <w:top w:color="000000" w:space="0" w:sz="0" w:val="nil"/>
+              <w:left w:color="000000" w:space="0" w:sz="0" w:val="nil"/>
+              <w:bottom w:color="000000" w:space="0" w:sz="0" w:val="nil"/>
+              <w:right w:color="000000" w:space="0" w:sz="0" w:val="nil"/>
+            </w:tcBorders>
+            <w:tcMar>
+              <w:top w:w="100.0" w:type="dxa"/>
+              <w:left w:w="100.0" w:type="dxa"/>
+              <w:bottom w:w="100.0" w:type="dxa"/>
+              <w:right w:w="100.0" w:type="dxa"/>
+            </w:tcMar>
+            <w:vAlign w:val="top"/>
+          </w:tcPr>
+          <w:p>
+            <w:pPr>
+              <w:spacing w:after="240" w:before="240" w:lineRule="auto"/>
+              <w:rPr>
+                <w:rFonts w:ascii="Roboto Mono" w:cs="Roboto Mono" w:eastAsia="Roboto Mono" w:hAnsi="Roboto Mono"/>
+              </w:rPr>
+            </w:pPr>
+            <w:r>
+              <w:rPr>
+                <w:rFonts w:ascii="Roboto Mono" w:cs="Roboto Mono" w:eastAsia="Roboto Mono" w:hAnsi="Roboto Mono"/>
+                <w:color w:val="188038"/>
+                <w:rtl w:val="0"/>
+              </w:rPr>
+              <w:t xml:space="preserve">Left()</w:t>
+            </w:r>
+            <w:r>
+              <w:rPr>
+                <w:rtl w:val="0"/>
+              </w:rPr>
+            </w:r>
+          </w:p>
+        </w:tc>
+        <w:tc>
+          <w:tcPr>
+            <w:tcBorders>
+              <w:top w:color="000000" w:space="0" w:sz="0" w:val="nil"/>
+              <w:left w:color="000000" w:space="0" w:sz="0" w:val="nil"/>
+              <w:bottom w:color="000000" w:space="0" w:sz="0" w:val="nil"/>
+              <w:right w:color="000000" w:space="0" w:sz="0" w:val="nil"/>
+            </w:tcBorders>
+            <w:tcMar>
+              <w:top w:w="100.0" w:type="dxa"/>
+              <w:left w:w="100.0" w:type="dxa"/>
+              <w:bottom w:w="100.0" w:type="dxa"/>
+              <w:right w:w="100.0" w:type="dxa"/>
+            </w:tcMar>
+            <w:vAlign w:val="top"/>
+          </w:tcPr>
+          <w:p>
+            <w:pPr>
+              <w:spacing w:after="240" w:before="240" w:lineRule="auto"/>
+              <w:rPr>
+                <w:rFonts w:ascii="Roboto Mono" w:cs="Roboto Mono" w:eastAsia="Roboto Mono" w:hAnsi="Roboto Mono"/>
+              </w:rPr>
+            </w:pPr>
+            <w:r>
+              <w:rPr>
+                <w:rFonts w:ascii="Atma" w:cs="Atma" w:eastAsia="Atma" w:hAnsi="Atma"/>
+                <w:rtl w:val="0"/>
+              </w:rPr>
+              <w:t xml:space="preserve">Left side থেকে text নেয়</w:t>
+            </w:r>
+          </w:p>
+        </w:tc>
+      </w:tr>
+      <w:tr>
+        <w:trPr>
+          <w:cantSplit w:val="0"/>
+          <w:trHeight w:val="545" w:hRule="atLeast"/>
+          <w:tblHeader w:val="0"/>
+        </w:trPr>
+        <w:tc>
+          <w:tcPr>
+            <w:tcBorders>
+              <w:top w:color="000000" w:space="0" w:sz="0" w:val="nil"/>
+              <w:left w:color="000000" w:space="0" w:sz="0" w:val="nil"/>
+              <w:bottom w:color="000000" w:space="0" w:sz="0" w:val="nil"/>
+              <w:right w:color="000000" w:space="0" w:sz="0" w:val="nil"/>
+            </w:tcBorders>
+            <w:tcMar>
+              <w:top w:w="100.0" w:type="dxa"/>
+              <w:left w:w="100.0" w:type="dxa"/>
+              <w:bottom w:w="100.0" w:type="dxa"/>
+              <w:right w:w="100.0" w:type="dxa"/>
+            </w:tcMar>
+            <w:vAlign w:val="top"/>
+          </w:tcPr>
+          <w:p>
+            <w:pPr>
+              <w:spacing w:after="240" w:before="240" w:lineRule="auto"/>
+              <w:rPr>
+                <w:rFonts w:ascii="Roboto Mono" w:cs="Roboto Mono" w:eastAsia="Roboto Mono" w:hAnsi="Roboto Mono"/>
+              </w:rPr>
+            </w:pPr>
+            <w:r>
+              <w:rPr>
+                <w:rFonts w:ascii="Roboto Mono" w:cs="Roboto Mono" w:eastAsia="Roboto Mono" w:hAnsi="Roboto Mono"/>
+                <w:color w:val="188038"/>
+                <w:rtl w:val="0"/>
+              </w:rPr>
+              <w:t xml:space="preserve">Mid()</w:t>
+            </w:r>
+            <w:r>
+              <w:rPr>
+                <w:rtl w:val="0"/>
+              </w:rPr>
+            </w:r>
+          </w:p>
+        </w:tc>
+        <w:tc>
+          <w:tcPr>
+            <w:tcBorders>
+              <w:top w:color="000000" w:space="0" w:sz="0" w:val="nil"/>
+              <w:left w:color="000000" w:space="0" w:sz="0" w:val="nil"/>
+              <w:bottom w:color="000000" w:space="0" w:sz="0" w:val="nil"/>
+              <w:right w:color="000000" w:space="0" w:sz="0" w:val="nil"/>
+            </w:tcBorders>
+            <w:tcMar>
+              <w:top w:w="100.0" w:type="dxa"/>
+              <w:left w:w="100.0" w:type="dxa"/>
+              <w:bottom w:w="100.0" w:type="dxa"/>
+              <w:right w:w="100.0" w:type="dxa"/>
+            </w:tcMar>
+            <w:vAlign w:val="top"/>
+          </w:tcPr>
+          <w:p>
+            <w:pPr>
+              <w:spacing w:after="240" w:before="240" w:lineRule="auto"/>
+              <w:rPr>
+                <w:rFonts w:ascii="Roboto Mono" w:cs="Roboto Mono" w:eastAsia="Roboto Mono" w:hAnsi="Roboto Mono"/>
+              </w:rPr>
+            </w:pPr>
+            <w:r>
+              <w:rPr>
+                <w:rFonts w:ascii="Atma" w:cs="Atma" w:eastAsia="Atma" w:hAnsi="Atma"/>
+                <w:rtl w:val="0"/>
+              </w:rPr>
+              <w:t xml:space="preserve">মাঝখান থেকে text নেয়</w:t>
+            </w:r>
+          </w:p>
+        </w:tc>
+      </w:tr>
+      <w:tr>
+        <w:trPr>
+          <w:cantSplit w:val="0"/>
+          <w:trHeight w:val="545" w:hRule="atLeast"/>
+          <w:tblHeader w:val="0"/>
+        </w:trPr>
+        <w:tc>
+          <w:tcPr>
+            <w:tcBorders>
+              <w:top w:color="000000" w:space="0" w:sz="0" w:val="nil"/>
+              <w:left w:color="000000" w:space="0" w:sz="0" w:val="nil"/>
+              <w:bottom w:color="000000" w:space="0" w:sz="0" w:val="nil"/>
+              <w:right w:color="000000" w:space="0" w:sz="0" w:val="nil"/>
+            </w:tcBorders>
+            <w:tcMar>
+              <w:top w:w="100.0" w:type="dxa"/>
+              <w:left w:w="100.0" w:type="dxa"/>
+              <w:bottom w:w="100.0" w:type="dxa"/>
+              <w:right w:w="100.0" w:type="dxa"/>
+            </w:tcMar>
+            <w:vAlign w:val="top"/>
+          </w:tcPr>
+          <w:p>
+            <w:pPr>
+              <w:spacing w:after="240" w:before="240" w:lineRule="auto"/>
+              <w:rPr>
+                <w:rFonts w:ascii="Roboto Mono" w:cs="Roboto Mono" w:eastAsia="Roboto Mono" w:hAnsi="Roboto Mono"/>
+              </w:rPr>
+            </w:pPr>
+            <w:r>
+              <w:rPr>
+                <w:rFonts w:ascii="Roboto Mono" w:cs="Roboto Mono" w:eastAsia="Roboto Mono" w:hAnsi="Roboto Mono"/>
+                <w:color w:val="188038"/>
+                <w:rtl w:val="0"/>
+              </w:rPr>
+              <w:t xml:space="preserve">Right()</w:t>
+            </w:r>
+            <w:r>
+              <w:rPr>
+                <w:rtl w:val="0"/>
+              </w:rPr>
+            </w:r>
+          </w:p>
+        </w:tc>
+        <w:tc>
+          <w:tcPr>
+            <w:tcBorders>
+              <w:top w:color="000000" w:space="0" w:sz="0" w:val="nil"/>
+              <w:left w:color="000000" w:space="0" w:sz="0" w:val="nil"/>
+              <w:bottom w:color="000000" w:space="0" w:sz="0" w:val="nil"/>
+              <w:right w:color="000000" w:space="0" w:sz="0" w:val="nil"/>
+            </w:tcBorders>
+            <w:tcMar>
+              <w:top w:w="100.0" w:type="dxa"/>
+              <w:left w:w="100.0" w:type="dxa"/>
+              <w:bottom w:w="100.0" w:type="dxa"/>
+              <w:right w:w="100.0" w:type="dxa"/>
+            </w:tcMar>
+            <w:vAlign w:val="top"/>
+          </w:tcPr>
+          <w:p>
+            <w:pPr>
+              <w:spacing w:after="240" w:before="240" w:lineRule="auto"/>
+              <w:rPr>
+                <w:rFonts w:ascii="Roboto Mono" w:cs="Roboto Mono" w:eastAsia="Roboto Mono" w:hAnsi="Roboto Mono"/>
+              </w:rPr>
+            </w:pPr>
+            <w:r>
+              <w:rPr>
+                <w:rFonts w:ascii="Atma" w:cs="Atma" w:eastAsia="Atma" w:hAnsi="Atma"/>
+                <w:rtl w:val="0"/>
+              </w:rPr>
+              <w:t xml:space="preserve">Right side থেকে text নেয়</w:t>
+            </w:r>
+          </w:p>
+        </w:tc>
+      </w:tr>
+      <w:tr>
+        <w:trPr>
+          <w:cantSplit w:val="0"/>
+          <w:trHeight w:val="545" w:hRule="atLeast"/>
+          <w:tblHeader w:val="0"/>
+        </w:trPr>
+        <w:tc>
+          <w:tcPr>
+            <w:tcBorders>
+              <w:top w:color="000000" w:space="0" w:sz="0" w:val="nil"/>
+              <w:left w:color="000000" w:space="0" w:sz="0" w:val="nil"/>
+              <w:bottom w:color="000000" w:space="0" w:sz="0" w:val="nil"/>
+              <w:right w:color="000000" w:space="0" w:sz="0" w:val="nil"/>
+            </w:tcBorders>
+            <w:tcMar>
+              <w:top w:w="100.0" w:type="dxa"/>
+              <w:left w:w="100.0" w:type="dxa"/>
+              <w:bottom w:w="100.0" w:type="dxa"/>
+              <w:right w:w="100.0" w:type="dxa"/>
+            </w:tcMar>
+            <w:vAlign w:val="top"/>
+          </w:tcPr>
+          <w:p>
+            <w:pPr>
+              <w:spacing w:after="240" w:before="240" w:lineRule="auto"/>
+              <w:rPr>
+                <w:rFonts w:ascii="Roboto Mono" w:cs="Roboto Mono" w:eastAsia="Roboto Mono" w:hAnsi="Roboto Mono"/>
+              </w:rPr>
+            </w:pPr>
+            <w:r>
+              <w:rPr>
+                <w:rFonts w:ascii="Roboto Mono" w:cs="Roboto Mono" w:eastAsia="Roboto Mono" w:hAnsi="Roboto Mono"/>
+                <w:color w:val="188038"/>
+                <w:rtl w:val="0"/>
+              </w:rPr>
+              <w:t xml:space="preserve">Abs()</w:t>
+            </w:r>
+            <w:r>
+              <w:rPr>
+                <w:rtl w:val="0"/>
+              </w:rPr>
+            </w:r>
+          </w:p>
+        </w:tc>
+        <w:tc>
+          <w:tcPr>
+            <w:tcBorders>
+              <w:top w:color="000000" w:space="0" w:sz="0" w:val="nil"/>
+              <w:left w:color="000000" w:space="0" w:sz="0" w:val="nil"/>
+              <w:bottom w:color="000000" w:space="0" w:sz="0" w:val="nil"/>
+              <w:right w:color="000000" w:space="0" w:sz="0" w:val="nil"/>
+            </w:tcBorders>
+            <w:tcMar>
+              <w:top w:w="100.0" w:type="dxa"/>
+              <w:left w:w="100.0" w:type="dxa"/>
+              <w:bottom w:w="100.0" w:type="dxa"/>
+              <w:right w:w="100.0" w:type="dxa"/>
+            </w:tcMar>
+            <w:vAlign w:val="top"/>
+          </w:tcPr>
+          <w:p>
+            <w:pPr>
+              <w:spacing w:after="240" w:before="240" w:lineRule="auto"/>
+              <w:rPr>
+                <w:rFonts w:ascii="Roboto Mono" w:cs="Roboto Mono" w:eastAsia="Roboto Mono" w:hAnsi="Roboto Mono"/>
+              </w:rPr>
+            </w:pPr>
+            <w:r>
+              <w:rPr>
+                <w:rFonts w:ascii="Atma" w:cs="Atma" w:eastAsia="Atma" w:hAnsi="Atma"/>
+                <w:rtl w:val="0"/>
+              </w:rPr>
+              <w:t xml:space="preserve">Negative remove করে</w:t>
+            </w:r>
+          </w:p>
+        </w:tc>
+      </w:tr>
+    </w:tbl>
+    <w:p>
+      <w:pPr>
+        <w:spacing w:after="240" w:before="240" w:lineRule="auto"/>
+        <w:rPr>
+          <w:rFonts w:ascii="Roboto Mono" w:cs="Roboto Mono" w:eastAsia="Roboto Mono" w:hAnsi="Roboto Mono"/>
+        </w:rPr>
       </w:pPr>
       <w:r>
         <w:pict>
@@ -2010,333 +6140,402 @@
     </w:p>
     <w:p>
       <w:pPr>
-        <w:pStyle w:val="Heading2"/>
+        <w:pStyle w:val="Heading1"/>
         <w:keepNext w:val="0"/>
         <w:keepLines w:val="0"/>
-        <w:spacing w:after="80" w:lineRule="auto"/>
-        <w:rPr>
-          <w:b w:val="1"/>
-          <w:bCs w:val="1"/>
-          <w:sz w:val="34"/>
-          <w:szCs w:val="34"/>
-        </w:rPr>
-      </w:pPr>
-      <w:bookmarkStart w:colFirst="0" w:colLast="0" w:name="_prgod3j5a68s" w:id="23"/>
-      <w:bookmarkEnd w:id="23"/>
-      <w:r>
-        <w:rPr>
-          <w:rFonts w:ascii="Vrinda" w:cs="Vrinda" w:eastAsia="Vrinda" w:hAnsi="Vrinda"/>
-          <w:b w:val="1"/>
-          <w:bCs w:val="1"/>
-          <w:sz w:val="34"/>
-          <w:szCs w:val="34"/>
-          <w:rtl w:val="0"/>
-        </w:rPr>
-        <w:t xml:space="preserve">Logic বোঝা</w:t>
+        <w:spacing w:before="480" w:lineRule="auto"/>
+        <w:rPr>
+          <w:rFonts w:ascii="Roboto Mono" w:cs="Roboto Mono" w:eastAsia="Roboto Mono" w:hAnsi="Roboto Mono"/>
+          <w:b w:val="1"/>
+          <w:bCs w:val="1"/>
+          <w:sz w:val="46"/>
+          <w:szCs w:val="46"/>
+        </w:rPr>
+      </w:pPr>
+      <w:bookmarkStart w:colFirst="0" w:colLast="0" w:name="_p9twvuqxebjl" w:id="52"/>
+      <w:bookmarkEnd w:id="52"/>
+      <w:r>
+        <w:rPr>
+          <w:rFonts w:ascii="Atma" w:cs="Atma" w:eastAsia="Atma" w:hAnsi="Atma"/>
+          <w:b w:val="1"/>
+          <w:bCs w:val="1"/>
+          <w:sz w:val="46"/>
+          <w:szCs w:val="46"/>
+          <w:rtl w:val="0"/>
+        </w:rPr>
+        <w:t xml:space="preserve">৮. Final Recommended Formula</w:t>
+      </w:r>
+    </w:p>
+    <w:p>
+      <w:pPr>
+        <w:spacing w:after="240" w:before="240" w:lineRule="auto"/>
+        <w:rPr>
+          <w:rFonts w:ascii="Roboto Mono" w:cs="Roboto Mono" w:eastAsia="Roboto Mono" w:hAnsi="Roboto Mono"/>
+        </w:rPr>
+      </w:pPr>
+      <w:r>
+        <w:rPr>
+          <w:rFonts w:ascii="Roboto Mono" w:cs="Roboto Mono" w:eastAsia="Roboto Mono" w:hAnsi="Roboto Mono"/>
+          <w:rtl w:val="0"/>
+        </w:rPr>
+        <w:t xml:space="preserve">If {@TYPECODE} = "IN" Then</w:t>
+      </w:r>
+    </w:p>
+    <w:p>
+      <w:pPr>
+        <w:spacing w:after="240" w:before="240" w:lineRule="auto"/>
+        <w:rPr>
+          <w:rFonts w:ascii="Roboto Mono" w:cs="Roboto Mono" w:eastAsia="Roboto Mono" w:hAnsi="Roboto Mono"/>
+        </w:rPr>
+      </w:pPr>
+      <w:r>
+        <w:rPr>
+          <w:rtl w:val="0"/>
+        </w:rPr>
+      </w:r>
+    </w:p>
+    <w:p>
+      <w:pPr>
+        <w:spacing w:after="240" w:before="240" w:lineRule="auto"/>
+        <w:rPr>
+          <w:rFonts w:ascii="Roboto Mono" w:cs="Roboto Mono" w:eastAsia="Roboto Mono" w:hAnsi="Roboto Mono"/>
+        </w:rPr>
+      </w:pPr>
+      <w:r>
+        <w:rPr>
+          <w:rFonts w:ascii="Roboto Mono" w:cs="Roboto Mono" w:eastAsia="Roboto Mono" w:hAnsi="Roboto Mono"/>
+          <w:rtl w:val="0"/>
+        </w:rPr>
+        <w:t xml:space="preserve">   Abs(</w:t>
+      </w:r>
+    </w:p>
+    <w:p>
+      <w:pPr>
+        <w:spacing w:after="240" w:before="240" w:lineRule="auto"/>
+        <w:rPr>
+          <w:rFonts w:ascii="Roboto Mono" w:cs="Roboto Mono" w:eastAsia="Roboto Mono" w:hAnsi="Roboto Mono"/>
+        </w:rPr>
+      </w:pPr>
+      <w:r>
+        <w:rPr>
+          <w:rFonts w:ascii="Roboto Mono" w:cs="Roboto Mono" w:eastAsia="Roboto Mono" w:hAnsi="Roboto Mono"/>
+          <w:rtl w:val="0"/>
+        </w:rPr>
+        <w:t xml:space="preserve">       DateDiff (</w:t>
+      </w:r>
+    </w:p>
+    <w:p>
+      <w:pPr>
+        <w:spacing w:after="240" w:before="240" w:lineRule="auto"/>
+        <w:rPr>
+          <w:rFonts w:ascii="Roboto Mono" w:cs="Roboto Mono" w:eastAsia="Roboto Mono" w:hAnsi="Roboto Mono"/>
+        </w:rPr>
+      </w:pPr>
+      <w:r>
+        <w:rPr>
+          <w:rFonts w:ascii="Roboto Mono" w:cs="Roboto Mono" w:eastAsia="Roboto Mono" w:hAnsi="Roboto Mono"/>
+          <w:rtl w:val="0"/>
+        </w:rPr>
+        <w:t xml:space="preserve">           "d",</w:t>
+      </w:r>
+    </w:p>
+    <w:p>
+      <w:pPr>
+        <w:spacing w:after="240" w:before="240" w:lineRule="auto"/>
+        <w:rPr>
+          <w:rFonts w:ascii="Roboto Mono" w:cs="Roboto Mono" w:eastAsia="Roboto Mono" w:hAnsi="Roboto Mono"/>
+        </w:rPr>
+      </w:pPr>
+      <w:r>
+        <w:rPr>
+          <w:rFonts w:ascii="Roboto Mono" w:cs="Roboto Mono" w:eastAsia="Roboto Mono" w:hAnsi="Roboto Mono"/>
+          <w:rtl w:val="0"/>
+        </w:rPr>
+        <w:t xml:space="preserve">           CurrentDate,</w:t>
+      </w:r>
+    </w:p>
+    <w:p>
+      <w:pPr>
+        <w:spacing w:after="240" w:before="240" w:lineRule="auto"/>
+        <w:rPr>
+          <w:rFonts w:ascii="Roboto Mono" w:cs="Roboto Mono" w:eastAsia="Roboto Mono" w:hAnsi="Roboto Mono"/>
+        </w:rPr>
+      </w:pPr>
+      <w:r>
+        <w:rPr>
+          <w:rtl w:val="0"/>
+        </w:rPr>
+      </w:r>
+    </w:p>
+    <w:p>
+      <w:pPr>
+        <w:spacing w:after="240" w:before="240" w:lineRule="auto"/>
+        <w:rPr>
+          <w:rFonts w:ascii="Roboto Mono" w:cs="Roboto Mono" w:eastAsia="Roboto Mono" w:hAnsi="Roboto Mono"/>
+        </w:rPr>
+      </w:pPr>
+      <w:r>
+        <w:rPr>
+          <w:rFonts w:ascii="Roboto Mono" w:cs="Roboto Mono" w:eastAsia="Roboto Mono" w:hAnsi="Roboto Mono"/>
+          <w:rtl w:val="0"/>
+        </w:rPr>
+        <w:t xml:space="preserve">           Date(</w:t>
+      </w:r>
+    </w:p>
+    <w:p>
+      <w:pPr>
+        <w:spacing w:after="240" w:before="240" w:lineRule="auto"/>
+        <w:rPr>
+          <w:rFonts w:ascii="Roboto Mono" w:cs="Roboto Mono" w:eastAsia="Roboto Mono" w:hAnsi="Roboto Mono"/>
+        </w:rPr>
+      </w:pPr>
+      <w:r>
+        <w:rPr>
+          <w:rFonts w:ascii="Roboto Mono" w:cs="Roboto Mono" w:eastAsia="Roboto Mono" w:hAnsi="Roboto Mono"/>
+          <w:rtl w:val="0"/>
+        </w:rPr>
+        <w:t xml:space="preserve">               ToNumber(Left(ToText({AROBL.DATEDUE},0,""),4)),</w:t>
+      </w:r>
+    </w:p>
+    <w:p>
+      <w:pPr>
+        <w:spacing w:after="240" w:before="240" w:lineRule="auto"/>
+        <w:rPr>
+          <w:rFonts w:ascii="Roboto Mono" w:cs="Roboto Mono" w:eastAsia="Roboto Mono" w:hAnsi="Roboto Mono"/>
+        </w:rPr>
+      </w:pPr>
+      <w:r>
+        <w:rPr>
+          <w:rFonts w:ascii="Roboto Mono" w:cs="Roboto Mono" w:eastAsia="Roboto Mono" w:hAnsi="Roboto Mono"/>
+          <w:rtl w:val="0"/>
+        </w:rPr>
+        <w:t xml:space="preserve">               ToNumber(Mid(ToText({AROBL.DATEDUE},0,""),5,2)),</w:t>
+      </w:r>
+    </w:p>
+    <w:p>
+      <w:pPr>
+        <w:spacing w:after="240" w:before="240" w:lineRule="auto"/>
+        <w:rPr>
+          <w:rFonts w:ascii="Roboto Mono" w:cs="Roboto Mono" w:eastAsia="Roboto Mono" w:hAnsi="Roboto Mono"/>
+        </w:rPr>
+      </w:pPr>
+      <w:r>
+        <w:rPr>
+          <w:rFonts w:ascii="Roboto Mono" w:cs="Roboto Mono" w:eastAsia="Roboto Mono" w:hAnsi="Roboto Mono"/>
+          <w:rtl w:val="0"/>
+        </w:rPr>
+        <w:t xml:space="preserve">               ToNumber(Right(ToText({AROBL.DATEDUE},0,""),2))</w:t>
+      </w:r>
+    </w:p>
+    <w:p>
+      <w:pPr>
+        <w:spacing w:after="240" w:before="240" w:lineRule="auto"/>
+        <w:rPr>
+          <w:rFonts w:ascii="Roboto Mono" w:cs="Roboto Mono" w:eastAsia="Roboto Mono" w:hAnsi="Roboto Mono"/>
+        </w:rPr>
+      </w:pPr>
+      <w:r>
+        <w:rPr>
+          <w:rFonts w:ascii="Roboto Mono" w:cs="Roboto Mono" w:eastAsia="Roboto Mono" w:hAnsi="Roboto Mono"/>
+          <w:rtl w:val="0"/>
+        </w:rPr>
+        <w:t xml:space="preserve">           )</w:t>
+      </w:r>
+    </w:p>
+    <w:p>
+      <w:pPr>
+        <w:spacing w:after="240" w:before="240" w:lineRule="auto"/>
+        <w:rPr>
+          <w:rFonts w:ascii="Roboto Mono" w:cs="Roboto Mono" w:eastAsia="Roboto Mono" w:hAnsi="Roboto Mono"/>
+        </w:rPr>
+      </w:pPr>
+      <w:r>
+        <w:rPr>
+          <w:rFonts w:ascii="Roboto Mono" w:cs="Roboto Mono" w:eastAsia="Roboto Mono" w:hAnsi="Roboto Mono"/>
+          <w:rtl w:val="0"/>
+        </w:rPr>
+        <w:t xml:space="preserve">       )</w:t>
+      </w:r>
+    </w:p>
+    <w:p>
+      <w:pPr>
+        <w:spacing w:after="240" w:before="240" w:lineRule="auto"/>
+        <w:rPr>
+          <w:rFonts w:ascii="Roboto Mono" w:cs="Roboto Mono" w:eastAsia="Roboto Mono" w:hAnsi="Roboto Mono"/>
+        </w:rPr>
+      </w:pPr>
+      <w:r>
+        <w:rPr>
+          <w:rFonts w:ascii="Roboto Mono" w:cs="Roboto Mono" w:eastAsia="Roboto Mono" w:hAnsi="Roboto Mono"/>
+          <w:rtl w:val="0"/>
+        </w:rPr>
+        <w:t xml:space="preserve">   )</w:t>
+      </w:r>
+    </w:p>
+    <w:p>
+      <w:pPr>
+        <w:spacing w:after="240" w:before="240" w:lineRule="auto"/>
+        <w:rPr>
+          <w:rFonts w:ascii="Roboto Mono" w:cs="Roboto Mono" w:eastAsia="Roboto Mono" w:hAnsi="Roboto Mono"/>
+        </w:rPr>
+      </w:pPr>
+      <w:r>
+        <w:rPr>
+          <w:rtl w:val="0"/>
+        </w:rPr>
+      </w:r>
+    </w:p>
+    <w:p>
+      <w:pPr>
+        <w:spacing w:after="240" w:before="240" w:lineRule="auto"/>
+        <w:rPr>
+          <w:rFonts w:ascii="Roboto Mono" w:cs="Roboto Mono" w:eastAsia="Roboto Mono" w:hAnsi="Roboto Mono"/>
+        </w:rPr>
+      </w:pPr>
+      <w:r>
+        <w:rPr>
+          <w:rFonts w:ascii="Roboto Mono" w:cs="Roboto Mono" w:eastAsia="Roboto Mono" w:hAnsi="Roboto Mono"/>
+          <w:rtl w:val="0"/>
+        </w:rPr>
+        <w:t xml:space="preserve">Else</w:t>
+      </w:r>
+    </w:p>
+    <w:p>
+      <w:pPr>
+        <w:spacing w:after="240" w:before="240" w:lineRule="auto"/>
+        <w:rPr>
+          <w:rFonts w:ascii="Roboto Mono" w:cs="Roboto Mono" w:eastAsia="Roboto Mono" w:hAnsi="Roboto Mono"/>
+        </w:rPr>
+      </w:pPr>
+      <w:r>
+        <w:rPr>
+          <w:rFonts w:ascii="Roboto Mono" w:cs="Roboto Mono" w:eastAsia="Roboto Mono" w:hAnsi="Roboto Mono"/>
+          <w:rtl w:val="0"/>
+        </w:rPr>
+        <w:t xml:space="preserve">   ""</w:t>
+      </w:r>
+    </w:p>
+    <w:p>
+      <w:pPr>
+        <w:pStyle w:val="Heading3"/>
+        <w:keepNext w:val="0"/>
+        <w:keepLines w:val="0"/>
+        <w:spacing w:before="280" w:lineRule="auto"/>
+        <w:rPr>
+          <w:rFonts w:ascii="Roboto Mono" w:cs="Roboto Mono" w:eastAsia="Roboto Mono" w:hAnsi="Roboto Mono"/>
+          <w:b w:val="1"/>
+          <w:bCs w:val="1"/>
+          <w:color w:val="000000"/>
+          <w:sz w:val="26"/>
+          <w:szCs w:val="26"/>
+        </w:rPr>
+      </w:pPr>
+      <w:bookmarkStart w:colFirst="0" w:colLast="0" w:name="_p17xq0ynklla" w:id="53"/>
+      <w:bookmarkEnd w:id="53"/>
+      <w:r>
+        <w:rPr>
+          <w:rFonts w:ascii="Atma" w:cs="Atma" w:eastAsia="Atma" w:hAnsi="Atma"/>
+          <w:b w:val="1"/>
+          <w:bCs w:val="1"/>
+          <w:color w:val="000000"/>
+          <w:sz w:val="26"/>
+          <w:szCs w:val="26"/>
+          <w:rtl w:val="0"/>
+        </w:rPr>
+        <w:t xml:space="preserve">এটা সবচেয়ে clean formula:</w:t>
       </w:r>
     </w:p>
     <w:p>
       <w:pPr>
         <w:numPr>
           <w:ilvl w:val="0"/>
-          <w:numId w:val="1"/>
+          <w:numId w:val="11"/>
         </w:numPr>
         <w:spacing w:after="0" w:afterAutospacing="0" w:before="240" w:lineRule="auto"/>
         <w:ind w:left="720" w:hanging="360"/>
-      </w:pPr>
-      <w:r>
-        <w:rPr>
-          <w:rFonts w:ascii="Roboto Mono" w:cs="Roboto Mono" w:eastAsia="Roboto Mono" w:hAnsi="Roboto Mono"/>
-          <w:color w:val="188038"/>
-          <w:rtl w:val="0"/>
-        </w:rPr>
-        <w:t xml:space="preserve">IsNull({AROBL.IDRMIT})</w:t>
-      </w:r>
-      <w:r>
-        <w:rPr>
-          <w:rFonts w:ascii="Arial Unicode MS" w:cs="Arial Unicode MS" w:eastAsia="Arial Unicode MS" w:hAnsi="Arial Unicode MS"/>
-          <w:rtl w:val="0"/>
-        </w:rPr>
-        <w:t xml:space="preserve"> → field null কিনা check করে</w:t>
+        <w:rPr>
+          <w:rFonts w:ascii="Roboto Mono" w:cs="Roboto Mono" w:eastAsia="Roboto Mono" w:hAnsi="Roboto Mono"/>
+        </w:rPr>
+      </w:pPr>
+      <w:r>
+        <w:rPr>
+          <w:rFonts w:ascii="Atma" w:cs="Atma" w:eastAsia="Atma" w:hAnsi="Atma"/>
+          <w:rtl w:val="0"/>
+        </w:rPr>
+        <w:t xml:space="preserve">Only IN rows দেখাবে</w:t>
       </w:r>
     </w:p>
     <w:p>
       <w:pPr>
         <w:numPr>
           <w:ilvl w:val="0"/>
-          <w:numId w:val="1"/>
+          <w:numId w:val="11"/>
         </w:numPr>
         <w:spacing w:after="0" w:afterAutospacing="0" w:before="0" w:beforeAutospacing="0" w:lineRule="auto"/>
         <w:ind w:left="720" w:hanging="360"/>
-      </w:pPr>
-      <w:r>
-        <w:rPr>
-          <w:rFonts w:ascii="Roboto Mono" w:cs="Roboto Mono" w:eastAsia="Roboto Mono" w:hAnsi="Roboto Mono"/>
-          <w:color w:val="188038"/>
-          <w:rtl w:val="0"/>
-        </w:rPr>
-        <w:t xml:space="preserve">{AROBL.IDRMIT} &lt;&gt; ""</w:t>
-      </w:r>
-      <w:r>
-        <w:rPr>
-          <w:rFonts w:ascii="Arial Unicode MS" w:cs="Arial Unicode MS" w:eastAsia="Arial Unicode MS" w:hAnsi="Arial Unicode MS"/>
-          <w:rtl w:val="0"/>
-        </w:rPr>
-        <w:t xml:space="preserve"> → field blank কিনা check করে</w:t>
+        <w:rPr>
+          <w:rFonts w:ascii="Roboto Mono" w:cs="Roboto Mono" w:eastAsia="Roboto Mono" w:hAnsi="Roboto Mono"/>
+        </w:rPr>
+      </w:pPr>
+      <w:r>
+        <w:rPr>
+          <w:rFonts w:ascii="Atma" w:cs="Atma" w:eastAsia="Atma" w:hAnsi="Atma"/>
+          <w:rtl w:val="0"/>
+        </w:rPr>
+        <w:t xml:space="preserve">Negative remove করবে</w:t>
       </w:r>
     </w:p>
     <w:p>
       <w:pPr>
         <w:numPr>
           <w:ilvl w:val="0"/>
-          <w:numId w:val="1"/>
+          <w:numId w:val="11"/>
+        </w:numPr>
+        <w:spacing w:after="0" w:afterAutospacing="0" w:before="0" w:beforeAutospacing="0" w:lineRule="auto"/>
+        <w:ind w:left="720" w:hanging="360"/>
+        <w:rPr>
+          <w:rFonts w:ascii="Roboto Mono" w:cs="Roboto Mono" w:eastAsia="Roboto Mono" w:hAnsi="Roboto Mono"/>
+        </w:rPr>
+      </w:pPr>
+      <w:r>
+        <w:rPr>
+          <w:rFonts w:ascii="Atma" w:cs="Atma" w:eastAsia="Atma" w:hAnsi="Atma"/>
+          <w:rtl w:val="0"/>
+        </w:rPr>
+        <w:t xml:space="preserve">Blank support করবে</w:t>
+      </w:r>
+    </w:p>
+    <w:p>
+      <w:pPr>
+        <w:numPr>
+          <w:ilvl w:val="0"/>
+          <w:numId w:val="11"/>
         </w:numPr>
         <w:spacing w:after="240" w:before="0" w:beforeAutospacing="0" w:lineRule="auto"/>
         <w:ind w:left="720" w:hanging="360"/>
-      </w:pPr>
-      <w:r>
-        <w:rPr>
-          <w:rFonts w:ascii="Roboto Mono" w:cs="Roboto Mono" w:eastAsia="Roboto Mono" w:hAnsi="Roboto Mono"/>
-          <w:color w:val="188038"/>
-          <w:rtl w:val="0"/>
-        </w:rPr>
-        <w:t xml:space="preserve">ToText({@Date})</w:t>
-      </w:r>
-      <w:r>
-        <w:rPr>
-          <w:rFonts w:ascii="Arial Unicode MS" w:cs="Arial Unicode MS" w:eastAsia="Arial Unicode MS" w:hAnsi="Arial Unicode MS"/>
-          <w:rtl w:val="0"/>
-        </w:rPr>
-        <w:t xml:space="preserve"> → date কে text-এ convert করে</w:t>
-      </w:r>
-    </w:p>
-    <w:p>
-      <w:pPr>
-        <w:spacing w:after="240" w:before="240" w:lineRule="auto"/>
-        <w:rPr/>
-      </w:pPr>
-      <w:r>
-        <w:pict>
-          <v:rect style="width:0.0pt;height:1.5pt" o:hr="t" o:hrstd="t" o:hralign="center" fillcolor="#A0A0A0" stroked="f"/>
-        </w:pict>
-      </w:r>
-      <w:r>
-        <w:rPr>
-          <w:rtl w:val="0"/>
-        </w:rPr>
-      </w:r>
-    </w:p>
-    <w:p>
-      <w:pPr>
-        <w:pStyle w:val="Heading2"/>
-        <w:keepNext w:val="0"/>
-        <w:keepLines w:val="0"/>
-        <w:spacing w:after="80" w:lineRule="auto"/>
-        <w:rPr>
-          <w:b w:val="1"/>
-          <w:bCs w:val="1"/>
-          <w:sz w:val="34"/>
-          <w:szCs w:val="34"/>
-        </w:rPr>
-      </w:pPr>
-      <w:bookmarkStart w:colFirst="0" w:colLast="0" w:name="_ptf8o3os80z7" w:id="24"/>
-      <w:bookmarkEnd w:id="24"/>
-      <w:r>
-        <w:rPr>
-          <w:rFonts w:ascii="Vrinda" w:cs="Vrinda" w:eastAsia="Vrinda" w:hAnsi="Vrinda"/>
-          <w:b w:val="1"/>
-          <w:bCs w:val="1"/>
-          <w:sz w:val="34"/>
-          <w:szCs w:val="34"/>
-          <w:rtl w:val="0"/>
-        </w:rPr>
-        <w:t xml:space="preserve">কাজের নিয়ম</w:t>
-      </w:r>
-    </w:p>
-    <w:p>
-      <w:pPr>
-        <w:numPr>
-          <w:ilvl w:val="0"/>
-          <w:numId w:val="4"/>
-        </w:numPr>
-        <w:spacing w:after="0" w:afterAutospacing="0" w:before="240" w:lineRule="auto"/>
-        <w:ind w:left="720" w:hanging="360"/>
-      </w:pPr>
-      <w:r>
-        <w:rPr>
-          <w:rFonts w:ascii="Roboto Mono" w:cs="Roboto Mono" w:eastAsia="Roboto Mono" w:hAnsi="Roboto Mono"/>
-          <w:color w:val="188038"/>
-          <w:rtl w:val="0"/>
-        </w:rPr>
-        <w:t xml:space="preserve">IDRMIT</w:t>
-      </w:r>
-      <w:r>
-        <w:rPr>
-          <w:rFonts w:ascii="Arial Unicode MS" w:cs="Arial Unicode MS" w:eastAsia="Arial Unicode MS" w:hAnsi="Arial Unicode MS"/>
-          <w:rtl w:val="0"/>
-        </w:rPr>
-        <w:t xml:space="preserve">-এ value থাকলে → </w:t>
-      </w:r>
-      <w:r>
-        <w:rPr>
-          <w:b w:val="1"/>
-          <w:bCs w:val="1"/>
-          <w:rtl w:val="0"/>
-        </w:rPr>
-        <w:t xml:space="preserve">IDRMIT show</w:t>
-      </w:r>
-    </w:p>
-    <w:p>
-      <w:pPr>
-        <w:numPr>
-          <w:ilvl w:val="0"/>
-          <w:numId w:val="4"/>
-        </w:numPr>
-        <w:spacing w:after="240" w:before="0" w:beforeAutospacing="0" w:lineRule="auto"/>
-        <w:ind w:left="720" w:hanging="360"/>
-      </w:pPr>
-      <w:r>
-        <w:rPr>
-          <w:rFonts w:ascii="Roboto Mono" w:cs="Roboto Mono" w:eastAsia="Roboto Mono" w:hAnsi="Roboto Mono"/>
-          <w:color w:val="188038"/>
-          <w:rtl w:val="0"/>
-        </w:rPr>
-        <w:t xml:space="preserve">IDRMIT</w:t>
-      </w:r>
-      <w:r>
-        <w:rPr>
-          <w:rFonts w:ascii="Arial Unicode MS" w:cs="Arial Unicode MS" w:eastAsia="Arial Unicode MS" w:hAnsi="Arial Unicode MS"/>
-          <w:rtl w:val="0"/>
-        </w:rPr>
-        <w:t xml:space="preserve"> null/blank হলে → </w:t>
-      </w:r>
-      <w:r>
-        <w:rPr>
-          <w:b w:val="1"/>
-          <w:bCs w:val="1"/>
-          <w:rtl w:val="0"/>
-        </w:rPr>
-        <w:t xml:space="preserve">@Date show</w:t>
-      </w:r>
-    </w:p>
-    <w:p>
-      <w:pPr>
-        <w:spacing w:after="240" w:before="240" w:lineRule="auto"/>
-        <w:rPr/>
-      </w:pPr>
-      <w:r>
-        <w:pict>
-          <v:rect style="width:0.0pt;height:1.5pt" o:hr="t" o:hrstd="t" o:hralign="center" fillcolor="#A0A0A0" stroked="f"/>
-        </w:pict>
-      </w:r>
-      <w:r>
-        <w:rPr>
-          <w:rtl w:val="0"/>
-        </w:rPr>
-      </w:r>
-    </w:p>
-    <w:p>
-      <w:pPr>
-        <w:pStyle w:val="Heading2"/>
-        <w:keepNext w:val="0"/>
-        <w:keepLines w:val="0"/>
-        <w:spacing w:after="80" w:lineRule="auto"/>
-        <w:rPr>
-          <w:b w:val="1"/>
-          <w:bCs w:val="1"/>
-          <w:sz w:val="34"/>
-          <w:szCs w:val="34"/>
-        </w:rPr>
-      </w:pPr>
-      <w:bookmarkStart w:colFirst="0" w:colLast="0" w:name="_nn87848owhas" w:id="25"/>
-      <w:bookmarkEnd w:id="25"/>
-      <w:r>
-        <w:rPr>
-          <w:b w:val="1"/>
-          <w:bCs w:val="1"/>
-          <w:sz w:val="34"/>
-          <w:szCs w:val="34"/>
-          <w:rtl w:val="0"/>
-        </w:rPr>
-        <w:t xml:space="preserve">Output Example</w:t>
-      </w:r>
-    </w:p>
-    <w:p>
-      <w:pPr>
-        <w:numPr>
-          <w:ilvl w:val="0"/>
-          <w:numId w:val="2"/>
-        </w:numPr>
-        <w:spacing w:after="0" w:afterAutospacing="0" w:before="240" w:lineRule="auto"/>
-        <w:ind w:left="720" w:hanging="360"/>
-      </w:pPr>
-      <w:r>
-        <w:rPr>
-          <w:rtl w:val="0"/>
-        </w:rPr>
-        <w:t xml:space="preserve">IDRMIT = </w:t>
-      </w:r>
-      <w:r>
-        <w:rPr>
-          <w:rFonts w:ascii="Roboto Mono" w:cs="Roboto Mono" w:eastAsia="Roboto Mono" w:hAnsi="Roboto Mono"/>
-          <w:color w:val="188038"/>
-          <w:rtl w:val="0"/>
-        </w:rPr>
-        <w:t xml:space="preserve">20241231</w:t>
-      </w:r>
-      <w:r>
-        <w:rPr>
-          <w:rFonts w:ascii="Arial Unicode MS" w:cs="Arial Unicode MS" w:eastAsia="Arial Unicode MS" w:hAnsi="Arial Unicode MS"/>
-          <w:rtl w:val="0"/>
-        </w:rPr>
-        <w:t xml:space="preserve"> → Output: </w:t>
-      </w:r>
-      <w:r>
-        <w:rPr>
-          <w:rFonts w:ascii="Roboto Mono" w:cs="Roboto Mono" w:eastAsia="Roboto Mono" w:hAnsi="Roboto Mono"/>
-          <w:color w:val="188038"/>
-          <w:rtl w:val="0"/>
-        </w:rPr>
-        <w:t xml:space="preserve">20241231</w:t>
-      </w:r>
-    </w:p>
-    <w:p>
-      <w:pPr>
-        <w:numPr>
-          <w:ilvl w:val="0"/>
-          <w:numId w:val="2"/>
-        </w:numPr>
-        <w:spacing w:after="240" w:before="0" w:beforeAutospacing="0" w:lineRule="auto"/>
-        <w:ind w:left="720" w:hanging="360"/>
-      </w:pPr>
-      <w:r>
-        <w:rPr>
-          <w:rtl w:val="0"/>
-        </w:rPr>
-        <w:t xml:space="preserve">IDRMIT = </w:t>
-      </w:r>
-      <w:r>
-        <w:rPr>
-          <w:rFonts w:ascii="Roboto Mono" w:cs="Roboto Mono" w:eastAsia="Roboto Mono" w:hAnsi="Roboto Mono"/>
-          <w:color w:val="188038"/>
-          <w:rtl w:val="0"/>
-        </w:rPr>
-        <w:t xml:space="preserve">null</w:t>
-      </w:r>
-      <w:r>
-        <w:rPr>
-          <w:rFonts w:ascii="Arial Unicode MS" w:cs="Arial Unicode MS" w:eastAsia="Arial Unicode MS" w:hAnsi="Arial Unicode MS"/>
-          <w:rtl w:val="0"/>
-        </w:rPr>
-        <w:t xml:space="preserve"> → Output: </w:t>
-      </w:r>
-      <w:r>
-        <w:rPr>
-          <w:rFonts w:ascii="Roboto Mono" w:cs="Roboto Mono" w:eastAsia="Roboto Mono" w:hAnsi="Roboto Mono"/>
-          <w:color w:val="188038"/>
-          <w:rtl w:val="0"/>
-        </w:rPr>
-        <w:t xml:space="preserve">12/31/2024</w:t>
+        <w:rPr>
+          <w:rFonts w:ascii="Roboto Mono" w:cs="Roboto Mono" w:eastAsia="Roboto Mono" w:hAnsi="Roboto Mono"/>
+        </w:rPr>
+      </w:pPr>
+      <w:r>
+        <w:rPr>
+          <w:rFonts w:ascii="Atma" w:cs="Atma" w:eastAsia="Atma" w:hAnsi="Atma"/>
+          <w:rtl w:val="0"/>
+        </w:rPr>
+        <w:t xml:space="preserve">Sage numeric date support করবে</w:t>
+      </w:r>
+    </w:p>
+    <w:p>
+      <w:pPr>
+        <w:spacing w:after="240" w:before="240" w:lineRule="auto"/>
+        <w:rPr>
+          <w:rFonts w:ascii="Roboto Mono" w:cs="Roboto Mono" w:eastAsia="Roboto Mono" w:hAnsi="Roboto Mono"/>
+        </w:rPr>
+      </w:pPr>
+      <w:r>
+        <w:rPr>
+          <w:rtl w:val="0"/>
+        </w:rPr>
       </w:r>
     </w:p>
     <w:p>
@@ -3145,6 +7344,116 @@
   <w:abstractNum w:abstractNumId="8">
     <w:lvl w:ilvl="0">
       <w:start w:val="1"/>
+      <w:numFmt w:val="bullet"/>
+      <w:lvlText w:val="●"/>
+      <w:lvlJc w:val="left"/>
+      <w:pPr>
+        <w:ind w:left="720" w:hanging="360"/>
+      </w:pPr>
+      <w:rPr>
+        <w:u w:val="none"/>
+      </w:rPr>
+    </w:lvl>
+    <w:lvl w:ilvl="1">
+      <w:start w:val="1"/>
+      <w:numFmt w:val="bullet"/>
+      <w:lvlText w:val="○"/>
+      <w:lvlJc w:val="left"/>
+      <w:pPr>
+        <w:ind w:left="1440" w:hanging="360"/>
+      </w:pPr>
+      <w:rPr>
+        <w:u w:val="none"/>
+      </w:rPr>
+    </w:lvl>
+    <w:lvl w:ilvl="2">
+      <w:start w:val="1"/>
+      <w:numFmt w:val="bullet"/>
+      <w:lvlText w:val="■"/>
+      <w:lvlJc w:val="left"/>
+      <w:pPr>
+        <w:ind w:left="2160" w:hanging="360"/>
+      </w:pPr>
+      <w:rPr>
+        <w:u w:val="none"/>
+      </w:rPr>
+    </w:lvl>
+    <w:lvl w:ilvl="3">
+      <w:start w:val="1"/>
+      <w:numFmt w:val="bullet"/>
+      <w:lvlText w:val="●"/>
+      <w:lvlJc w:val="left"/>
+      <w:pPr>
+        <w:ind w:left="2880" w:hanging="360"/>
+      </w:pPr>
+      <w:rPr>
+        <w:u w:val="none"/>
+      </w:rPr>
+    </w:lvl>
+    <w:lvl w:ilvl="4">
+      <w:start w:val="1"/>
+      <w:numFmt w:val="bullet"/>
+      <w:lvlText w:val="○"/>
+      <w:lvlJc w:val="left"/>
+      <w:pPr>
+        <w:ind w:left="3600" w:hanging="360"/>
+      </w:pPr>
+      <w:rPr>
+        <w:u w:val="none"/>
+      </w:rPr>
+    </w:lvl>
+    <w:lvl w:ilvl="5">
+      <w:start w:val="1"/>
+      <w:numFmt w:val="bullet"/>
+      <w:lvlText w:val="■"/>
+      <w:lvlJc w:val="left"/>
+      <w:pPr>
+        <w:ind w:left="4320" w:hanging="360"/>
+      </w:pPr>
+      <w:rPr>
+        <w:u w:val="none"/>
+      </w:rPr>
+    </w:lvl>
+    <w:lvl w:ilvl="6">
+      <w:start w:val="1"/>
+      <w:numFmt w:val="bullet"/>
+      <w:lvlText w:val="●"/>
+      <w:lvlJc w:val="left"/>
+      <w:pPr>
+        <w:ind w:left="5040" w:hanging="360"/>
+      </w:pPr>
+      <w:rPr>
+        <w:u w:val="none"/>
+      </w:rPr>
+    </w:lvl>
+    <w:lvl w:ilvl="7">
+      <w:start w:val="1"/>
+      <w:numFmt w:val="bullet"/>
+      <w:lvlText w:val="○"/>
+      <w:lvlJc w:val="left"/>
+      <w:pPr>
+        <w:ind w:left="5760" w:hanging="360"/>
+      </w:pPr>
+      <w:rPr>
+        <w:u w:val="none"/>
+      </w:rPr>
+    </w:lvl>
+    <w:lvl w:ilvl="8">
+      <w:start w:val="1"/>
+      <w:numFmt w:val="bullet"/>
+      <w:lvlText w:val="■"/>
+      <w:lvlJc w:val="left"/>
+      <w:pPr>
+        <w:ind w:left="6480" w:hanging="360"/>
+      </w:pPr>
+      <w:rPr>
+        <w:u w:val="none"/>
+      </w:rPr>
+    </w:lvl>
+  </w:abstractNum>
+  <w:abstractNum w:abstractNumId="9">
+    <w:lvl w:ilvl="0">
+      <w:start w:val="1"/>
       <w:numFmt w:val="decimal"/>
       <w:lvlText w:val="%1."/>
       <w:lvlJc w:val="left"/>
@@ -3252,7 +7561,117 @@
       </w:rPr>
     </w:lvl>
   </w:abstractNum>
-  <w:abstractNum w:abstractNumId="9">
+  <w:abstractNum w:abstractNumId="10">
+    <w:lvl w:ilvl="0">
+      <w:start w:val="1"/>
+      <w:numFmt w:val="bullet"/>
+      <w:lvlText w:val="●"/>
+      <w:lvlJc w:val="left"/>
+      <w:pPr>
+        <w:ind w:left="720" w:hanging="360"/>
+      </w:pPr>
+      <w:rPr>
+        <w:u w:val="none"/>
+      </w:rPr>
+    </w:lvl>
+    <w:lvl w:ilvl="1">
+      <w:start w:val="1"/>
+      <w:numFmt w:val="bullet"/>
+      <w:lvlText w:val="○"/>
+      <w:lvlJc w:val="left"/>
+      <w:pPr>
+        <w:ind w:left="1440" w:hanging="360"/>
+      </w:pPr>
+      <w:rPr>
+        <w:u w:val="none"/>
+      </w:rPr>
+    </w:lvl>
+    <w:lvl w:ilvl="2">
+      <w:start w:val="1"/>
+      <w:numFmt w:val="bullet"/>
+      <w:lvlText w:val="■"/>
+      <w:lvlJc w:val="left"/>
+      <w:pPr>
+        <w:ind w:left="2160" w:hanging="360"/>
+      </w:pPr>
+      <w:rPr>
+        <w:u w:val="none"/>
+      </w:rPr>
+    </w:lvl>
+    <w:lvl w:ilvl="3">
+      <w:start w:val="1"/>
+      <w:numFmt w:val="bullet"/>
+      <w:lvlText w:val="●"/>
+      <w:lvlJc w:val="left"/>
+      <w:pPr>
+        <w:ind w:left="2880" w:hanging="360"/>
+      </w:pPr>
+      <w:rPr>
+        <w:u w:val="none"/>
+      </w:rPr>
+    </w:lvl>
+    <w:lvl w:ilvl="4">
+      <w:start w:val="1"/>
+      <w:numFmt w:val="bullet"/>
+      <w:lvlText w:val="○"/>
+      <w:lvlJc w:val="left"/>
+      <w:pPr>
+        <w:ind w:left="3600" w:hanging="360"/>
+      </w:pPr>
+      <w:rPr>
+        <w:u w:val="none"/>
+      </w:rPr>
+    </w:lvl>
+    <w:lvl w:ilvl="5">
+      <w:start w:val="1"/>
+      <w:numFmt w:val="bullet"/>
+      <w:lvlText w:val="■"/>
+      <w:lvlJc w:val="left"/>
+      <w:pPr>
+        <w:ind w:left="4320" w:hanging="360"/>
+      </w:pPr>
+      <w:rPr>
+        <w:u w:val="none"/>
+      </w:rPr>
+    </w:lvl>
+    <w:lvl w:ilvl="6">
+      <w:start w:val="1"/>
+      <w:numFmt w:val="bullet"/>
+      <w:lvlText w:val="●"/>
+      <w:lvlJc w:val="left"/>
+      <w:pPr>
+        <w:ind w:left="5040" w:hanging="360"/>
+      </w:pPr>
+      <w:rPr>
+        <w:u w:val="none"/>
+      </w:rPr>
+    </w:lvl>
+    <w:lvl w:ilvl="7">
+      <w:start w:val="1"/>
+      <w:numFmt w:val="bullet"/>
+      <w:lvlText w:val="○"/>
+      <w:lvlJc w:val="left"/>
+      <w:pPr>
+        <w:ind w:left="5760" w:hanging="360"/>
+      </w:pPr>
+      <w:rPr>
+        <w:u w:val="none"/>
+      </w:rPr>
+    </w:lvl>
+    <w:lvl w:ilvl="8">
+      <w:start w:val="1"/>
+      <w:numFmt w:val="bullet"/>
+      <w:lvlText w:val="■"/>
+      <w:lvlJc w:val="left"/>
+      <w:pPr>
+        <w:ind w:left="6480" w:hanging="360"/>
+      </w:pPr>
+      <w:rPr>
+        <w:u w:val="none"/>
+      </w:rPr>
+    </w:lvl>
+  </w:abstractNum>
+  <w:abstractNum w:abstractNumId="11">
     <w:lvl w:ilvl="0">
       <w:start w:val="1"/>
       <w:numFmt w:val="bullet"/>
@@ -3388,6 +7807,12 @@
   </w:num>
   <w:num w:numId="9">
     <w:abstractNumId w:val="9"/>
+  </w:num>
+  <w:num w:numId="10">
+    <w:abstractNumId w:val="10"/>
+  </w:num>
+  <w:num w:numId="11">
+    <w:abstractNumId w:val="11"/>
   </w:num>
 </w:numbering>
 </file>
@@ -3556,6 +7981,22 @@
       <w:sz w:val="30"/>
       <w:szCs w:val="30"/>
     </w:rPr>
+  </w:style>
+  <w:style w:type="table" w:styleId="Table1">
+    <w:basedOn w:val="TableNormal"/>
+    <w:tblPr>
+      <w:tblStyleRowBandSize w:val="1"/>
+      <w:tblStyleColBandSize w:val="1"/>
+      <w:tblCellMar/>
+    </w:tblPr>
+  </w:style>
+  <w:style w:type="table" w:styleId="Table2">
+    <w:basedOn w:val="TableNormal"/>
+    <w:tblPr>
+      <w:tblStyleRowBandSize w:val="1"/>
+      <w:tblStyleColBandSize w:val="1"/>
+      <w:tblCellMar/>
+    </w:tblPr>
   </w:style>
 </w:styles>
 </file>
